--- a/backend/templates/docx/AM_AI_SAFE_FAIRA_Report_TEMPLATE_v0.18_20260126.docx
+++ b/backend/templates/docx/AM_AI_SAFE_FAIRA_Report_TEMPLATE_v0.18_20260126.docx
@@ -3387,27 +3387,7 @@
           <w:lang w:eastAsia="en-AU"/>
           <w14:ligatures w14:val="none"/>
         </w:rPr>
-        <w:t xml:space="preserve"> out of 100. This rating reflects the combined effect of assessed impact, likelihood, and control effectiveness across all FAIRA domains, </w:t>
-      </w:r>
-      <w:proofErr w:type="gramStart"/>
-      <w:r>
-        <w:rPr>
-          <w:rFonts w:eastAsia="Times New Roman" w:cs="Arial"/>
-          <w:kern w:val="0"/>
-          <w:lang w:eastAsia="en-AU"/>
-          <w14:ligatures w14:val="none"/>
-        </w:rPr>
-        <w:t>taking into account</w:t>
-      </w:r>
-      <w:proofErr w:type="gramEnd"/>
-      <w:r>
-        <w:rPr>
-          <w:rFonts w:eastAsia="Times New Roman" w:cs="Arial"/>
-          <w:kern w:val="0"/>
-          <w:lang w:eastAsia="en-AU"/>
-          <w14:ligatures w14:val="none"/>
-        </w:rPr>
-        <w:t xml:space="preserve"> relevant risk modifiers such as system autonomy, data quality considerations, and user expertise.</w:t>
+        <w:t xml:space="preserve"> out of 100. This rating reflects the combined effect of assessed impact, likelihood, and control effectiveness across all FAIRA domains, taking into account relevant risk modifiers such as system autonomy, data quality considerations, and user expertise.</w:t>
       </w:r>
     </w:p>
     <w:p>
@@ -3428,29 +3408,7 @@
           <w:lang w:val="en-AU" w:eastAsia="en-AU"/>
           <w14:ligatures w14:val="none"/>
         </w:rPr>
-        <w:t>{{</w:t>
-      </w:r>
-      <w:proofErr w:type="gramStart"/>
-      <w:r>
-        <w:rPr>
-          <w:rFonts w:eastAsia="Times New Roman" w:cs="Arial"/>
-          <w:kern w:val="0"/>
-          <w:highlight w:val="yellow"/>
-          <w:lang w:val="en-AU" w:eastAsia="en-AU"/>
-          <w14:ligatures w14:val="none"/>
-        </w:rPr>
-        <w:t>ai.f</w:t>
-      </w:r>
-      <w:proofErr w:type="gramEnd"/>
-      <w:r>
-        <w:rPr>
-          <w:rFonts w:eastAsia="Times New Roman" w:cs="Arial"/>
-          <w:kern w:val="0"/>
-          <w:highlight w:val="yellow"/>
-          <w:lang w:val="en-AU" w:eastAsia="en-AU"/>
-          <w14:ligatures w14:val="none"/>
-        </w:rPr>
-        <w:t>_executive_snapshot}}</w:t>
+        <w:t>{{ai.f_executive_snapshot}}</w:t>
       </w:r>
     </w:p>
     <w:p>
@@ -3607,21 +3565,12 @@
           <w:bCs/>
         </w:rPr>
       </w:pPr>
-      <w:proofErr w:type="gramStart"/>
       <w:r>
         <w:rPr>
           <w:b/>
           <w:bCs/>
         </w:rPr>
-        <w:t>Overall</w:t>
-      </w:r>
-      <w:proofErr w:type="gramEnd"/>
-      <w:r>
-        <w:rPr>
-          <w:b/>
-          <w:bCs/>
-        </w:rPr>
-        <w:t xml:space="preserve"> AI Risk Rating</w:t>
+        <w:t>Overall AI Risk Rating</w:t>
       </w:r>
     </w:p>
     <w:p>
@@ -3862,29 +3811,7 @@
           <w:lang w:val="en-AU" w:eastAsia="en-AU"/>
           <w14:ligatures w14:val="none"/>
         </w:rPr>
-        <w:t>{{</w:t>
-      </w:r>
-      <w:proofErr w:type="gramStart"/>
-      <w:r>
-        <w:rPr>
-          <w:rFonts w:eastAsia="Times New Roman" w:cs="Arial"/>
-          <w:kern w:val="0"/>
-          <w:highlight w:val="yellow"/>
-          <w:lang w:val="en-AU" w:eastAsia="en-AU"/>
-          <w14:ligatures w14:val="none"/>
-        </w:rPr>
-        <w:t>ai.f</w:t>
-      </w:r>
-      <w:proofErr w:type="gramEnd"/>
-      <w:r>
-        <w:rPr>
-          <w:rFonts w:eastAsia="Times New Roman" w:cs="Arial"/>
-          <w:kern w:val="0"/>
-          <w:highlight w:val="yellow"/>
-          <w:lang w:val="en-AU" w:eastAsia="en-AU"/>
-          <w14:ligatures w14:val="none"/>
-        </w:rPr>
-        <w:t>_risk_profile_interpretation}}</w:t>
+        <w:t>{{ai.f_risk_profile_interpretation}}</w:t>
       </w:r>
     </w:p>
     <w:p>
@@ -3913,21 +3840,7 @@
         <w:rPr>
           <w:lang w:eastAsia="en-AU"/>
         </w:rPr>
-        <w:t xml:space="preserve">This FAIRA assessment was conducted to evaluate risks associated with the responsible use of the assessed AI system within its defined operational context. The assessment focuses on identifying potential </w:t>
-      </w:r>
-      <w:proofErr w:type="gramStart"/>
-      <w:r>
-        <w:rPr>
-          <w:lang w:eastAsia="en-AU"/>
-        </w:rPr>
-        <w:t>harms</w:t>
-      </w:r>
-      <w:proofErr w:type="gramEnd"/>
-      <w:r>
-        <w:rPr>
-          <w:lang w:eastAsia="en-AU"/>
-        </w:rPr>
-        <w:t>, governance gaps, and control effectiveness across ethical, legal, and operational dimensions, in line with the FAIRA risk-based approach. The assessment is intended to support informed decision-making and risk management and does not constitute a certification, compliance audit, or technical assurance of the AI system.</w:t>
+        <w:t>This FAIRA assessment was conducted to evaluate risks associated with the responsible use of the assessed AI system within its defined operational context. The assessment focuses on identifying potential harms, governance gaps, and control effectiveness across ethical, legal, and operational dimensions, in line with the FAIRA risk-based approach. The assessment is intended to support informed decision-making and risk management and does not constitute a certification, compliance audit, or technical assurance of the AI system.</w:t>
       </w:r>
     </w:p>
     <w:p>
@@ -4567,77 +4480,13 @@
                 <w:lang w:val="en-AU" w:eastAsia="en-AU"/>
               </w:rPr>
             </w:pPr>
-            <w:proofErr w:type="gramStart"/>
-            <w:r>
-              <w:rPr>
-                <w:sz w:val="20"/>
-                <w:szCs w:val="20"/>
-                <w:lang w:val="en-AU" w:eastAsia="en-AU"/>
-              </w:rPr>
-              <w:t>{{ faira</w:t>
-            </w:r>
-            <w:proofErr w:type="gramEnd"/>
-            <w:r>
-              <w:rPr>
-                <w:sz w:val="20"/>
-                <w:szCs w:val="20"/>
-                <w:lang w:val="en-AU" w:eastAsia="en-AU"/>
-              </w:rPr>
-              <w:t>_</w:t>
-            </w:r>
-            <w:proofErr w:type="gramStart"/>
-            <w:r>
-              <w:rPr>
-                <w:sz w:val="20"/>
-                <w:szCs w:val="20"/>
-                <w:lang w:val="en-AU" w:eastAsia="en-AU"/>
-              </w:rPr>
-              <w:t>form.A</w:t>
-            </w:r>
-            <w:proofErr w:type="gramEnd"/>
-            <w:r>
-              <w:rPr>
-                <w:sz w:val="20"/>
-                <w:szCs w:val="20"/>
-                <w:lang w:val="en-AU" w:eastAsia="en-AU"/>
-              </w:rPr>
-              <w:t xml:space="preserve">1_1 | </w:t>
-            </w:r>
-            <w:proofErr w:type="gramStart"/>
-            <w:r>
-              <w:rPr>
-                <w:sz w:val="20"/>
-                <w:szCs w:val="20"/>
-                <w:lang w:val="en-AU" w:eastAsia="en-AU"/>
-              </w:rPr>
-              <w:t>join(</w:t>
-            </w:r>
-            <w:proofErr w:type="gramEnd"/>
-            <w:r>
-              <w:rPr>
-                <w:sz w:val="20"/>
-                <w:szCs w:val="20"/>
-                <w:lang w:val="en-AU" w:eastAsia="en-AU"/>
-              </w:rPr>
-              <w:t>“, “) | replace_</w:t>
-            </w:r>
-            <w:proofErr w:type="gramStart"/>
-            <w:r>
-              <w:rPr>
-                <w:sz w:val="20"/>
-                <w:szCs w:val="20"/>
-                <w:lang w:val="en-AU" w:eastAsia="en-AU"/>
-              </w:rPr>
-              <w:t>last(</w:t>
-            </w:r>
-            <w:proofErr w:type="gramEnd"/>
-            <w:r>
-              <w:rPr>
-                <w:sz w:val="20"/>
-                <w:szCs w:val="20"/>
-                <w:lang w:val="en-AU" w:eastAsia="en-AU"/>
-              </w:rPr>
-              <w:t>“, “, “, and “) }}</w:t>
+            <w:r>
+              <w:rPr>
+                <w:sz w:val="20"/>
+                <w:szCs w:val="20"/>
+                <w:lang w:val="en-AU" w:eastAsia="en-AU"/>
+              </w:rPr>
+              <w:t>{{ faira_form.A1_1 | join(“, “) | replace_last(“, “, “, and “) }}</w:t>
             </w:r>
           </w:p>
         </w:tc>
@@ -4693,77 +4542,13 @@
                 <w:lang w:val="en-AU" w:eastAsia="en-AU"/>
               </w:rPr>
             </w:pPr>
-            <w:proofErr w:type="gramStart"/>
-            <w:r>
-              <w:rPr>
-                <w:sz w:val="20"/>
-                <w:szCs w:val="20"/>
-                <w:lang w:val="en-AU" w:eastAsia="en-AU"/>
-              </w:rPr>
-              <w:t>{{ faira</w:t>
-            </w:r>
-            <w:proofErr w:type="gramEnd"/>
-            <w:r>
-              <w:rPr>
-                <w:sz w:val="20"/>
-                <w:szCs w:val="20"/>
-                <w:lang w:val="en-AU" w:eastAsia="en-AU"/>
-              </w:rPr>
-              <w:t>_</w:t>
-            </w:r>
-            <w:proofErr w:type="gramStart"/>
-            <w:r>
-              <w:rPr>
-                <w:sz w:val="20"/>
-                <w:szCs w:val="20"/>
-                <w:lang w:val="en-AU" w:eastAsia="en-AU"/>
-              </w:rPr>
-              <w:t>form.A</w:t>
-            </w:r>
-            <w:proofErr w:type="gramEnd"/>
-            <w:r>
-              <w:rPr>
-                <w:sz w:val="20"/>
-                <w:szCs w:val="20"/>
-                <w:lang w:val="en-AU" w:eastAsia="en-AU"/>
-              </w:rPr>
-              <w:t xml:space="preserve">1_3 | </w:t>
-            </w:r>
-            <w:proofErr w:type="gramStart"/>
-            <w:r>
-              <w:rPr>
-                <w:sz w:val="20"/>
-                <w:szCs w:val="20"/>
-                <w:lang w:val="en-AU" w:eastAsia="en-AU"/>
-              </w:rPr>
-              <w:t>join(</w:t>
-            </w:r>
-            <w:proofErr w:type="gramEnd"/>
-            <w:r>
-              <w:rPr>
-                <w:sz w:val="20"/>
-                <w:szCs w:val="20"/>
-                <w:lang w:val="en-AU" w:eastAsia="en-AU"/>
-              </w:rPr>
-              <w:t>“, “) | replace_</w:t>
-            </w:r>
-            <w:proofErr w:type="gramStart"/>
-            <w:r>
-              <w:rPr>
-                <w:sz w:val="20"/>
-                <w:szCs w:val="20"/>
-                <w:lang w:val="en-AU" w:eastAsia="en-AU"/>
-              </w:rPr>
-              <w:t>last(</w:t>
-            </w:r>
-            <w:proofErr w:type="gramEnd"/>
-            <w:r>
-              <w:rPr>
-                <w:sz w:val="20"/>
-                <w:szCs w:val="20"/>
-                <w:lang w:val="en-AU" w:eastAsia="en-AU"/>
-              </w:rPr>
-              <w:t>“, “, “, and “) }}</w:t>
+            <w:r>
+              <w:rPr>
+                <w:sz w:val="20"/>
+                <w:szCs w:val="20"/>
+                <w:lang w:val="en-AU" w:eastAsia="en-AU"/>
+              </w:rPr>
+              <w:t>{{ faira_form.A1_3 | join(“, “) | replace_last(“, “, “, and “) }}</w:t>
             </w:r>
           </w:p>
         </w:tc>
@@ -4819,77 +4604,13 @@
                 <w:lang w:val="en-AU" w:eastAsia="en-AU"/>
               </w:rPr>
             </w:pPr>
-            <w:proofErr w:type="gramStart"/>
-            <w:r>
-              <w:rPr>
-                <w:sz w:val="20"/>
-                <w:szCs w:val="20"/>
-                <w:lang w:val="en-AU" w:eastAsia="en-AU"/>
-              </w:rPr>
-              <w:t>{{ faira</w:t>
-            </w:r>
-            <w:proofErr w:type="gramEnd"/>
-            <w:r>
-              <w:rPr>
-                <w:sz w:val="20"/>
-                <w:szCs w:val="20"/>
-                <w:lang w:val="en-AU" w:eastAsia="en-AU"/>
-              </w:rPr>
-              <w:t>_</w:t>
-            </w:r>
-            <w:proofErr w:type="gramStart"/>
-            <w:r>
-              <w:rPr>
-                <w:sz w:val="20"/>
-                <w:szCs w:val="20"/>
-                <w:lang w:val="en-AU" w:eastAsia="en-AU"/>
-              </w:rPr>
-              <w:t>form.A</w:t>
-            </w:r>
-            <w:proofErr w:type="gramEnd"/>
-            <w:r>
-              <w:rPr>
-                <w:sz w:val="20"/>
-                <w:szCs w:val="20"/>
-                <w:lang w:val="en-AU" w:eastAsia="en-AU"/>
-              </w:rPr>
-              <w:t xml:space="preserve">1_4 | </w:t>
-            </w:r>
-            <w:proofErr w:type="gramStart"/>
-            <w:r>
-              <w:rPr>
-                <w:sz w:val="20"/>
-                <w:szCs w:val="20"/>
-                <w:lang w:val="en-AU" w:eastAsia="en-AU"/>
-              </w:rPr>
-              <w:t>join(</w:t>
-            </w:r>
-            <w:proofErr w:type="gramEnd"/>
-            <w:r>
-              <w:rPr>
-                <w:sz w:val="20"/>
-                <w:szCs w:val="20"/>
-                <w:lang w:val="en-AU" w:eastAsia="en-AU"/>
-              </w:rPr>
-              <w:t>“, “) | replace_</w:t>
-            </w:r>
-            <w:proofErr w:type="gramStart"/>
-            <w:r>
-              <w:rPr>
-                <w:sz w:val="20"/>
-                <w:szCs w:val="20"/>
-                <w:lang w:val="en-AU" w:eastAsia="en-AU"/>
-              </w:rPr>
-              <w:t>last(</w:t>
-            </w:r>
-            <w:proofErr w:type="gramEnd"/>
-            <w:r>
-              <w:rPr>
-                <w:sz w:val="20"/>
-                <w:szCs w:val="20"/>
-                <w:lang w:val="en-AU" w:eastAsia="en-AU"/>
-              </w:rPr>
-              <w:t>“, “, “, and “) }}</w:t>
+            <w:r>
+              <w:rPr>
+                <w:sz w:val="20"/>
+                <w:szCs w:val="20"/>
+                <w:lang w:val="en-AU" w:eastAsia="en-AU"/>
+              </w:rPr>
+              <w:t>{{ faira_form.A1_4 | join(“, “) | replace_last(“, “, “, and “) }}</w:t>
             </w:r>
           </w:p>
         </w:tc>
@@ -4945,77 +4666,13 @@
                 <w:lang w:val="en-AU" w:eastAsia="en-AU"/>
               </w:rPr>
             </w:pPr>
-            <w:proofErr w:type="gramStart"/>
-            <w:r>
-              <w:rPr>
-                <w:sz w:val="20"/>
-                <w:szCs w:val="20"/>
-                <w:lang w:val="en-AU" w:eastAsia="en-AU"/>
-              </w:rPr>
-              <w:t>{{ faira</w:t>
-            </w:r>
-            <w:proofErr w:type="gramEnd"/>
-            <w:r>
-              <w:rPr>
-                <w:sz w:val="20"/>
-                <w:szCs w:val="20"/>
-                <w:lang w:val="en-AU" w:eastAsia="en-AU"/>
-              </w:rPr>
-              <w:t>_</w:t>
-            </w:r>
-            <w:proofErr w:type="gramStart"/>
-            <w:r>
-              <w:rPr>
-                <w:sz w:val="20"/>
-                <w:szCs w:val="20"/>
-                <w:lang w:val="en-AU" w:eastAsia="en-AU"/>
-              </w:rPr>
-              <w:t>form.A</w:t>
-            </w:r>
-            <w:proofErr w:type="gramEnd"/>
-            <w:r>
-              <w:rPr>
-                <w:sz w:val="20"/>
-                <w:szCs w:val="20"/>
-                <w:lang w:val="en-AU" w:eastAsia="en-AU"/>
-              </w:rPr>
-              <w:t xml:space="preserve">1_7 | </w:t>
-            </w:r>
-            <w:proofErr w:type="gramStart"/>
-            <w:r>
-              <w:rPr>
-                <w:sz w:val="20"/>
-                <w:szCs w:val="20"/>
-                <w:lang w:val="en-AU" w:eastAsia="en-AU"/>
-              </w:rPr>
-              <w:t>join(</w:t>
-            </w:r>
-            <w:proofErr w:type="gramEnd"/>
-            <w:r>
-              <w:rPr>
-                <w:sz w:val="20"/>
-                <w:szCs w:val="20"/>
-                <w:lang w:val="en-AU" w:eastAsia="en-AU"/>
-              </w:rPr>
-              <w:t>“, “) | replace_</w:t>
-            </w:r>
-            <w:proofErr w:type="gramStart"/>
-            <w:r>
-              <w:rPr>
-                <w:sz w:val="20"/>
-                <w:szCs w:val="20"/>
-                <w:lang w:val="en-AU" w:eastAsia="en-AU"/>
-              </w:rPr>
-              <w:t>last(</w:t>
-            </w:r>
-            <w:proofErr w:type="gramEnd"/>
-            <w:r>
-              <w:rPr>
-                <w:sz w:val="20"/>
-                <w:szCs w:val="20"/>
-                <w:lang w:val="en-AU" w:eastAsia="en-AU"/>
-              </w:rPr>
-              <w:t>“, “, “, and “) }}</w:t>
+            <w:r>
+              <w:rPr>
+                <w:sz w:val="20"/>
+                <w:szCs w:val="20"/>
+                <w:lang w:val="en-AU" w:eastAsia="en-AU"/>
+              </w:rPr>
+              <w:t>{{ faira_form.A1_7 | join(“, “) | replace_last(“, “, “, and “) }}</w:t>
             </w:r>
           </w:p>
         </w:tc>
@@ -5071,77 +4728,13 @@
                 <w:lang w:val="en-AU" w:eastAsia="en-AU"/>
               </w:rPr>
             </w:pPr>
-            <w:proofErr w:type="gramStart"/>
-            <w:r>
-              <w:rPr>
-                <w:sz w:val="20"/>
-                <w:szCs w:val="20"/>
-                <w:lang w:val="en-AU" w:eastAsia="en-AU"/>
-              </w:rPr>
-              <w:t>{{ faira</w:t>
-            </w:r>
-            <w:proofErr w:type="gramEnd"/>
-            <w:r>
-              <w:rPr>
-                <w:sz w:val="20"/>
-                <w:szCs w:val="20"/>
-                <w:lang w:val="en-AU" w:eastAsia="en-AU"/>
-              </w:rPr>
-              <w:t>_</w:t>
-            </w:r>
-            <w:proofErr w:type="gramStart"/>
-            <w:r>
-              <w:rPr>
-                <w:sz w:val="20"/>
-                <w:szCs w:val="20"/>
-                <w:lang w:val="en-AU" w:eastAsia="en-AU"/>
-              </w:rPr>
-              <w:t>form.A</w:t>
-            </w:r>
-            <w:proofErr w:type="gramEnd"/>
-            <w:r>
-              <w:rPr>
-                <w:sz w:val="20"/>
-                <w:szCs w:val="20"/>
-                <w:lang w:val="en-AU" w:eastAsia="en-AU"/>
-              </w:rPr>
-              <w:t xml:space="preserve">1_8 | </w:t>
-            </w:r>
-            <w:proofErr w:type="gramStart"/>
-            <w:r>
-              <w:rPr>
-                <w:sz w:val="20"/>
-                <w:szCs w:val="20"/>
-                <w:lang w:val="en-AU" w:eastAsia="en-AU"/>
-              </w:rPr>
-              <w:t>join(</w:t>
-            </w:r>
-            <w:proofErr w:type="gramEnd"/>
-            <w:r>
-              <w:rPr>
-                <w:sz w:val="20"/>
-                <w:szCs w:val="20"/>
-                <w:lang w:val="en-AU" w:eastAsia="en-AU"/>
-              </w:rPr>
-              <w:t>“, “) | replace_</w:t>
-            </w:r>
-            <w:proofErr w:type="gramStart"/>
-            <w:r>
-              <w:rPr>
-                <w:sz w:val="20"/>
-                <w:szCs w:val="20"/>
-                <w:lang w:val="en-AU" w:eastAsia="en-AU"/>
-              </w:rPr>
-              <w:t>last(</w:t>
-            </w:r>
-            <w:proofErr w:type="gramEnd"/>
-            <w:r>
-              <w:rPr>
-                <w:sz w:val="20"/>
-                <w:szCs w:val="20"/>
-                <w:lang w:val="en-AU" w:eastAsia="en-AU"/>
-              </w:rPr>
-              <w:t>“, “, “, and “) }}</w:t>
+            <w:r>
+              <w:rPr>
+                <w:sz w:val="20"/>
+                <w:szCs w:val="20"/>
+                <w:lang w:val="en-AU" w:eastAsia="en-AU"/>
+              </w:rPr>
+              <w:t>{{ faira_form.A1_8 | join(“, “) | replace_last(“, “, “, and “) }}</w:t>
             </w:r>
           </w:p>
         </w:tc>
@@ -5198,77 +4791,13 @@
                 <w:lang w:val="en-AU" w:eastAsia="en-AU"/>
               </w:rPr>
             </w:pPr>
-            <w:proofErr w:type="gramStart"/>
-            <w:r>
-              <w:rPr>
-                <w:sz w:val="20"/>
-                <w:szCs w:val="20"/>
-                <w:lang w:val="en-AU" w:eastAsia="en-AU"/>
-              </w:rPr>
-              <w:t>{{ faira</w:t>
-            </w:r>
-            <w:proofErr w:type="gramEnd"/>
-            <w:r>
-              <w:rPr>
-                <w:sz w:val="20"/>
-                <w:szCs w:val="20"/>
-                <w:lang w:val="en-AU" w:eastAsia="en-AU"/>
-              </w:rPr>
-              <w:t>_</w:t>
-            </w:r>
-            <w:proofErr w:type="gramStart"/>
-            <w:r>
-              <w:rPr>
-                <w:sz w:val="20"/>
-                <w:szCs w:val="20"/>
-                <w:lang w:val="en-AU" w:eastAsia="en-AU"/>
-              </w:rPr>
-              <w:t>form.A</w:t>
-            </w:r>
-            <w:proofErr w:type="gramEnd"/>
-            <w:r>
-              <w:rPr>
-                <w:sz w:val="20"/>
-                <w:szCs w:val="20"/>
-                <w:lang w:val="en-AU" w:eastAsia="en-AU"/>
-              </w:rPr>
-              <w:t xml:space="preserve">1_9 | </w:t>
-            </w:r>
-            <w:proofErr w:type="gramStart"/>
-            <w:r>
-              <w:rPr>
-                <w:sz w:val="20"/>
-                <w:szCs w:val="20"/>
-                <w:lang w:val="en-AU" w:eastAsia="en-AU"/>
-              </w:rPr>
-              <w:t>join(</w:t>
-            </w:r>
-            <w:proofErr w:type="gramEnd"/>
-            <w:r>
-              <w:rPr>
-                <w:sz w:val="20"/>
-                <w:szCs w:val="20"/>
-                <w:lang w:val="en-AU" w:eastAsia="en-AU"/>
-              </w:rPr>
-              <w:t>“, “) | replace_</w:t>
-            </w:r>
-            <w:proofErr w:type="gramStart"/>
-            <w:r>
-              <w:rPr>
-                <w:sz w:val="20"/>
-                <w:szCs w:val="20"/>
-                <w:lang w:val="en-AU" w:eastAsia="en-AU"/>
-              </w:rPr>
-              <w:t>last(</w:t>
-            </w:r>
-            <w:proofErr w:type="gramEnd"/>
-            <w:r>
-              <w:rPr>
-                <w:sz w:val="20"/>
-                <w:szCs w:val="20"/>
-                <w:lang w:val="en-AU" w:eastAsia="en-AU"/>
-              </w:rPr>
-              <w:t>“, “, “, and “) }}</w:t>
+            <w:r>
+              <w:rPr>
+                <w:sz w:val="20"/>
+                <w:szCs w:val="20"/>
+                <w:lang w:val="en-AU" w:eastAsia="en-AU"/>
+              </w:rPr>
+              <w:t>{{ faira_form.A1_9 | join(“, “) | replace_last(“, “, “, and “) }}</w:t>
             </w:r>
           </w:p>
         </w:tc>
@@ -5357,619 +4886,269 @@
         </w:rPr>
         <w:t xml:space="preserve">The AI system relies on input data that is tracked and recorded using </w:t>
       </w:r>
-      <w:proofErr w:type="gramStart"/>
       <w:r>
         <w:rPr>
           <w:b/>
           <w:bCs/>
           <w:lang w:val="en-AU" w:eastAsia="en-AU"/>
         </w:rPr>
-        <w:t>{{ faira</w:t>
-      </w:r>
-      <w:proofErr w:type="gramEnd"/>
+        <w:t>{{ faira_form.A2_1 | format_list }}</w:t>
+      </w:r>
+      <w:r>
+        <w:rPr>
+          <w:lang w:val="en-AU" w:eastAsia="en-AU"/>
+        </w:rPr>
+        <w:t xml:space="preserve">. The system uses data drawn from the digital or physical environment, as described by the organisation: </w:t>
+      </w:r>
       <w:r>
         <w:rPr>
           <w:b/>
           <w:bCs/>
           <w:lang w:val="en-AU" w:eastAsia="en-AU"/>
         </w:rPr>
-        <w:t>_</w:t>
-      </w:r>
-      <w:proofErr w:type="gramStart"/>
+        <w:t>{{ faira_form.A2_2 }}</w:t>
+      </w:r>
+      <w:r>
+        <w:rPr>
+          <w:lang w:val="en-AU" w:eastAsia="en-AU"/>
+        </w:rPr>
+        <w:t>.</w:t>
+      </w:r>
+    </w:p>
+    <w:p>
+      <w:pPr>
+        <w:rPr>
+          <w:lang w:val="en-AU" w:eastAsia="en-AU"/>
+        </w:rPr>
+      </w:pPr>
+      <w:r>
+        <w:rPr>
+          <w:lang w:val="en-AU" w:eastAsia="en-AU"/>
+        </w:rPr>
+        <w:t xml:space="preserve">To support data integrity and operational reliability, safeguards are implemented to detect and manage corrupted, missing, or out-of-range data inputs. These safeguards include </w:t>
+      </w:r>
       <w:r>
         <w:rPr>
           <w:b/>
           <w:bCs/>
           <w:lang w:val="en-AU" w:eastAsia="en-AU"/>
         </w:rPr>
-        <w:t>form.A</w:t>
-      </w:r>
-      <w:proofErr w:type="gramEnd"/>
+        <w:t>{{ faira_form.A2_3 | format_list }}</w:t>
+      </w:r>
+      <w:r>
+        <w:rPr>
+          <w:lang w:val="en-AU" w:eastAsia="en-AU"/>
+        </w:rPr>
+        <w:t>.</w:t>
+      </w:r>
+    </w:p>
+    <w:p>
+      <w:pPr>
+        <w:rPr>
+          <w:lang w:val="en-AU" w:eastAsia="en-AU"/>
+        </w:rPr>
+      </w:pPr>
+      <w:r>
+        <w:rPr>
+          <w:lang w:val="en-AU" w:eastAsia="en-AU"/>
+        </w:rPr>
+        <w:t xml:space="preserve">The types of data used by the AI system include </w:t>
+      </w:r>
       <w:r>
         <w:rPr>
           <w:b/>
           <w:bCs/>
           <w:lang w:val="en-AU" w:eastAsia="en-AU"/>
         </w:rPr>
-        <w:t>2_1 | format_</w:t>
-      </w:r>
-      <w:proofErr w:type="gramStart"/>
+        <w:t>{{ faira_form.A2_4 | format_list }}</w:t>
+      </w:r>
+      <w:r>
+        <w:rPr>
+          <w:lang w:val="en-AU" w:eastAsia="en-AU"/>
+        </w:rPr>
+        <w:t xml:space="preserve">, with an assessed Business Impact Level (BIL) of </w:t>
+      </w:r>
       <w:r>
         <w:rPr>
           <w:b/>
           <w:bCs/>
           <w:lang w:val="en-AU" w:eastAsia="en-AU"/>
         </w:rPr>
-        <w:t>list }</w:t>
-      </w:r>
-      <w:proofErr w:type="gramEnd"/>
+        <w:t>{{ faira_form.A2_6 }}</w:t>
+      </w:r>
+      <w:r>
+        <w:rPr>
+          <w:lang w:val="en-AU" w:eastAsia="en-AU"/>
+        </w:rPr>
+        <w:t>. This classification provides context for the sensitivity and potential consequence of data misuse or compromise.</w:t>
+      </w:r>
+    </w:p>
+    <w:p>
+      <w:pPr>
+        <w:spacing w:before="60" w:after="60"/>
+        <w:rPr>
+          <w:lang w:val="en-AU" w:eastAsia="en-AU"/>
+        </w:rPr>
+      </w:pPr>
+      <w:r>
+        <w:rPr>
+          <w:lang w:val="en-AU" w:eastAsia="en-AU"/>
+        </w:rPr>
+        <w:t>{%</w:t>
+      </w:r>
+      <w:r>
+        <w:rPr>
+          <w:lang w:val="en-AU" w:eastAsia="en-AU"/>
+        </w:rPr>
+        <w:t>p</w:t>
+      </w:r>
+      <w:r>
+        <w:rPr>
+          <w:lang w:val="en-AU" w:eastAsia="en-AU"/>
+        </w:rPr>
+        <w:t xml:space="preserve"> if faira_form.A2_7 == "Yes" %}</w:t>
+      </w:r>
+    </w:p>
+    <w:p>
+      <w:pPr>
+        <w:spacing w:before="60" w:after="60"/>
+        <w:rPr>
+          <w:lang w:val="en-AU" w:eastAsia="en-AU"/>
+        </w:rPr>
+      </w:pPr>
+      <w:r>
+        <w:rPr>
+          <w:lang w:val="en-AU" w:eastAsia="en-AU"/>
+        </w:rPr>
+        <w:t xml:space="preserve">The AI system has been identified as using regulated or sensitive data. The categories of regulated or sensitive data involved include </w:t>
+      </w:r>
       <w:r>
         <w:rPr>
           <w:b/>
           <w:bCs/>
           <w:lang w:val="en-AU" w:eastAsia="en-AU"/>
         </w:rPr>
-        <w:t>}</w:t>
-      </w:r>
-      <w:r>
-        <w:rPr>
-          <w:lang w:val="en-AU" w:eastAsia="en-AU"/>
-        </w:rPr>
-        <w:t xml:space="preserve">. The system uses data drawn from the digital or physical environment, as described by the organisation: </w:t>
-      </w:r>
-      <w:proofErr w:type="gramStart"/>
+        <w:t>{{ faira_form.A2_7_data_types | format_list }}</w:t>
+      </w:r>
+      <w:r>
+        <w:rPr>
+          <w:lang w:val="en-AU" w:eastAsia="en-AU"/>
+        </w:rPr>
+        <w:t>.</w:t>
+      </w:r>
+    </w:p>
+    <w:p>
+      <w:pPr>
+        <w:spacing w:before="60" w:after="60"/>
+        <w:rPr>
+          <w:lang w:val="en-AU" w:eastAsia="en-AU"/>
+        </w:rPr>
+      </w:pPr>
+      <w:r>
+        <w:rPr>
+          <w:lang w:val="en-AU" w:eastAsia="en-AU"/>
+        </w:rPr>
+        <w:t>{%</w:t>
+      </w:r>
+      <w:r>
+        <w:rPr>
+          <w:lang w:val="en-AU" w:eastAsia="en-AU"/>
+        </w:rPr>
+        <w:t>p</w:t>
+      </w:r>
+      <w:r>
+        <w:rPr>
+          <w:lang w:val="en-AU" w:eastAsia="en-AU"/>
+        </w:rPr>
+        <w:t xml:space="preserve"> else %}</w:t>
+      </w:r>
+    </w:p>
+    <w:p>
+      <w:pPr>
+        <w:spacing w:before="60" w:after="60"/>
+        <w:rPr>
+          <w:lang w:val="en-AU" w:eastAsia="en-AU"/>
+        </w:rPr>
+      </w:pPr>
+      <w:r>
+        <w:rPr>
+          <w:lang w:val="en-AU" w:eastAsia="en-AU"/>
+        </w:rPr>
+        <w:t>The organisation has indicated that the AI system does not use regulated or sensitive data.</w:t>
+      </w:r>
+    </w:p>
+    <w:p>
+      <w:pPr>
+        <w:spacing w:before="60" w:after="60"/>
+        <w:rPr>
+          <w:lang w:val="en-AU" w:eastAsia="en-AU"/>
+        </w:rPr>
+      </w:pPr>
+      <w:r>
+        <w:rPr>
+          <w:lang w:val="en-AU" w:eastAsia="en-AU"/>
+        </w:rPr>
+        <w:t>{%</w:t>
+      </w:r>
+      <w:r>
+        <w:rPr>
+          <w:lang w:val="en-AU" w:eastAsia="en-AU"/>
+        </w:rPr>
+        <w:t>p</w:t>
+      </w:r>
+      <w:r>
+        <w:rPr>
+          <w:lang w:val="en-AU" w:eastAsia="en-AU"/>
+        </w:rPr>
+        <w:t xml:space="preserve"> endif %}</w:t>
+      </w:r>
+    </w:p>
+    <w:p>
+      <w:pPr>
+        <w:spacing w:before="60" w:after="60"/>
+        <w:rPr>
+          <w:lang w:val="en-AU" w:eastAsia="en-AU"/>
+        </w:rPr>
+      </w:pPr>
+      <w:r>
+        <w:rPr>
+          <w:lang w:val="en-AU" w:eastAsia="en-AU"/>
+        </w:rPr>
+        <w:t>{%</w:t>
+      </w:r>
+      <w:r>
+        <w:rPr>
+          <w:lang w:val="en-AU" w:eastAsia="en-AU"/>
+        </w:rPr>
+        <w:t>p</w:t>
+      </w:r>
+      <w:r>
+        <w:rPr>
+          <w:lang w:val="en-AU" w:eastAsia="en-AU"/>
+        </w:rPr>
+        <w:t xml:space="preserve"> if faira_form.A2_8 == "Yes" %}</w:t>
+      </w:r>
+    </w:p>
+    <w:p>
+      <w:pPr>
+        <w:spacing w:before="60" w:after="60"/>
+        <w:rPr>
+          <w:lang w:val="en-AU" w:eastAsia="en-AU"/>
+        </w:rPr>
+      </w:pPr>
+      <w:r>
+        <w:rPr>
+          <w:lang w:val="en-AU" w:eastAsia="en-AU"/>
+        </w:rPr>
+        <w:t xml:space="preserve">The AI system requires user-provided inputs to operate. These inputs include </w:t>
+      </w:r>
       <w:r>
         <w:rPr>
           <w:b/>
           <w:bCs/>
           <w:lang w:val="en-AU" w:eastAsia="en-AU"/>
         </w:rPr>
-        <w:t>{{ faira</w:t>
-      </w:r>
-      <w:proofErr w:type="gramEnd"/>
-      <w:r>
-        <w:rPr>
-          <w:b/>
-          <w:bCs/>
-          <w:lang w:val="en-AU" w:eastAsia="en-AU"/>
-        </w:rPr>
-        <w:t>_</w:t>
-      </w:r>
-      <w:proofErr w:type="gramStart"/>
-      <w:r>
-        <w:rPr>
-          <w:b/>
-          <w:bCs/>
-          <w:lang w:val="en-AU" w:eastAsia="en-AU"/>
-        </w:rPr>
-        <w:t>form.A</w:t>
-      </w:r>
-      <w:proofErr w:type="gramEnd"/>
-      <w:r>
-        <w:rPr>
-          <w:b/>
-          <w:bCs/>
-          <w:lang w:val="en-AU" w:eastAsia="en-AU"/>
-        </w:rPr>
-        <w:t>2_</w:t>
-      </w:r>
-      <w:proofErr w:type="gramStart"/>
-      <w:r>
-        <w:rPr>
-          <w:b/>
-          <w:bCs/>
-          <w:lang w:val="en-AU" w:eastAsia="en-AU"/>
-        </w:rPr>
-        <w:t>2 }</w:t>
-      </w:r>
-      <w:proofErr w:type="gramEnd"/>
-      <w:r>
-        <w:rPr>
-          <w:b/>
-          <w:bCs/>
-          <w:lang w:val="en-AU" w:eastAsia="en-AU"/>
-        </w:rPr>
-        <w:t>}</w:t>
-      </w:r>
-      <w:r>
-        <w:rPr>
-          <w:lang w:val="en-AU" w:eastAsia="en-AU"/>
-        </w:rPr>
-        <w:t>.</w:t>
-      </w:r>
-    </w:p>
-    <w:p>
-      <w:pPr>
-        <w:rPr>
-          <w:lang w:val="en-AU" w:eastAsia="en-AU"/>
-        </w:rPr>
-      </w:pPr>
-      <w:r>
-        <w:rPr>
-          <w:lang w:val="en-AU" w:eastAsia="en-AU"/>
-        </w:rPr>
-        <w:t xml:space="preserve">To support data integrity and operational reliability, safeguards are implemented to detect and manage corrupted, missing, or out-of-range data inputs. These safeguards include </w:t>
-      </w:r>
-      <w:proofErr w:type="gramStart"/>
-      <w:r>
-        <w:rPr>
-          <w:b/>
-          <w:bCs/>
-          <w:lang w:val="en-AU" w:eastAsia="en-AU"/>
-        </w:rPr>
-        <w:t>{{ faira</w:t>
-      </w:r>
-      <w:proofErr w:type="gramEnd"/>
-      <w:r>
-        <w:rPr>
-          <w:b/>
-          <w:bCs/>
-          <w:lang w:val="en-AU" w:eastAsia="en-AU"/>
-        </w:rPr>
-        <w:t>_</w:t>
-      </w:r>
-      <w:proofErr w:type="gramStart"/>
-      <w:r>
-        <w:rPr>
-          <w:b/>
-          <w:bCs/>
-          <w:lang w:val="en-AU" w:eastAsia="en-AU"/>
-        </w:rPr>
-        <w:t>form.A</w:t>
-      </w:r>
-      <w:proofErr w:type="gramEnd"/>
-      <w:r>
-        <w:rPr>
-          <w:b/>
-          <w:bCs/>
-          <w:lang w:val="en-AU" w:eastAsia="en-AU"/>
-        </w:rPr>
-        <w:t>2_3 | format_</w:t>
-      </w:r>
-      <w:proofErr w:type="gramStart"/>
-      <w:r>
-        <w:rPr>
-          <w:b/>
-          <w:bCs/>
-          <w:lang w:val="en-AU" w:eastAsia="en-AU"/>
-        </w:rPr>
-        <w:t>list }</w:t>
-      </w:r>
-      <w:proofErr w:type="gramEnd"/>
-      <w:r>
-        <w:rPr>
-          <w:b/>
-          <w:bCs/>
-          <w:lang w:val="en-AU" w:eastAsia="en-AU"/>
-        </w:rPr>
-        <w:t>}</w:t>
-      </w:r>
-      <w:r>
-        <w:rPr>
-          <w:lang w:val="en-AU" w:eastAsia="en-AU"/>
-        </w:rPr>
-        <w:t>.</w:t>
-      </w:r>
-    </w:p>
-    <w:p>
-      <w:pPr>
-        <w:rPr>
-          <w:lang w:val="en-AU" w:eastAsia="en-AU"/>
-        </w:rPr>
-      </w:pPr>
-      <w:r>
-        <w:rPr>
-          <w:lang w:val="en-AU" w:eastAsia="en-AU"/>
-        </w:rPr>
-        <w:t xml:space="preserve">The types of data used by the AI system include </w:t>
-      </w:r>
-      <w:proofErr w:type="gramStart"/>
-      <w:r>
-        <w:rPr>
-          <w:b/>
-          <w:bCs/>
-          <w:lang w:val="en-AU" w:eastAsia="en-AU"/>
-        </w:rPr>
-        <w:t>{{ faira</w:t>
-      </w:r>
-      <w:proofErr w:type="gramEnd"/>
-      <w:r>
-        <w:rPr>
-          <w:b/>
-          <w:bCs/>
-          <w:lang w:val="en-AU" w:eastAsia="en-AU"/>
-        </w:rPr>
-        <w:t>_</w:t>
-      </w:r>
-      <w:proofErr w:type="gramStart"/>
-      <w:r>
-        <w:rPr>
-          <w:b/>
-          <w:bCs/>
-          <w:lang w:val="en-AU" w:eastAsia="en-AU"/>
-        </w:rPr>
-        <w:t>form.A</w:t>
-      </w:r>
-      <w:proofErr w:type="gramEnd"/>
-      <w:r>
-        <w:rPr>
-          <w:b/>
-          <w:bCs/>
-          <w:lang w:val="en-AU" w:eastAsia="en-AU"/>
-        </w:rPr>
-        <w:t>2_4 | format_</w:t>
-      </w:r>
-      <w:proofErr w:type="gramStart"/>
-      <w:r>
-        <w:rPr>
-          <w:b/>
-          <w:bCs/>
-          <w:lang w:val="en-AU" w:eastAsia="en-AU"/>
-        </w:rPr>
-        <w:t>list }</w:t>
-      </w:r>
-      <w:proofErr w:type="gramEnd"/>
-      <w:r>
-        <w:rPr>
-          <w:b/>
-          <w:bCs/>
-          <w:lang w:val="en-AU" w:eastAsia="en-AU"/>
-        </w:rPr>
-        <w:t>}</w:t>
-      </w:r>
-      <w:r>
-        <w:rPr>
-          <w:lang w:val="en-AU" w:eastAsia="en-AU"/>
-        </w:rPr>
-        <w:t xml:space="preserve">, with an assessed Business Impact Level (BIL) of </w:t>
-      </w:r>
-      <w:proofErr w:type="gramStart"/>
-      <w:r>
-        <w:rPr>
-          <w:b/>
-          <w:bCs/>
-          <w:lang w:val="en-AU" w:eastAsia="en-AU"/>
-        </w:rPr>
-        <w:t>{{ faira</w:t>
-      </w:r>
-      <w:proofErr w:type="gramEnd"/>
-      <w:r>
-        <w:rPr>
-          <w:b/>
-          <w:bCs/>
-          <w:lang w:val="en-AU" w:eastAsia="en-AU"/>
-        </w:rPr>
-        <w:t>_</w:t>
-      </w:r>
-      <w:proofErr w:type="gramStart"/>
-      <w:r>
-        <w:rPr>
-          <w:b/>
-          <w:bCs/>
-          <w:lang w:val="en-AU" w:eastAsia="en-AU"/>
-        </w:rPr>
-        <w:t>form.A</w:t>
-      </w:r>
-      <w:proofErr w:type="gramEnd"/>
-      <w:r>
-        <w:rPr>
-          <w:b/>
-          <w:bCs/>
-          <w:lang w:val="en-AU" w:eastAsia="en-AU"/>
-        </w:rPr>
-        <w:t>2_</w:t>
-      </w:r>
-      <w:proofErr w:type="gramStart"/>
-      <w:r>
-        <w:rPr>
-          <w:b/>
-          <w:bCs/>
-          <w:lang w:val="en-AU" w:eastAsia="en-AU"/>
-        </w:rPr>
-        <w:t>6 }</w:t>
-      </w:r>
-      <w:proofErr w:type="gramEnd"/>
-      <w:r>
-        <w:rPr>
-          <w:b/>
-          <w:bCs/>
-          <w:lang w:val="en-AU" w:eastAsia="en-AU"/>
-        </w:rPr>
-        <w:t>}</w:t>
-      </w:r>
-      <w:r>
-        <w:rPr>
-          <w:lang w:val="en-AU" w:eastAsia="en-AU"/>
-        </w:rPr>
-        <w:t>. This classification provides context for the sensitivity and potential consequence of data misuse or compromise.</w:t>
-      </w:r>
-    </w:p>
-    <w:p>
-      <w:pPr>
-        <w:spacing w:before="60" w:after="60"/>
-        <w:rPr>
-          <w:lang w:val="en-AU" w:eastAsia="en-AU"/>
-        </w:rPr>
-      </w:pPr>
-      <w:r>
-        <w:rPr>
-          <w:lang w:val="en-AU" w:eastAsia="en-AU"/>
-        </w:rPr>
-        <w:t>{%</w:t>
-      </w:r>
-      <w:r>
-        <w:rPr>
-          <w:lang w:val="en-AU" w:eastAsia="en-AU"/>
-        </w:rPr>
-        <w:t>p</w:t>
-      </w:r>
-      <w:r>
-        <w:rPr>
-          <w:lang w:val="en-AU" w:eastAsia="en-AU"/>
-        </w:rPr>
-        <w:t xml:space="preserve"> if faira_</w:t>
-      </w:r>
-      <w:proofErr w:type="gramStart"/>
-      <w:r>
-        <w:rPr>
-          <w:lang w:val="en-AU" w:eastAsia="en-AU"/>
-        </w:rPr>
-        <w:t>form.A</w:t>
-      </w:r>
-      <w:proofErr w:type="gramEnd"/>
-      <w:r>
-        <w:rPr>
-          <w:lang w:val="en-AU" w:eastAsia="en-AU"/>
-        </w:rPr>
-        <w:t>2_7 == "Yes" %}</w:t>
-      </w:r>
-    </w:p>
-    <w:p>
-      <w:pPr>
-        <w:spacing w:before="60" w:after="60"/>
-        <w:rPr>
-          <w:lang w:val="en-AU" w:eastAsia="en-AU"/>
-        </w:rPr>
-      </w:pPr>
-      <w:r>
-        <w:rPr>
-          <w:lang w:val="en-AU" w:eastAsia="en-AU"/>
-        </w:rPr>
-        <w:t xml:space="preserve">The AI system has been identified as using regulated or sensitive data. The categories of regulated or sensitive data involved include </w:t>
-      </w:r>
-      <w:proofErr w:type="gramStart"/>
-      <w:r>
-        <w:rPr>
-          <w:b/>
-          <w:bCs/>
-          <w:lang w:val="en-AU" w:eastAsia="en-AU"/>
-        </w:rPr>
-        <w:t>{{ faira</w:t>
-      </w:r>
-      <w:proofErr w:type="gramEnd"/>
-      <w:r>
-        <w:rPr>
-          <w:b/>
-          <w:bCs/>
-          <w:lang w:val="en-AU" w:eastAsia="en-AU"/>
-        </w:rPr>
-        <w:t>_</w:t>
-      </w:r>
-      <w:proofErr w:type="gramStart"/>
-      <w:r>
-        <w:rPr>
-          <w:b/>
-          <w:bCs/>
-          <w:lang w:val="en-AU" w:eastAsia="en-AU"/>
-        </w:rPr>
-        <w:t>form.A</w:t>
-      </w:r>
-      <w:proofErr w:type="gramEnd"/>
-      <w:r>
-        <w:rPr>
-          <w:b/>
-          <w:bCs/>
-          <w:lang w:val="en-AU" w:eastAsia="en-AU"/>
-        </w:rPr>
-        <w:t>2_7_data_types | format_</w:t>
-      </w:r>
-      <w:proofErr w:type="gramStart"/>
-      <w:r>
-        <w:rPr>
-          <w:b/>
-          <w:bCs/>
-          <w:lang w:val="en-AU" w:eastAsia="en-AU"/>
-        </w:rPr>
-        <w:t>list }</w:t>
-      </w:r>
-      <w:proofErr w:type="gramEnd"/>
-      <w:r>
-        <w:rPr>
-          <w:b/>
-          <w:bCs/>
-          <w:lang w:val="en-AU" w:eastAsia="en-AU"/>
-        </w:rPr>
-        <w:t>}</w:t>
-      </w:r>
-      <w:r>
-        <w:rPr>
-          <w:lang w:val="en-AU" w:eastAsia="en-AU"/>
-        </w:rPr>
-        <w:t>.</w:t>
-      </w:r>
-    </w:p>
-    <w:p>
-      <w:pPr>
-        <w:spacing w:before="60" w:after="60"/>
-        <w:rPr>
-          <w:lang w:val="en-AU" w:eastAsia="en-AU"/>
-        </w:rPr>
-      </w:pPr>
-      <w:r>
-        <w:rPr>
-          <w:lang w:val="en-AU" w:eastAsia="en-AU"/>
-        </w:rPr>
-        <w:t>{%</w:t>
-      </w:r>
-      <w:r>
-        <w:rPr>
-          <w:lang w:val="en-AU" w:eastAsia="en-AU"/>
-        </w:rPr>
-        <w:t>p</w:t>
-      </w:r>
-      <w:r>
-        <w:rPr>
-          <w:lang w:val="en-AU" w:eastAsia="en-AU"/>
-        </w:rPr>
-        <w:t xml:space="preserve"> else %}</w:t>
-      </w:r>
-    </w:p>
-    <w:p>
-      <w:pPr>
-        <w:spacing w:before="60" w:after="60"/>
-        <w:rPr>
-          <w:lang w:val="en-AU" w:eastAsia="en-AU"/>
-        </w:rPr>
-      </w:pPr>
-      <w:r>
-        <w:rPr>
-          <w:lang w:val="en-AU" w:eastAsia="en-AU"/>
-        </w:rPr>
-        <w:t>The organisation has indicated that the AI system does not use regulated or sensitive data.</w:t>
-      </w:r>
-    </w:p>
-    <w:p>
-      <w:pPr>
-        <w:spacing w:before="60" w:after="60"/>
-        <w:rPr>
-          <w:lang w:val="en-AU" w:eastAsia="en-AU"/>
-        </w:rPr>
-      </w:pPr>
-      <w:r>
-        <w:rPr>
-          <w:lang w:val="en-AU" w:eastAsia="en-AU"/>
-        </w:rPr>
-        <w:t>{%</w:t>
-      </w:r>
-      <w:r>
-        <w:rPr>
-          <w:lang w:val="en-AU" w:eastAsia="en-AU"/>
-        </w:rPr>
-        <w:t>p</w:t>
-      </w:r>
-      <w:r>
-        <w:rPr>
-          <w:lang w:val="en-AU" w:eastAsia="en-AU"/>
-        </w:rPr>
-        <w:t xml:space="preserve"> endif %}</w:t>
-      </w:r>
-    </w:p>
-    <w:p>
-      <w:pPr>
-        <w:spacing w:before="60" w:after="60"/>
-        <w:rPr>
-          <w:lang w:val="en-AU" w:eastAsia="en-AU"/>
-        </w:rPr>
-      </w:pPr>
-      <w:r>
-        <w:rPr>
-          <w:lang w:val="en-AU" w:eastAsia="en-AU"/>
-        </w:rPr>
-        <w:t>{%</w:t>
-      </w:r>
-      <w:r>
-        <w:rPr>
-          <w:lang w:val="en-AU" w:eastAsia="en-AU"/>
-        </w:rPr>
-        <w:t>p</w:t>
-      </w:r>
-      <w:r>
-        <w:rPr>
-          <w:lang w:val="en-AU" w:eastAsia="en-AU"/>
-        </w:rPr>
-        <w:t xml:space="preserve"> if faira_</w:t>
-      </w:r>
-      <w:proofErr w:type="gramStart"/>
-      <w:r>
-        <w:rPr>
-          <w:lang w:val="en-AU" w:eastAsia="en-AU"/>
-        </w:rPr>
-        <w:t>form.A</w:t>
-      </w:r>
-      <w:proofErr w:type="gramEnd"/>
-      <w:r>
-        <w:rPr>
-          <w:lang w:val="en-AU" w:eastAsia="en-AU"/>
-        </w:rPr>
-        <w:t>2_8 == "Yes" %}</w:t>
-      </w:r>
-    </w:p>
-    <w:p>
-      <w:pPr>
-        <w:spacing w:before="60" w:after="60"/>
-        <w:rPr>
-          <w:lang w:val="en-AU" w:eastAsia="en-AU"/>
-        </w:rPr>
-      </w:pPr>
-      <w:r>
-        <w:rPr>
-          <w:lang w:val="en-AU" w:eastAsia="en-AU"/>
-        </w:rPr>
-        <w:t xml:space="preserve">The AI system requires user-provided inputs to operate. These inputs include </w:t>
-      </w:r>
-      <w:proofErr w:type="gramStart"/>
-      <w:r>
-        <w:rPr>
-          <w:b/>
-          <w:bCs/>
-          <w:lang w:val="en-AU" w:eastAsia="en-AU"/>
-        </w:rPr>
-        <w:t>{{ faira</w:t>
-      </w:r>
-      <w:proofErr w:type="gramEnd"/>
-      <w:r>
-        <w:rPr>
-          <w:b/>
-          <w:bCs/>
-          <w:lang w:val="en-AU" w:eastAsia="en-AU"/>
-        </w:rPr>
-        <w:t>_</w:t>
-      </w:r>
-      <w:proofErr w:type="gramStart"/>
-      <w:r>
-        <w:rPr>
-          <w:b/>
-          <w:bCs/>
-          <w:lang w:val="en-AU" w:eastAsia="en-AU"/>
-        </w:rPr>
-        <w:t>form.A</w:t>
-      </w:r>
-      <w:proofErr w:type="gramEnd"/>
-      <w:r>
-        <w:rPr>
-          <w:b/>
-          <w:bCs/>
-          <w:lang w:val="en-AU" w:eastAsia="en-AU"/>
-        </w:rPr>
-        <w:t>2_8_types | format_</w:t>
-      </w:r>
-      <w:proofErr w:type="gramStart"/>
-      <w:r>
-        <w:rPr>
-          <w:b/>
-          <w:bCs/>
-          <w:lang w:val="en-AU" w:eastAsia="en-AU"/>
-        </w:rPr>
-        <w:t>list }</w:t>
-      </w:r>
-      <w:proofErr w:type="gramEnd"/>
-      <w:r>
-        <w:rPr>
-          <w:b/>
-          <w:bCs/>
-          <w:lang w:val="en-AU" w:eastAsia="en-AU"/>
-        </w:rPr>
-        <w:t>}</w:t>
+        <w:t>{{ faira_form.A2_8_types | format_list }}</w:t>
       </w:r>
       <w:r>
         <w:rPr>
@@ -6092,8 +5271,8 @@
         <w:tblLook w:val="04A0" w:firstRow="1" w:lastRow="0" w:firstColumn="1" w:lastColumn="0" w:noHBand="0" w:noVBand="1"/>
       </w:tblPr>
       <w:tblGrid>
-        <w:gridCol w:w="2398"/>
-        <w:gridCol w:w="6618"/>
+        <w:gridCol w:w="2234"/>
+        <w:gridCol w:w="6782"/>
       </w:tblGrid>
       <w:tr>
         <w:trPr>
@@ -6221,41 +5400,13 @@
                 <w:lang w:val="en-AU" w:eastAsia="en-AU"/>
               </w:rPr>
             </w:pPr>
-            <w:proofErr w:type="gramStart"/>
-            <w:r>
-              <w:rPr>
-                <w:sz w:val="20"/>
-                <w:szCs w:val="20"/>
-                <w:lang w:val="en-AU" w:eastAsia="en-AU"/>
-              </w:rPr>
-              <w:t>{{ faira</w:t>
-            </w:r>
-            <w:proofErr w:type="gramEnd"/>
-            <w:r>
-              <w:rPr>
-                <w:sz w:val="20"/>
-                <w:szCs w:val="20"/>
-                <w:lang w:val="en-AU" w:eastAsia="en-AU"/>
-              </w:rPr>
-              <w:t>_</w:t>
-            </w:r>
-            <w:proofErr w:type="gramStart"/>
-            <w:r>
-              <w:rPr>
-                <w:sz w:val="20"/>
-                <w:szCs w:val="20"/>
-                <w:lang w:val="en-AU" w:eastAsia="en-AU"/>
-              </w:rPr>
-              <w:t>form.A</w:t>
-            </w:r>
-            <w:proofErr w:type="gramEnd"/>
-            <w:r>
-              <w:rPr>
-                <w:sz w:val="20"/>
-                <w:szCs w:val="20"/>
-                <w:lang w:val="en-AU" w:eastAsia="en-AU"/>
-              </w:rPr>
-              <w:t>2_1 | format_list }}</w:t>
+            <w:r>
+              <w:rPr>
+                <w:sz w:val="20"/>
+                <w:szCs w:val="20"/>
+                <w:lang w:val="en-AU" w:eastAsia="en-AU"/>
+              </w:rPr>
+              <w:t>{{ faira_form.A2_1 | format_list }}</w:t>
             </w:r>
           </w:p>
         </w:tc>
@@ -6311,59 +5462,13 @@
                 <w:lang w:val="en-AU" w:eastAsia="en-AU"/>
               </w:rPr>
             </w:pPr>
-            <w:proofErr w:type="gramStart"/>
-            <w:r>
-              <w:rPr>
-                <w:sz w:val="20"/>
-                <w:szCs w:val="20"/>
-                <w:lang w:val="en-AU" w:eastAsia="en-AU"/>
-              </w:rPr>
-              <w:t>{{ faira</w:t>
-            </w:r>
-            <w:proofErr w:type="gramEnd"/>
-            <w:r>
-              <w:rPr>
-                <w:sz w:val="20"/>
-                <w:szCs w:val="20"/>
-                <w:lang w:val="en-AU" w:eastAsia="en-AU"/>
-              </w:rPr>
-              <w:t>_</w:t>
-            </w:r>
-            <w:proofErr w:type="gramStart"/>
-            <w:r>
-              <w:rPr>
-                <w:sz w:val="20"/>
-                <w:szCs w:val="20"/>
-                <w:lang w:val="en-AU" w:eastAsia="en-AU"/>
-              </w:rPr>
-              <w:t>form.A</w:t>
-            </w:r>
-            <w:proofErr w:type="gramEnd"/>
-            <w:r>
-              <w:rPr>
-                <w:sz w:val="20"/>
-                <w:szCs w:val="20"/>
-                <w:lang w:val="en-AU" w:eastAsia="en-AU"/>
-              </w:rPr>
-              <w:t>2_2 if faira_</w:t>
-            </w:r>
-            <w:proofErr w:type="gramStart"/>
-            <w:r>
-              <w:rPr>
-                <w:sz w:val="20"/>
-                <w:szCs w:val="20"/>
-                <w:lang w:val="en-AU" w:eastAsia="en-AU"/>
-              </w:rPr>
-              <w:t>form.A</w:t>
-            </w:r>
-            <w:proofErr w:type="gramEnd"/>
-            <w:r>
-              <w:rPr>
-                <w:sz w:val="20"/>
-                <w:szCs w:val="20"/>
-                <w:lang w:val="en-AU" w:eastAsia="en-AU"/>
-              </w:rPr>
-              <w:t>2_2 else "Not specified" }}</w:t>
+            <w:r>
+              <w:rPr>
+                <w:sz w:val="20"/>
+                <w:szCs w:val="20"/>
+                <w:lang w:val="en-AU" w:eastAsia="en-AU"/>
+              </w:rPr>
+              <w:t>{{ faira_form.A2_2 if faira_form.A2_2 else "Not specified" }}</w:t>
             </w:r>
           </w:p>
         </w:tc>
@@ -6419,41 +5524,13 @@
                 <w:lang w:val="en-AU" w:eastAsia="en-AU"/>
               </w:rPr>
             </w:pPr>
-            <w:proofErr w:type="gramStart"/>
-            <w:r>
-              <w:rPr>
-                <w:sz w:val="20"/>
-                <w:szCs w:val="20"/>
-                <w:lang w:val="en-AU" w:eastAsia="en-AU"/>
-              </w:rPr>
-              <w:t>{{ faira</w:t>
-            </w:r>
-            <w:proofErr w:type="gramEnd"/>
-            <w:r>
-              <w:rPr>
-                <w:sz w:val="20"/>
-                <w:szCs w:val="20"/>
-                <w:lang w:val="en-AU" w:eastAsia="en-AU"/>
-              </w:rPr>
-              <w:t>_</w:t>
-            </w:r>
-            <w:proofErr w:type="gramStart"/>
-            <w:r>
-              <w:rPr>
-                <w:sz w:val="20"/>
-                <w:szCs w:val="20"/>
-                <w:lang w:val="en-AU" w:eastAsia="en-AU"/>
-              </w:rPr>
-              <w:t>form.A</w:t>
-            </w:r>
-            <w:proofErr w:type="gramEnd"/>
-            <w:r>
-              <w:rPr>
-                <w:sz w:val="20"/>
-                <w:szCs w:val="20"/>
-                <w:lang w:val="en-AU" w:eastAsia="en-AU"/>
-              </w:rPr>
-              <w:t>2_3 | format_list }}</w:t>
+            <w:r>
+              <w:rPr>
+                <w:sz w:val="20"/>
+                <w:szCs w:val="20"/>
+                <w:lang w:val="en-AU" w:eastAsia="en-AU"/>
+              </w:rPr>
+              <w:t>{{ faira_form.A2_3 | format_list }}</w:t>
             </w:r>
           </w:p>
         </w:tc>
@@ -6509,41 +5586,13 @@
                 <w:lang w:val="en-AU" w:eastAsia="en-AU"/>
               </w:rPr>
             </w:pPr>
-            <w:proofErr w:type="gramStart"/>
-            <w:r>
-              <w:rPr>
-                <w:sz w:val="20"/>
-                <w:szCs w:val="20"/>
-                <w:lang w:val="en-AU" w:eastAsia="en-AU"/>
-              </w:rPr>
-              <w:t>{{ faira</w:t>
-            </w:r>
-            <w:proofErr w:type="gramEnd"/>
-            <w:r>
-              <w:rPr>
-                <w:sz w:val="20"/>
-                <w:szCs w:val="20"/>
-                <w:lang w:val="en-AU" w:eastAsia="en-AU"/>
-              </w:rPr>
-              <w:t>_</w:t>
-            </w:r>
-            <w:proofErr w:type="gramStart"/>
-            <w:r>
-              <w:rPr>
-                <w:sz w:val="20"/>
-                <w:szCs w:val="20"/>
-                <w:lang w:val="en-AU" w:eastAsia="en-AU"/>
-              </w:rPr>
-              <w:t>form.A</w:t>
-            </w:r>
-            <w:proofErr w:type="gramEnd"/>
-            <w:r>
-              <w:rPr>
-                <w:sz w:val="20"/>
-                <w:szCs w:val="20"/>
-                <w:lang w:val="en-AU" w:eastAsia="en-AU"/>
-              </w:rPr>
-              <w:t>2_4 | format_list }}</w:t>
+            <w:r>
+              <w:rPr>
+                <w:sz w:val="20"/>
+                <w:szCs w:val="20"/>
+                <w:lang w:val="en-AU" w:eastAsia="en-AU"/>
+              </w:rPr>
+              <w:t>{{ faira_form.A2_4 | format_list }}</w:t>
             </w:r>
           </w:p>
         </w:tc>
@@ -6599,59 +5648,13 @@
                 <w:lang w:val="en-AU" w:eastAsia="en-AU"/>
               </w:rPr>
             </w:pPr>
-            <w:proofErr w:type="gramStart"/>
-            <w:r>
-              <w:rPr>
-                <w:sz w:val="20"/>
-                <w:szCs w:val="20"/>
-                <w:lang w:val="en-AU" w:eastAsia="en-AU"/>
-              </w:rPr>
-              <w:t>{{ faira</w:t>
-            </w:r>
-            <w:proofErr w:type="gramEnd"/>
-            <w:r>
-              <w:rPr>
-                <w:sz w:val="20"/>
-                <w:szCs w:val="20"/>
-                <w:lang w:val="en-AU" w:eastAsia="en-AU"/>
-              </w:rPr>
-              <w:t>_</w:t>
-            </w:r>
-            <w:proofErr w:type="gramStart"/>
-            <w:r>
-              <w:rPr>
-                <w:sz w:val="20"/>
-                <w:szCs w:val="20"/>
-                <w:lang w:val="en-AU" w:eastAsia="en-AU"/>
-              </w:rPr>
-              <w:t>form.A</w:t>
-            </w:r>
-            <w:proofErr w:type="gramEnd"/>
-            <w:r>
-              <w:rPr>
-                <w:sz w:val="20"/>
-                <w:szCs w:val="20"/>
-                <w:lang w:val="en-AU" w:eastAsia="en-AU"/>
-              </w:rPr>
-              <w:t>2_6 if faira_</w:t>
-            </w:r>
-            <w:proofErr w:type="gramStart"/>
-            <w:r>
-              <w:rPr>
-                <w:sz w:val="20"/>
-                <w:szCs w:val="20"/>
-                <w:lang w:val="en-AU" w:eastAsia="en-AU"/>
-              </w:rPr>
-              <w:t>form.A</w:t>
-            </w:r>
-            <w:proofErr w:type="gramEnd"/>
-            <w:r>
-              <w:rPr>
-                <w:sz w:val="20"/>
-                <w:szCs w:val="20"/>
-                <w:lang w:val="en-AU" w:eastAsia="en-AU"/>
-              </w:rPr>
-              <w:t>2_6 else "Not specified" }}</w:t>
+            <w:r>
+              <w:rPr>
+                <w:sz w:val="20"/>
+                <w:szCs w:val="20"/>
+                <w:lang w:val="en-AU" w:eastAsia="en-AU"/>
+              </w:rPr>
+              <w:t>{{ faira_form.A2_6 if faira_form.A2_6 else "Not specified" }}</w:t>
             </w:r>
           </w:p>
         </w:tc>
@@ -6701,92 +5704,44 @@
           </w:tcPr>
           <w:p>
             <w:pPr>
-              <w:rPr>
-                <w:sz w:val="20"/>
-                <w:szCs w:val="20"/>
-                <w:lang w:val="en-AU" w:eastAsia="en-AU"/>
-              </w:rPr>
-            </w:pPr>
-            <w:r>
-              <w:rPr>
-                <w:sz w:val="20"/>
-                <w:szCs w:val="20"/>
-                <w:lang w:val="en-AU" w:eastAsia="en-AU"/>
-              </w:rPr>
-              <w:t>{% if faira_</w:t>
-            </w:r>
-            <w:proofErr w:type="gramStart"/>
-            <w:r>
-              <w:rPr>
-                <w:sz w:val="20"/>
-                <w:szCs w:val="20"/>
-                <w:lang w:val="en-AU" w:eastAsia="en-AU"/>
-              </w:rPr>
-              <w:t>form.A</w:t>
-            </w:r>
-            <w:proofErr w:type="gramEnd"/>
-            <w:r>
-              <w:rPr>
-                <w:sz w:val="20"/>
-                <w:szCs w:val="20"/>
-                <w:lang w:val="en-AU" w:eastAsia="en-AU"/>
-              </w:rPr>
-              <w:t xml:space="preserve">2_7 == "Yes" </w:t>
-            </w:r>
-            <w:proofErr w:type="gramStart"/>
-            <w:r>
-              <w:rPr>
-                <w:sz w:val="20"/>
-                <w:szCs w:val="20"/>
-                <w:lang w:val="en-AU" w:eastAsia="en-AU"/>
-              </w:rPr>
-              <w:t>%}Yes</w:t>
-            </w:r>
-            <w:proofErr w:type="gramEnd"/>
-            <w:r>
-              <w:rPr>
-                <w:sz w:val="20"/>
-                <w:szCs w:val="20"/>
-                <w:lang w:val="en-AU" w:eastAsia="en-AU"/>
-              </w:rPr>
-              <w:t xml:space="preserve"> — </w:t>
-            </w:r>
-            <w:proofErr w:type="gramStart"/>
-            <w:r>
-              <w:rPr>
-                <w:sz w:val="20"/>
-                <w:szCs w:val="20"/>
-                <w:lang w:val="en-AU" w:eastAsia="en-AU"/>
-              </w:rPr>
-              <w:t>{{ faira</w:t>
-            </w:r>
-            <w:proofErr w:type="gramEnd"/>
-            <w:r>
-              <w:rPr>
-                <w:sz w:val="20"/>
-                <w:szCs w:val="20"/>
-                <w:lang w:val="en-AU" w:eastAsia="en-AU"/>
-              </w:rPr>
-              <w:t>_</w:t>
-            </w:r>
-            <w:proofErr w:type="gramStart"/>
-            <w:r>
-              <w:rPr>
-                <w:sz w:val="20"/>
-                <w:szCs w:val="20"/>
-                <w:lang w:val="en-AU" w:eastAsia="en-AU"/>
-              </w:rPr>
-              <w:t>form.A</w:t>
-            </w:r>
-            <w:proofErr w:type="gramEnd"/>
-            <w:r>
-              <w:rPr>
-                <w:sz w:val="20"/>
-                <w:szCs w:val="20"/>
-                <w:lang w:val="en-AU" w:eastAsia="en-AU"/>
-              </w:rPr>
-              <w:t>2_7_data_types | format_list }}</w:t>
-            </w:r>
+              <w:spacing w:before="60" w:after="60"/>
+              <w:rPr>
+                <w:lang w:val="en-AU" w:eastAsia="en-AU"/>
+              </w:rPr>
+            </w:pPr>
+            <w:r>
+              <w:rPr>
+                <w:sz w:val="20"/>
+                <w:szCs w:val="20"/>
+                <w:lang w:val="en-AU" w:eastAsia="en-AU"/>
+              </w:rPr>
+              <w:t xml:space="preserve">{% if faira_form.A2_7 == "Yes" %}Yes — </w:t>
+            </w:r>
+            <w:r>
+              <w:rPr>
+                <w:sz w:val="20"/>
+                <w:szCs w:val="20"/>
+                <w:lang w:val="en-AU" w:eastAsia="en-AU"/>
+              </w:rPr>
+              <w:t>{{ faira_form.A2_7_data_types | format_list }}</w:t>
+            </w:r>
+            <w:r>
+              <w:rPr>
+                <w:sz w:val="20"/>
+                <w:szCs w:val="20"/>
+                <w:lang w:val="en-AU" w:eastAsia="en-AU"/>
+              </w:rPr>
+              <w:t>{% endif %}</w:t>
+            </w:r>
+          </w:p>
+          <w:p>
+            <w:pPr>
+              <w:rPr>
+                <w:sz w:val="20"/>
+                <w:szCs w:val="20"/>
+                <w:lang w:val="en-AU" w:eastAsia="en-AU"/>
+              </w:rPr>
+            </w:pPr>
           </w:p>
         </w:tc>
       </w:tr>
@@ -6847,79 +5802,23 @@
                 <w:szCs w:val="20"/>
                 <w:lang w:val="en-AU" w:eastAsia="en-AU"/>
               </w:rPr>
-              <w:t>{% if faira_</w:t>
-            </w:r>
-            <w:proofErr w:type="gramStart"/>
-            <w:r>
-              <w:rPr>
-                <w:sz w:val="20"/>
-                <w:szCs w:val="20"/>
-                <w:lang w:val="en-AU" w:eastAsia="en-AU"/>
-              </w:rPr>
-              <w:t>form.A</w:t>
-            </w:r>
-            <w:proofErr w:type="gramEnd"/>
-            <w:r>
-              <w:rPr>
-                <w:sz w:val="20"/>
-                <w:szCs w:val="20"/>
-                <w:lang w:val="en-AU" w:eastAsia="en-AU"/>
-              </w:rPr>
-              <w:t xml:space="preserve">2_8 == "Yes" </w:t>
-            </w:r>
-            <w:proofErr w:type="gramStart"/>
-            <w:r>
-              <w:rPr>
-                <w:sz w:val="20"/>
-                <w:szCs w:val="20"/>
-                <w:lang w:val="en-AU" w:eastAsia="en-AU"/>
-              </w:rPr>
-              <w:t>%}Yes</w:t>
-            </w:r>
-            <w:proofErr w:type="gramEnd"/>
-            <w:r>
-              <w:rPr>
-                <w:sz w:val="20"/>
-                <w:szCs w:val="20"/>
-                <w:lang w:val="en-AU" w:eastAsia="en-AU"/>
-              </w:rPr>
-              <w:t xml:space="preserve"> — </w:t>
-            </w:r>
-            <w:proofErr w:type="gramStart"/>
-            <w:r>
-              <w:rPr>
-                <w:sz w:val="20"/>
-                <w:szCs w:val="20"/>
-                <w:lang w:val="en-AU" w:eastAsia="en-AU"/>
-              </w:rPr>
-              <w:t>{{ faira</w:t>
-            </w:r>
-            <w:proofErr w:type="gramEnd"/>
-            <w:r>
-              <w:rPr>
-                <w:sz w:val="20"/>
-                <w:szCs w:val="20"/>
-                <w:lang w:val="en-AU" w:eastAsia="en-AU"/>
-              </w:rPr>
-              <w:t>_</w:t>
-            </w:r>
-            <w:proofErr w:type="gramStart"/>
-            <w:r>
-              <w:rPr>
-                <w:sz w:val="20"/>
-                <w:szCs w:val="20"/>
-                <w:lang w:val="en-AU" w:eastAsia="en-AU"/>
-              </w:rPr>
-              <w:t>form.A</w:t>
-            </w:r>
-            <w:proofErr w:type="gramEnd"/>
-            <w:r>
-              <w:rPr>
-                <w:sz w:val="20"/>
-                <w:szCs w:val="20"/>
-                <w:lang w:val="en-AU" w:eastAsia="en-AU"/>
-              </w:rPr>
-              <w:t>2_8_types | format_list }}</w:t>
+              <w:t xml:space="preserve">{% if faira_form.A2_8 == "Yes" %}Yes — </w:t>
+            </w:r>
+            <w:r>
+              <w:rPr>
+                <w:sz w:val="20"/>
+                <w:szCs w:val="20"/>
+                <w:lang w:val="en-AU" w:eastAsia="en-AU"/>
+              </w:rPr>
+              <w:t>{{ faira_form.A2_8_types | format_list }}</w:t>
+            </w:r>
+            <w:r>
+              <w:rPr>
+                <w:sz w:val="20"/>
+                <w:szCs w:val="20"/>
+                <w:lang w:val="en-AU" w:eastAsia="en-AU"/>
+              </w:rPr>
+              <w:t>{% endif %}</w:t>
             </w:r>
           </w:p>
         </w:tc>
@@ -7102,7 +6001,6 @@
                 <w:lang w:val="en-AU" w:eastAsia="en-AU"/>
               </w:rPr>
             </w:pPr>
-            <w:proofErr w:type="gramStart"/>
             <w:r>
               <w:rPr>
                 <w:sz w:val="20"/>
@@ -7110,77 +6008,7 @@
                 <w:highlight w:val="yellow"/>
                 <w:lang w:val="en-AU" w:eastAsia="en-AU"/>
               </w:rPr>
-              <w:t>{{ faira</w:t>
-            </w:r>
-            <w:proofErr w:type="gramEnd"/>
-            <w:r>
-              <w:rPr>
-                <w:sz w:val="20"/>
-                <w:szCs w:val="20"/>
-                <w:highlight w:val="yellow"/>
-                <w:lang w:val="en-AU" w:eastAsia="en-AU"/>
-              </w:rPr>
-              <w:t>_</w:t>
-            </w:r>
-            <w:proofErr w:type="gramStart"/>
-            <w:r>
-              <w:rPr>
-                <w:sz w:val="20"/>
-                <w:szCs w:val="20"/>
-                <w:highlight w:val="yellow"/>
-                <w:lang w:val="en-AU" w:eastAsia="en-AU"/>
-              </w:rPr>
-              <w:t>form.A</w:t>
-            </w:r>
-            <w:proofErr w:type="gramEnd"/>
-            <w:r>
-              <w:rPr>
-                <w:sz w:val="20"/>
-                <w:szCs w:val="20"/>
-                <w:highlight w:val="yellow"/>
-                <w:lang w:val="en-AU" w:eastAsia="en-AU"/>
-              </w:rPr>
-              <w:t xml:space="preserve">2_1 | </w:t>
-            </w:r>
-            <w:proofErr w:type="gramStart"/>
-            <w:r>
-              <w:rPr>
-                <w:sz w:val="20"/>
-                <w:szCs w:val="20"/>
-                <w:highlight w:val="yellow"/>
-                <w:lang w:val="en-AU" w:eastAsia="en-AU"/>
-              </w:rPr>
-              <w:t>join(</w:t>
-            </w:r>
-            <w:proofErr w:type="gramEnd"/>
-            <w:r>
-              <w:rPr>
-                <w:sz w:val="20"/>
-                <w:szCs w:val="20"/>
-                <w:highlight w:val="yellow"/>
-                <w:lang w:val="en-AU" w:eastAsia="en-AU"/>
-              </w:rPr>
-              <w:t>“, “) | replace_</w:t>
-            </w:r>
-            <w:proofErr w:type="gramStart"/>
-            <w:r>
-              <w:rPr>
-                <w:sz w:val="20"/>
-                <w:szCs w:val="20"/>
-                <w:highlight w:val="yellow"/>
-                <w:lang w:val="en-AU" w:eastAsia="en-AU"/>
-              </w:rPr>
-              <w:t>last(</w:t>
-            </w:r>
-            <w:proofErr w:type="gramEnd"/>
-            <w:r>
-              <w:rPr>
-                <w:sz w:val="20"/>
-                <w:szCs w:val="20"/>
-                <w:highlight w:val="yellow"/>
-                <w:lang w:val="en-AU" w:eastAsia="en-AU"/>
-              </w:rPr>
-              <w:t>“, “, “, and “) }}</w:t>
+              <w:t>{{ faira_form.A2_1 | join(“, “) | replace_last(“, “, “, and “) }}</w:t>
             </w:r>
           </w:p>
         </w:tc>
@@ -7246,27 +6074,7 @@
                 <w:highlight w:val="yellow"/>
                 <w:lang w:val="en-AU" w:eastAsia="en-AU"/>
               </w:rPr>
-              <w:t>{{faira_</w:t>
-            </w:r>
-            <w:proofErr w:type="gramStart"/>
-            <w:r>
-              <w:rPr>
-                <w:sz w:val="20"/>
-                <w:szCs w:val="20"/>
-                <w:highlight w:val="yellow"/>
-                <w:lang w:val="en-AU" w:eastAsia="en-AU"/>
-              </w:rPr>
-              <w:t>form.A</w:t>
-            </w:r>
-            <w:proofErr w:type="gramEnd"/>
-            <w:r>
-              <w:rPr>
-                <w:sz w:val="20"/>
-                <w:szCs w:val="20"/>
-                <w:highlight w:val="yellow"/>
-                <w:lang w:val="en-AU" w:eastAsia="en-AU"/>
-              </w:rPr>
-              <w:t>2_2}}</w:t>
+              <w:t>{{faira_form.A2_2}}</w:t>
             </w:r>
           </w:p>
         </w:tc>
@@ -7325,7 +6133,6 @@
                 <w:lang w:val="en-AU" w:eastAsia="en-AU"/>
               </w:rPr>
             </w:pPr>
-            <w:proofErr w:type="gramStart"/>
             <w:r>
               <w:rPr>
                 <w:sz w:val="20"/>
@@ -7333,77 +6140,7 @@
                 <w:highlight w:val="yellow"/>
                 <w:lang w:val="en-AU" w:eastAsia="en-AU"/>
               </w:rPr>
-              <w:t>{{ faira</w:t>
-            </w:r>
-            <w:proofErr w:type="gramEnd"/>
-            <w:r>
-              <w:rPr>
-                <w:sz w:val="20"/>
-                <w:szCs w:val="20"/>
-                <w:highlight w:val="yellow"/>
-                <w:lang w:val="en-AU" w:eastAsia="en-AU"/>
-              </w:rPr>
-              <w:t>_</w:t>
-            </w:r>
-            <w:proofErr w:type="gramStart"/>
-            <w:r>
-              <w:rPr>
-                <w:sz w:val="20"/>
-                <w:szCs w:val="20"/>
-                <w:highlight w:val="yellow"/>
-                <w:lang w:val="en-AU" w:eastAsia="en-AU"/>
-              </w:rPr>
-              <w:t>form.A</w:t>
-            </w:r>
-            <w:proofErr w:type="gramEnd"/>
-            <w:r>
-              <w:rPr>
-                <w:sz w:val="20"/>
-                <w:szCs w:val="20"/>
-                <w:highlight w:val="yellow"/>
-                <w:lang w:val="en-AU" w:eastAsia="en-AU"/>
-              </w:rPr>
-              <w:t xml:space="preserve">2_3 | </w:t>
-            </w:r>
-            <w:proofErr w:type="gramStart"/>
-            <w:r>
-              <w:rPr>
-                <w:sz w:val="20"/>
-                <w:szCs w:val="20"/>
-                <w:highlight w:val="yellow"/>
-                <w:lang w:val="en-AU" w:eastAsia="en-AU"/>
-              </w:rPr>
-              <w:t>join(</w:t>
-            </w:r>
-            <w:proofErr w:type="gramEnd"/>
-            <w:r>
-              <w:rPr>
-                <w:sz w:val="20"/>
-                <w:szCs w:val="20"/>
-                <w:highlight w:val="yellow"/>
-                <w:lang w:val="en-AU" w:eastAsia="en-AU"/>
-              </w:rPr>
-              <w:t>“, “) | replace_</w:t>
-            </w:r>
-            <w:proofErr w:type="gramStart"/>
-            <w:r>
-              <w:rPr>
-                <w:sz w:val="20"/>
-                <w:szCs w:val="20"/>
-                <w:highlight w:val="yellow"/>
-                <w:lang w:val="en-AU" w:eastAsia="en-AU"/>
-              </w:rPr>
-              <w:t>last(</w:t>
-            </w:r>
-            <w:proofErr w:type="gramEnd"/>
-            <w:r>
-              <w:rPr>
-                <w:sz w:val="20"/>
-                <w:szCs w:val="20"/>
-                <w:highlight w:val="yellow"/>
-                <w:lang w:val="en-AU" w:eastAsia="en-AU"/>
-              </w:rPr>
-              <w:t>“, “, “, and “) }}</w:t>
+              <w:t>{{ faira_form.A2_3 | join(“, “) | replace_last(“, “, “, and “) }}</w:t>
             </w:r>
           </w:p>
         </w:tc>
@@ -7462,7 +6199,6 @@
                 <w:lang w:val="en-AU" w:eastAsia="en-AU"/>
               </w:rPr>
             </w:pPr>
-            <w:proofErr w:type="gramStart"/>
             <w:r>
               <w:rPr>
                 <w:sz w:val="20"/>
@@ -7470,77 +6206,7 @@
                 <w:highlight w:val="yellow"/>
                 <w:lang w:val="en-AU" w:eastAsia="en-AU"/>
               </w:rPr>
-              <w:t>{{ faira</w:t>
-            </w:r>
-            <w:proofErr w:type="gramEnd"/>
-            <w:r>
-              <w:rPr>
-                <w:sz w:val="20"/>
-                <w:szCs w:val="20"/>
-                <w:highlight w:val="yellow"/>
-                <w:lang w:val="en-AU" w:eastAsia="en-AU"/>
-              </w:rPr>
-              <w:t>_</w:t>
-            </w:r>
-            <w:proofErr w:type="gramStart"/>
-            <w:r>
-              <w:rPr>
-                <w:sz w:val="20"/>
-                <w:szCs w:val="20"/>
-                <w:highlight w:val="yellow"/>
-                <w:lang w:val="en-AU" w:eastAsia="en-AU"/>
-              </w:rPr>
-              <w:t>form.A</w:t>
-            </w:r>
-            <w:proofErr w:type="gramEnd"/>
-            <w:r>
-              <w:rPr>
-                <w:sz w:val="20"/>
-                <w:szCs w:val="20"/>
-                <w:highlight w:val="yellow"/>
-                <w:lang w:val="en-AU" w:eastAsia="en-AU"/>
-              </w:rPr>
-              <w:t xml:space="preserve">2_4 | </w:t>
-            </w:r>
-            <w:proofErr w:type="gramStart"/>
-            <w:r>
-              <w:rPr>
-                <w:sz w:val="20"/>
-                <w:szCs w:val="20"/>
-                <w:highlight w:val="yellow"/>
-                <w:lang w:val="en-AU" w:eastAsia="en-AU"/>
-              </w:rPr>
-              <w:t>join(</w:t>
-            </w:r>
-            <w:proofErr w:type="gramEnd"/>
-            <w:r>
-              <w:rPr>
-                <w:sz w:val="20"/>
-                <w:szCs w:val="20"/>
-                <w:highlight w:val="yellow"/>
-                <w:lang w:val="en-AU" w:eastAsia="en-AU"/>
-              </w:rPr>
-              <w:t>“, “) | replace_</w:t>
-            </w:r>
-            <w:proofErr w:type="gramStart"/>
-            <w:r>
-              <w:rPr>
-                <w:sz w:val="20"/>
-                <w:szCs w:val="20"/>
-                <w:highlight w:val="yellow"/>
-                <w:lang w:val="en-AU" w:eastAsia="en-AU"/>
-              </w:rPr>
-              <w:t>last(</w:t>
-            </w:r>
-            <w:proofErr w:type="gramEnd"/>
-            <w:r>
-              <w:rPr>
-                <w:sz w:val="20"/>
-                <w:szCs w:val="20"/>
-                <w:highlight w:val="yellow"/>
-                <w:lang w:val="en-AU" w:eastAsia="en-AU"/>
-              </w:rPr>
-              <w:t>“, “, “, and “) }}</w:t>
+              <w:t>{{ faira_form.A2_4 | join(“, “) | replace_last(“, “, “, and “) }}</w:t>
             </w:r>
           </w:p>
         </w:tc>
@@ -7599,7 +6265,6 @@
                 <w:lang w:val="en-AU" w:eastAsia="en-AU"/>
               </w:rPr>
             </w:pPr>
-            <w:proofErr w:type="gramStart"/>
             <w:r>
               <w:rPr>
                 <w:sz w:val="20"/>
@@ -7607,77 +6272,7 @@
                 <w:highlight w:val="yellow"/>
                 <w:lang w:val="en-AU" w:eastAsia="en-AU"/>
               </w:rPr>
-              <w:t>{{ faira</w:t>
-            </w:r>
-            <w:proofErr w:type="gramEnd"/>
-            <w:r>
-              <w:rPr>
-                <w:sz w:val="20"/>
-                <w:szCs w:val="20"/>
-                <w:highlight w:val="yellow"/>
-                <w:lang w:val="en-AU" w:eastAsia="en-AU"/>
-              </w:rPr>
-              <w:t>_</w:t>
-            </w:r>
-            <w:proofErr w:type="gramStart"/>
-            <w:r>
-              <w:rPr>
-                <w:sz w:val="20"/>
-                <w:szCs w:val="20"/>
-                <w:highlight w:val="yellow"/>
-                <w:lang w:val="en-AU" w:eastAsia="en-AU"/>
-              </w:rPr>
-              <w:t>form.A</w:t>
-            </w:r>
-            <w:proofErr w:type="gramEnd"/>
-            <w:r>
-              <w:rPr>
-                <w:sz w:val="20"/>
-                <w:szCs w:val="20"/>
-                <w:highlight w:val="yellow"/>
-                <w:lang w:val="en-AU" w:eastAsia="en-AU"/>
-              </w:rPr>
-              <w:t xml:space="preserve">2_5 | </w:t>
-            </w:r>
-            <w:proofErr w:type="gramStart"/>
-            <w:r>
-              <w:rPr>
-                <w:sz w:val="20"/>
-                <w:szCs w:val="20"/>
-                <w:highlight w:val="yellow"/>
-                <w:lang w:val="en-AU" w:eastAsia="en-AU"/>
-              </w:rPr>
-              <w:t>join(</w:t>
-            </w:r>
-            <w:proofErr w:type="gramEnd"/>
-            <w:r>
-              <w:rPr>
-                <w:sz w:val="20"/>
-                <w:szCs w:val="20"/>
-                <w:highlight w:val="yellow"/>
-                <w:lang w:val="en-AU" w:eastAsia="en-AU"/>
-              </w:rPr>
-              <w:t>“, “) | replace_</w:t>
-            </w:r>
-            <w:proofErr w:type="gramStart"/>
-            <w:r>
-              <w:rPr>
-                <w:sz w:val="20"/>
-                <w:szCs w:val="20"/>
-                <w:highlight w:val="yellow"/>
-                <w:lang w:val="en-AU" w:eastAsia="en-AU"/>
-              </w:rPr>
-              <w:t>last(</w:t>
-            </w:r>
-            <w:proofErr w:type="gramEnd"/>
-            <w:r>
-              <w:rPr>
-                <w:sz w:val="20"/>
-                <w:szCs w:val="20"/>
-                <w:highlight w:val="yellow"/>
-                <w:lang w:val="en-AU" w:eastAsia="en-AU"/>
-              </w:rPr>
-              <w:t>“, “, “, and “) }}</w:t>
+              <w:t>{{ faira_form.A2_5 | join(“, “) | replace_last(“, “, “, and “) }}</w:t>
             </w:r>
           </w:p>
         </w:tc>
@@ -7743,27 +6338,7 @@
                 <w:highlight w:val="yellow"/>
                 <w:lang w:val="en-AU" w:eastAsia="en-AU"/>
               </w:rPr>
-              <w:t>{{faira_</w:t>
-            </w:r>
-            <w:proofErr w:type="gramStart"/>
-            <w:r>
-              <w:rPr>
-                <w:sz w:val="20"/>
-                <w:szCs w:val="20"/>
-                <w:highlight w:val="yellow"/>
-                <w:lang w:val="en-AU" w:eastAsia="en-AU"/>
-              </w:rPr>
-              <w:t>form.A</w:t>
-            </w:r>
-            <w:proofErr w:type="gramEnd"/>
-            <w:r>
-              <w:rPr>
-                <w:sz w:val="20"/>
-                <w:szCs w:val="20"/>
-                <w:highlight w:val="yellow"/>
-                <w:lang w:val="en-AU" w:eastAsia="en-AU"/>
-              </w:rPr>
-              <w:t>2_6}}</w:t>
+              <w:t>{{faira_form.A2_6}}</w:t>
             </w:r>
           </w:p>
         </w:tc>
@@ -7829,27 +6404,7 @@
                 <w:highlight w:val="yellow"/>
                 <w:lang w:val="en-AU" w:eastAsia="en-AU"/>
               </w:rPr>
-              <w:t>{{faira_</w:t>
-            </w:r>
-            <w:proofErr w:type="gramStart"/>
-            <w:r>
-              <w:rPr>
-                <w:sz w:val="20"/>
-                <w:szCs w:val="20"/>
-                <w:highlight w:val="yellow"/>
-                <w:lang w:val="en-AU" w:eastAsia="en-AU"/>
-              </w:rPr>
-              <w:t>form.A</w:t>
-            </w:r>
-            <w:proofErr w:type="gramEnd"/>
-            <w:r>
-              <w:rPr>
-                <w:sz w:val="20"/>
-                <w:szCs w:val="20"/>
-                <w:highlight w:val="yellow"/>
-                <w:lang w:val="en-AU" w:eastAsia="en-AU"/>
-              </w:rPr>
-              <w:t>2_7}}</w:t>
+              <w:t>{{faira_form.A2_7}}</w:t>
             </w:r>
           </w:p>
         </w:tc>
@@ -7915,27 +6470,7 @@
                 <w:highlight w:val="yellow"/>
                 <w:lang w:val="en-AU" w:eastAsia="en-AU"/>
               </w:rPr>
-              <w:t>{{faira_</w:t>
-            </w:r>
-            <w:proofErr w:type="gramStart"/>
-            <w:r>
-              <w:rPr>
-                <w:sz w:val="20"/>
-                <w:szCs w:val="20"/>
-                <w:highlight w:val="yellow"/>
-                <w:lang w:val="en-AU" w:eastAsia="en-AU"/>
-              </w:rPr>
-              <w:t>form.A</w:t>
-            </w:r>
-            <w:proofErr w:type="gramEnd"/>
-            <w:r>
-              <w:rPr>
-                <w:sz w:val="20"/>
-                <w:szCs w:val="20"/>
-                <w:highlight w:val="yellow"/>
-                <w:lang w:val="en-AU" w:eastAsia="en-AU"/>
-              </w:rPr>
-              <w:t>2_8}}</w:t>
+              <w:t>{{faira_form.A2_8}}</w:t>
             </w:r>
           </w:p>
         </w:tc>
@@ -8284,41 +6819,13 @@
                 <w:lang w:val="en-AU" w:eastAsia="en-AU"/>
               </w:rPr>
             </w:pPr>
-            <w:proofErr w:type="gramStart"/>
-            <w:r>
-              <w:rPr>
-                <w:sz w:val="20"/>
-                <w:szCs w:val="20"/>
-                <w:lang w:val="en-AU" w:eastAsia="en-AU"/>
-              </w:rPr>
-              <w:t>{{ faira</w:t>
-            </w:r>
-            <w:proofErr w:type="gramEnd"/>
-            <w:r>
-              <w:rPr>
-                <w:sz w:val="20"/>
-                <w:szCs w:val="20"/>
-                <w:lang w:val="en-AU" w:eastAsia="en-AU"/>
-              </w:rPr>
-              <w:t>_</w:t>
-            </w:r>
-            <w:proofErr w:type="gramStart"/>
-            <w:r>
-              <w:rPr>
-                <w:sz w:val="20"/>
-                <w:szCs w:val="20"/>
-                <w:lang w:val="en-AU" w:eastAsia="en-AU"/>
-              </w:rPr>
-              <w:t>form.A</w:t>
-            </w:r>
-            <w:proofErr w:type="gramEnd"/>
-            <w:r>
-              <w:rPr>
-                <w:sz w:val="20"/>
-                <w:szCs w:val="20"/>
-                <w:lang w:val="en-AU" w:eastAsia="en-AU"/>
-              </w:rPr>
-              <w:t>3_</w:t>
+            <w:r>
+              <w:rPr>
+                <w:sz w:val="20"/>
+                <w:szCs w:val="20"/>
+                <w:lang w:val="en-AU" w:eastAsia="en-AU"/>
+              </w:rPr>
+              <w:t>{{ faira_form.A3_</w:t>
             </w:r>
             <w:r>
               <w:rPr>
@@ -8334,43 +6841,7 @@
                 <w:szCs w:val="20"/>
                 <w:lang w:val="en-AU" w:eastAsia="en-AU"/>
               </w:rPr>
-              <w:t xml:space="preserve"> | </w:t>
-            </w:r>
-            <w:proofErr w:type="gramStart"/>
-            <w:r>
-              <w:rPr>
-                <w:sz w:val="20"/>
-                <w:szCs w:val="20"/>
-                <w:lang w:val="en-AU" w:eastAsia="en-AU"/>
-              </w:rPr>
-              <w:t>join(</w:t>
-            </w:r>
-            <w:proofErr w:type="gramEnd"/>
-            <w:r>
-              <w:rPr>
-                <w:sz w:val="20"/>
-                <w:szCs w:val="20"/>
-                <w:lang w:val="en-AU" w:eastAsia="en-AU"/>
-              </w:rPr>
-              <w:t>“, “) | replace_</w:t>
-            </w:r>
-            <w:proofErr w:type="gramStart"/>
-            <w:r>
-              <w:rPr>
-                <w:sz w:val="20"/>
-                <w:szCs w:val="20"/>
-                <w:lang w:val="en-AU" w:eastAsia="en-AU"/>
-              </w:rPr>
-              <w:t>last(</w:t>
-            </w:r>
-            <w:proofErr w:type="gramEnd"/>
-            <w:r>
-              <w:rPr>
-                <w:sz w:val="20"/>
-                <w:szCs w:val="20"/>
-                <w:lang w:val="en-AU" w:eastAsia="en-AU"/>
-              </w:rPr>
-              <w:t>“, “, “, and “) }}</w:t>
+              <w:t xml:space="preserve"> | join(“, “) | replace_last(“, “, “, and “) }}</w:t>
             </w:r>
           </w:p>
         </w:tc>
@@ -8426,77 +6897,13 @@
                 <w:lang w:val="en-AU" w:eastAsia="en-AU"/>
               </w:rPr>
             </w:pPr>
-            <w:proofErr w:type="gramStart"/>
-            <w:r>
-              <w:rPr>
-                <w:sz w:val="20"/>
-                <w:szCs w:val="20"/>
-                <w:lang w:val="en-AU" w:eastAsia="en-AU"/>
-              </w:rPr>
-              <w:t>{{ faira</w:t>
-            </w:r>
-            <w:proofErr w:type="gramEnd"/>
-            <w:r>
-              <w:rPr>
-                <w:sz w:val="20"/>
-                <w:szCs w:val="20"/>
-                <w:lang w:val="en-AU" w:eastAsia="en-AU"/>
-              </w:rPr>
-              <w:t>_</w:t>
-            </w:r>
-            <w:proofErr w:type="gramStart"/>
-            <w:r>
-              <w:rPr>
-                <w:sz w:val="20"/>
-                <w:szCs w:val="20"/>
-                <w:lang w:val="en-AU" w:eastAsia="en-AU"/>
-              </w:rPr>
-              <w:t>form.A</w:t>
-            </w:r>
-            <w:proofErr w:type="gramEnd"/>
-            <w:r>
-              <w:rPr>
-                <w:sz w:val="20"/>
-                <w:szCs w:val="20"/>
-                <w:lang w:val="en-AU" w:eastAsia="en-AU"/>
-              </w:rPr>
-              <w:t xml:space="preserve">3_2 | </w:t>
-            </w:r>
-            <w:proofErr w:type="gramStart"/>
-            <w:r>
-              <w:rPr>
-                <w:sz w:val="20"/>
-                <w:szCs w:val="20"/>
-                <w:lang w:val="en-AU" w:eastAsia="en-AU"/>
-              </w:rPr>
-              <w:t>join(</w:t>
-            </w:r>
-            <w:proofErr w:type="gramEnd"/>
-            <w:r>
-              <w:rPr>
-                <w:sz w:val="20"/>
-                <w:szCs w:val="20"/>
-                <w:lang w:val="en-AU" w:eastAsia="en-AU"/>
-              </w:rPr>
-              <w:t>“, “) | replace_</w:t>
-            </w:r>
-            <w:proofErr w:type="gramStart"/>
-            <w:r>
-              <w:rPr>
-                <w:sz w:val="20"/>
-                <w:szCs w:val="20"/>
-                <w:lang w:val="en-AU" w:eastAsia="en-AU"/>
-              </w:rPr>
-              <w:t>last(</w:t>
-            </w:r>
-            <w:proofErr w:type="gramEnd"/>
-            <w:r>
-              <w:rPr>
-                <w:sz w:val="20"/>
-                <w:szCs w:val="20"/>
-                <w:lang w:val="en-AU" w:eastAsia="en-AU"/>
-              </w:rPr>
-              <w:t>“, “, “, and “) }}</w:t>
+            <w:r>
+              <w:rPr>
+                <w:sz w:val="20"/>
+                <w:szCs w:val="20"/>
+                <w:lang w:val="en-AU" w:eastAsia="en-AU"/>
+              </w:rPr>
+              <w:t>{{ faira_form.A3_2 | join(“, “) | replace_last(“, “, “, and “) }}</w:t>
             </w:r>
           </w:p>
         </w:tc>
@@ -8552,77 +6959,13 @@
                 <w:lang w:val="en-AU" w:eastAsia="en-AU"/>
               </w:rPr>
             </w:pPr>
-            <w:proofErr w:type="gramStart"/>
-            <w:r>
-              <w:rPr>
-                <w:sz w:val="20"/>
-                <w:szCs w:val="20"/>
-                <w:lang w:val="en-AU" w:eastAsia="en-AU"/>
-              </w:rPr>
-              <w:t>{{ faira</w:t>
-            </w:r>
-            <w:proofErr w:type="gramEnd"/>
-            <w:r>
-              <w:rPr>
-                <w:sz w:val="20"/>
-                <w:szCs w:val="20"/>
-                <w:lang w:val="en-AU" w:eastAsia="en-AU"/>
-              </w:rPr>
-              <w:t>_</w:t>
-            </w:r>
-            <w:proofErr w:type="gramStart"/>
-            <w:r>
-              <w:rPr>
-                <w:sz w:val="20"/>
-                <w:szCs w:val="20"/>
-                <w:lang w:val="en-AU" w:eastAsia="en-AU"/>
-              </w:rPr>
-              <w:t>form.A</w:t>
-            </w:r>
-            <w:proofErr w:type="gramEnd"/>
-            <w:r>
-              <w:rPr>
-                <w:sz w:val="20"/>
-                <w:szCs w:val="20"/>
-                <w:lang w:val="en-AU" w:eastAsia="en-AU"/>
-              </w:rPr>
-              <w:t xml:space="preserve">3_3 | </w:t>
-            </w:r>
-            <w:proofErr w:type="gramStart"/>
-            <w:r>
-              <w:rPr>
-                <w:sz w:val="20"/>
-                <w:szCs w:val="20"/>
-                <w:lang w:val="en-AU" w:eastAsia="en-AU"/>
-              </w:rPr>
-              <w:t>join(</w:t>
-            </w:r>
-            <w:proofErr w:type="gramEnd"/>
-            <w:r>
-              <w:rPr>
-                <w:sz w:val="20"/>
-                <w:szCs w:val="20"/>
-                <w:lang w:val="en-AU" w:eastAsia="en-AU"/>
-              </w:rPr>
-              <w:t>“, “) | replace_</w:t>
-            </w:r>
-            <w:proofErr w:type="gramStart"/>
-            <w:r>
-              <w:rPr>
-                <w:sz w:val="20"/>
-                <w:szCs w:val="20"/>
-                <w:lang w:val="en-AU" w:eastAsia="en-AU"/>
-              </w:rPr>
-              <w:t>last(</w:t>
-            </w:r>
-            <w:proofErr w:type="gramEnd"/>
-            <w:r>
-              <w:rPr>
-                <w:sz w:val="20"/>
-                <w:szCs w:val="20"/>
-                <w:lang w:val="en-AU" w:eastAsia="en-AU"/>
-              </w:rPr>
-              <w:t>“, “, “, and “) }}</w:t>
+            <w:r>
+              <w:rPr>
+                <w:sz w:val="20"/>
+                <w:szCs w:val="20"/>
+                <w:lang w:val="en-AU" w:eastAsia="en-AU"/>
+              </w:rPr>
+              <w:t>{{ faira_form.A3_3 | join(“, “) | replace_last(“, “, “, and “) }}</w:t>
             </w:r>
           </w:p>
         </w:tc>
@@ -8678,77 +7021,13 @@
                 <w:lang w:val="en-AU" w:eastAsia="en-AU"/>
               </w:rPr>
             </w:pPr>
-            <w:proofErr w:type="gramStart"/>
-            <w:r>
-              <w:rPr>
-                <w:sz w:val="20"/>
-                <w:szCs w:val="20"/>
-                <w:lang w:val="en-AU" w:eastAsia="en-AU"/>
-              </w:rPr>
-              <w:t>{{ faira</w:t>
-            </w:r>
-            <w:proofErr w:type="gramEnd"/>
-            <w:r>
-              <w:rPr>
-                <w:sz w:val="20"/>
-                <w:szCs w:val="20"/>
-                <w:lang w:val="en-AU" w:eastAsia="en-AU"/>
-              </w:rPr>
-              <w:t>_</w:t>
-            </w:r>
-            <w:proofErr w:type="gramStart"/>
-            <w:r>
-              <w:rPr>
-                <w:sz w:val="20"/>
-                <w:szCs w:val="20"/>
-                <w:lang w:val="en-AU" w:eastAsia="en-AU"/>
-              </w:rPr>
-              <w:t>form.A</w:t>
-            </w:r>
-            <w:proofErr w:type="gramEnd"/>
-            <w:r>
-              <w:rPr>
-                <w:sz w:val="20"/>
-                <w:szCs w:val="20"/>
-                <w:lang w:val="en-AU" w:eastAsia="en-AU"/>
-              </w:rPr>
-              <w:t xml:space="preserve">3_4 | </w:t>
-            </w:r>
-            <w:proofErr w:type="gramStart"/>
-            <w:r>
-              <w:rPr>
-                <w:sz w:val="20"/>
-                <w:szCs w:val="20"/>
-                <w:lang w:val="en-AU" w:eastAsia="en-AU"/>
-              </w:rPr>
-              <w:t>join(</w:t>
-            </w:r>
-            <w:proofErr w:type="gramEnd"/>
-            <w:r>
-              <w:rPr>
-                <w:sz w:val="20"/>
-                <w:szCs w:val="20"/>
-                <w:lang w:val="en-AU" w:eastAsia="en-AU"/>
-              </w:rPr>
-              <w:t>“, “) | replace_</w:t>
-            </w:r>
-            <w:proofErr w:type="gramStart"/>
-            <w:r>
-              <w:rPr>
-                <w:sz w:val="20"/>
-                <w:szCs w:val="20"/>
-                <w:lang w:val="en-AU" w:eastAsia="en-AU"/>
-              </w:rPr>
-              <w:t>last(</w:t>
-            </w:r>
-            <w:proofErr w:type="gramEnd"/>
-            <w:r>
-              <w:rPr>
-                <w:sz w:val="20"/>
-                <w:szCs w:val="20"/>
-                <w:lang w:val="en-AU" w:eastAsia="en-AU"/>
-              </w:rPr>
-              <w:t>“, “, “, and “) }}</w:t>
+            <w:r>
+              <w:rPr>
+                <w:sz w:val="20"/>
+                <w:szCs w:val="20"/>
+                <w:lang w:val="en-AU" w:eastAsia="en-AU"/>
+              </w:rPr>
+              <w:t>{{ faira_form.A3_4 | join(“, “) | replace_last(“, “, “, and “) }}</w:t>
             </w:r>
           </w:p>
         </w:tc>
@@ -8804,77 +7083,13 @@
                 <w:lang w:val="en-AU" w:eastAsia="en-AU"/>
               </w:rPr>
             </w:pPr>
-            <w:proofErr w:type="gramStart"/>
-            <w:r>
-              <w:rPr>
-                <w:sz w:val="20"/>
-                <w:szCs w:val="20"/>
-                <w:lang w:val="en-AU" w:eastAsia="en-AU"/>
-              </w:rPr>
-              <w:t>{{ faira</w:t>
-            </w:r>
-            <w:proofErr w:type="gramEnd"/>
-            <w:r>
-              <w:rPr>
-                <w:sz w:val="20"/>
-                <w:szCs w:val="20"/>
-                <w:lang w:val="en-AU" w:eastAsia="en-AU"/>
-              </w:rPr>
-              <w:t>_</w:t>
-            </w:r>
-            <w:proofErr w:type="gramStart"/>
-            <w:r>
-              <w:rPr>
-                <w:sz w:val="20"/>
-                <w:szCs w:val="20"/>
-                <w:lang w:val="en-AU" w:eastAsia="en-AU"/>
-              </w:rPr>
-              <w:t>form.A</w:t>
-            </w:r>
-            <w:proofErr w:type="gramEnd"/>
-            <w:r>
-              <w:rPr>
-                <w:sz w:val="20"/>
-                <w:szCs w:val="20"/>
-                <w:lang w:val="en-AU" w:eastAsia="en-AU"/>
-              </w:rPr>
-              <w:t xml:space="preserve">3_5 | </w:t>
-            </w:r>
-            <w:proofErr w:type="gramStart"/>
-            <w:r>
-              <w:rPr>
-                <w:sz w:val="20"/>
-                <w:szCs w:val="20"/>
-                <w:lang w:val="en-AU" w:eastAsia="en-AU"/>
-              </w:rPr>
-              <w:t>join(</w:t>
-            </w:r>
-            <w:proofErr w:type="gramEnd"/>
-            <w:r>
-              <w:rPr>
-                <w:sz w:val="20"/>
-                <w:szCs w:val="20"/>
-                <w:lang w:val="en-AU" w:eastAsia="en-AU"/>
-              </w:rPr>
-              <w:t>“, “) | replace_</w:t>
-            </w:r>
-            <w:proofErr w:type="gramStart"/>
-            <w:r>
-              <w:rPr>
-                <w:sz w:val="20"/>
-                <w:szCs w:val="20"/>
-                <w:lang w:val="en-AU" w:eastAsia="en-AU"/>
-              </w:rPr>
-              <w:t>last(</w:t>
-            </w:r>
-            <w:proofErr w:type="gramEnd"/>
-            <w:r>
-              <w:rPr>
-                <w:sz w:val="20"/>
-                <w:szCs w:val="20"/>
-                <w:lang w:val="en-AU" w:eastAsia="en-AU"/>
-              </w:rPr>
-              <w:t>“, “, “, and “) }}</w:t>
+            <w:r>
+              <w:rPr>
+                <w:sz w:val="20"/>
+                <w:szCs w:val="20"/>
+                <w:lang w:val="en-AU" w:eastAsia="en-AU"/>
+              </w:rPr>
+              <w:t>{{ faira_form.A3_5 | join(“, “) | replace_last(“, “, “, and “) }}</w:t>
             </w:r>
           </w:p>
         </w:tc>
@@ -8930,77 +7145,13 @@
                 <w:lang w:val="en-AU" w:eastAsia="en-AU"/>
               </w:rPr>
             </w:pPr>
-            <w:proofErr w:type="gramStart"/>
-            <w:r>
-              <w:rPr>
-                <w:sz w:val="20"/>
-                <w:szCs w:val="20"/>
-                <w:lang w:val="en-AU" w:eastAsia="en-AU"/>
-              </w:rPr>
-              <w:t>{{ faira</w:t>
-            </w:r>
-            <w:proofErr w:type="gramEnd"/>
-            <w:r>
-              <w:rPr>
-                <w:sz w:val="20"/>
-                <w:szCs w:val="20"/>
-                <w:lang w:val="en-AU" w:eastAsia="en-AU"/>
-              </w:rPr>
-              <w:t>_</w:t>
-            </w:r>
-            <w:proofErr w:type="gramStart"/>
-            <w:r>
-              <w:rPr>
-                <w:sz w:val="20"/>
-                <w:szCs w:val="20"/>
-                <w:lang w:val="en-AU" w:eastAsia="en-AU"/>
-              </w:rPr>
-              <w:t>form.A</w:t>
-            </w:r>
-            <w:proofErr w:type="gramEnd"/>
-            <w:r>
-              <w:rPr>
-                <w:sz w:val="20"/>
-                <w:szCs w:val="20"/>
-                <w:lang w:val="en-AU" w:eastAsia="en-AU"/>
-              </w:rPr>
-              <w:t xml:space="preserve">3_6 | </w:t>
-            </w:r>
-            <w:proofErr w:type="gramStart"/>
-            <w:r>
-              <w:rPr>
-                <w:sz w:val="20"/>
-                <w:szCs w:val="20"/>
-                <w:lang w:val="en-AU" w:eastAsia="en-AU"/>
-              </w:rPr>
-              <w:t>join(</w:t>
-            </w:r>
-            <w:proofErr w:type="gramEnd"/>
-            <w:r>
-              <w:rPr>
-                <w:sz w:val="20"/>
-                <w:szCs w:val="20"/>
-                <w:lang w:val="en-AU" w:eastAsia="en-AU"/>
-              </w:rPr>
-              <w:t>“, “) | replace_</w:t>
-            </w:r>
-            <w:proofErr w:type="gramStart"/>
-            <w:r>
-              <w:rPr>
-                <w:sz w:val="20"/>
-                <w:szCs w:val="20"/>
-                <w:lang w:val="en-AU" w:eastAsia="en-AU"/>
-              </w:rPr>
-              <w:t>last(</w:t>
-            </w:r>
-            <w:proofErr w:type="gramEnd"/>
-            <w:r>
-              <w:rPr>
-                <w:sz w:val="20"/>
-                <w:szCs w:val="20"/>
-                <w:lang w:val="en-AU" w:eastAsia="en-AU"/>
-              </w:rPr>
-              <w:t>“, “, “, and “) }}</w:t>
+            <w:r>
+              <w:rPr>
+                <w:sz w:val="20"/>
+                <w:szCs w:val="20"/>
+                <w:lang w:val="en-AU" w:eastAsia="en-AU"/>
+              </w:rPr>
+              <w:t>{{ faira_form.A3_6 | join(“, “) | replace_last(“, “, “, and “) }}</w:t>
             </w:r>
           </w:p>
         </w:tc>
@@ -9024,23 +7175,7 @@
           <w:highlight w:val="yellow"/>
           <w:lang w:val="en-AU" w:eastAsia="en-AU"/>
         </w:rPr>
-        <w:t>{{</w:t>
-      </w:r>
-      <w:proofErr w:type="gramStart"/>
-      <w:r>
-        <w:rPr>
-          <w:highlight w:val="yellow"/>
-          <w:lang w:val="en-AU" w:eastAsia="en-AU"/>
-        </w:rPr>
-        <w:t>ai.f</w:t>
-      </w:r>
-      <w:proofErr w:type="gramEnd"/>
-      <w:r>
-        <w:rPr>
-          <w:highlight w:val="yellow"/>
-          <w:lang w:val="en-AU" w:eastAsia="en-AU"/>
-        </w:rPr>
-        <w:t>_user_stakeholder_context_notes}}</w:t>
+        <w:t>{{ai.f_user_stakeholder_context_notes}}</w:t>
       </w:r>
       <w:r>
         <w:rPr>
@@ -9352,77 +7487,13 @@
                 <w:lang w:val="en-AU" w:eastAsia="en-AU"/>
               </w:rPr>
             </w:pPr>
-            <w:proofErr w:type="gramStart"/>
-            <w:r>
-              <w:rPr>
-                <w:sz w:val="20"/>
-                <w:szCs w:val="20"/>
-                <w:lang w:val="en-AU" w:eastAsia="en-AU"/>
-              </w:rPr>
-              <w:t>{{ faira</w:t>
-            </w:r>
-            <w:proofErr w:type="gramEnd"/>
-            <w:r>
-              <w:rPr>
-                <w:sz w:val="20"/>
-                <w:szCs w:val="20"/>
-                <w:lang w:val="en-AU" w:eastAsia="en-AU"/>
-              </w:rPr>
-              <w:t>_</w:t>
-            </w:r>
-            <w:proofErr w:type="gramStart"/>
-            <w:r>
-              <w:rPr>
-                <w:sz w:val="20"/>
-                <w:szCs w:val="20"/>
-                <w:lang w:val="en-AU" w:eastAsia="en-AU"/>
-              </w:rPr>
-              <w:t>form.A</w:t>
-            </w:r>
-            <w:proofErr w:type="gramEnd"/>
-            <w:r>
-              <w:rPr>
-                <w:sz w:val="20"/>
-                <w:szCs w:val="20"/>
-                <w:lang w:val="en-AU" w:eastAsia="en-AU"/>
-              </w:rPr>
-              <w:t xml:space="preserve">4_1 | </w:t>
-            </w:r>
-            <w:proofErr w:type="gramStart"/>
-            <w:r>
-              <w:rPr>
-                <w:sz w:val="20"/>
-                <w:szCs w:val="20"/>
-                <w:lang w:val="en-AU" w:eastAsia="en-AU"/>
-              </w:rPr>
-              <w:t>join(</w:t>
-            </w:r>
-            <w:proofErr w:type="gramEnd"/>
-            <w:r>
-              <w:rPr>
-                <w:sz w:val="20"/>
-                <w:szCs w:val="20"/>
-                <w:lang w:val="en-AU" w:eastAsia="en-AU"/>
-              </w:rPr>
-              <w:t>“, “) | replace_</w:t>
-            </w:r>
-            <w:proofErr w:type="gramStart"/>
-            <w:r>
-              <w:rPr>
-                <w:sz w:val="20"/>
-                <w:szCs w:val="20"/>
-                <w:lang w:val="en-AU" w:eastAsia="en-AU"/>
-              </w:rPr>
-              <w:t>last(</w:t>
-            </w:r>
-            <w:proofErr w:type="gramEnd"/>
-            <w:r>
-              <w:rPr>
-                <w:sz w:val="20"/>
-                <w:szCs w:val="20"/>
-                <w:lang w:val="en-AU" w:eastAsia="en-AU"/>
-              </w:rPr>
-              <w:t>“, “, “, and “) }}</w:t>
+            <w:r>
+              <w:rPr>
+                <w:sz w:val="20"/>
+                <w:szCs w:val="20"/>
+                <w:lang w:val="en-AU" w:eastAsia="en-AU"/>
+              </w:rPr>
+              <w:t>{{ faira_form.A4_1 | join(“, “) | replace_last(“, “, “, and “) }}</w:t>
             </w:r>
           </w:p>
         </w:tc>
@@ -9478,77 +7549,13 @@
                 <w:lang w:val="en-AU" w:eastAsia="en-AU"/>
               </w:rPr>
             </w:pPr>
-            <w:proofErr w:type="gramStart"/>
-            <w:r>
-              <w:rPr>
-                <w:sz w:val="20"/>
-                <w:szCs w:val="20"/>
-                <w:lang w:val="en-AU" w:eastAsia="en-AU"/>
-              </w:rPr>
-              <w:t>{{ faira</w:t>
-            </w:r>
-            <w:proofErr w:type="gramEnd"/>
-            <w:r>
-              <w:rPr>
-                <w:sz w:val="20"/>
-                <w:szCs w:val="20"/>
-                <w:lang w:val="en-AU" w:eastAsia="en-AU"/>
-              </w:rPr>
-              <w:t>_</w:t>
-            </w:r>
-            <w:proofErr w:type="gramStart"/>
-            <w:r>
-              <w:rPr>
-                <w:sz w:val="20"/>
-                <w:szCs w:val="20"/>
-                <w:lang w:val="en-AU" w:eastAsia="en-AU"/>
-              </w:rPr>
-              <w:t>form.A</w:t>
-            </w:r>
-            <w:proofErr w:type="gramEnd"/>
-            <w:r>
-              <w:rPr>
-                <w:sz w:val="20"/>
-                <w:szCs w:val="20"/>
-                <w:lang w:val="en-AU" w:eastAsia="en-AU"/>
-              </w:rPr>
-              <w:t xml:space="preserve">4_2 | </w:t>
-            </w:r>
-            <w:proofErr w:type="gramStart"/>
-            <w:r>
-              <w:rPr>
-                <w:sz w:val="20"/>
-                <w:szCs w:val="20"/>
-                <w:lang w:val="en-AU" w:eastAsia="en-AU"/>
-              </w:rPr>
-              <w:t>join(</w:t>
-            </w:r>
-            <w:proofErr w:type="gramEnd"/>
-            <w:r>
-              <w:rPr>
-                <w:sz w:val="20"/>
-                <w:szCs w:val="20"/>
-                <w:lang w:val="en-AU" w:eastAsia="en-AU"/>
-              </w:rPr>
-              <w:t>“, “) | replace_</w:t>
-            </w:r>
-            <w:proofErr w:type="gramStart"/>
-            <w:r>
-              <w:rPr>
-                <w:sz w:val="20"/>
-                <w:szCs w:val="20"/>
-                <w:lang w:val="en-AU" w:eastAsia="en-AU"/>
-              </w:rPr>
-              <w:t>last(</w:t>
-            </w:r>
-            <w:proofErr w:type="gramEnd"/>
-            <w:r>
-              <w:rPr>
-                <w:sz w:val="20"/>
-                <w:szCs w:val="20"/>
-                <w:lang w:val="en-AU" w:eastAsia="en-AU"/>
-              </w:rPr>
-              <w:t>“, “, “, and “) }}</w:t>
+            <w:r>
+              <w:rPr>
+                <w:sz w:val="20"/>
+                <w:szCs w:val="20"/>
+                <w:lang w:val="en-AU" w:eastAsia="en-AU"/>
+              </w:rPr>
+              <w:t>{{ faira_form.A4_2 | join(“, “) | replace_last(“, “, “, and “) }}</w:t>
             </w:r>
           </w:p>
         </w:tc>
@@ -9604,77 +7611,13 @@
                 <w:lang w:val="en-AU" w:eastAsia="en-AU"/>
               </w:rPr>
             </w:pPr>
-            <w:proofErr w:type="gramStart"/>
-            <w:r>
-              <w:rPr>
-                <w:sz w:val="20"/>
-                <w:szCs w:val="20"/>
-                <w:lang w:val="en-AU" w:eastAsia="en-AU"/>
-              </w:rPr>
-              <w:t>{{ faira</w:t>
-            </w:r>
-            <w:proofErr w:type="gramEnd"/>
-            <w:r>
-              <w:rPr>
-                <w:sz w:val="20"/>
-                <w:szCs w:val="20"/>
-                <w:lang w:val="en-AU" w:eastAsia="en-AU"/>
-              </w:rPr>
-              <w:t>_</w:t>
-            </w:r>
-            <w:proofErr w:type="gramStart"/>
-            <w:r>
-              <w:rPr>
-                <w:sz w:val="20"/>
-                <w:szCs w:val="20"/>
-                <w:lang w:val="en-AU" w:eastAsia="en-AU"/>
-              </w:rPr>
-              <w:t>form.A</w:t>
-            </w:r>
-            <w:proofErr w:type="gramEnd"/>
-            <w:r>
-              <w:rPr>
-                <w:sz w:val="20"/>
-                <w:szCs w:val="20"/>
-                <w:lang w:val="en-AU" w:eastAsia="en-AU"/>
-              </w:rPr>
-              <w:t xml:space="preserve">4_3 | </w:t>
-            </w:r>
-            <w:proofErr w:type="gramStart"/>
-            <w:r>
-              <w:rPr>
-                <w:sz w:val="20"/>
-                <w:szCs w:val="20"/>
-                <w:lang w:val="en-AU" w:eastAsia="en-AU"/>
-              </w:rPr>
-              <w:t>join(</w:t>
-            </w:r>
-            <w:proofErr w:type="gramEnd"/>
-            <w:r>
-              <w:rPr>
-                <w:sz w:val="20"/>
-                <w:szCs w:val="20"/>
-                <w:lang w:val="en-AU" w:eastAsia="en-AU"/>
-              </w:rPr>
-              <w:t>“, “) | replace_</w:t>
-            </w:r>
-            <w:proofErr w:type="gramStart"/>
-            <w:r>
-              <w:rPr>
-                <w:sz w:val="20"/>
-                <w:szCs w:val="20"/>
-                <w:lang w:val="en-AU" w:eastAsia="en-AU"/>
-              </w:rPr>
-              <w:t>last(</w:t>
-            </w:r>
-            <w:proofErr w:type="gramEnd"/>
-            <w:r>
-              <w:rPr>
-                <w:sz w:val="20"/>
-                <w:szCs w:val="20"/>
-                <w:lang w:val="en-AU" w:eastAsia="en-AU"/>
-              </w:rPr>
-              <w:t>“, “, “, and “) }}</w:t>
+            <w:r>
+              <w:rPr>
+                <w:sz w:val="20"/>
+                <w:szCs w:val="20"/>
+                <w:lang w:val="en-AU" w:eastAsia="en-AU"/>
+              </w:rPr>
+              <w:t>{{ faira_form.A4_3 | join(“, “) | replace_last(“, “, “, and “) }}</w:t>
             </w:r>
           </w:p>
         </w:tc>
@@ -9730,77 +7673,13 @@
                 <w:lang w:val="en-AU" w:eastAsia="en-AU"/>
               </w:rPr>
             </w:pPr>
-            <w:proofErr w:type="gramStart"/>
-            <w:r>
-              <w:rPr>
-                <w:sz w:val="20"/>
-                <w:szCs w:val="20"/>
-                <w:lang w:val="en-AU" w:eastAsia="en-AU"/>
-              </w:rPr>
-              <w:t>{{ faira</w:t>
-            </w:r>
-            <w:proofErr w:type="gramEnd"/>
-            <w:r>
-              <w:rPr>
-                <w:sz w:val="20"/>
-                <w:szCs w:val="20"/>
-                <w:lang w:val="en-AU" w:eastAsia="en-AU"/>
-              </w:rPr>
-              <w:t>_</w:t>
-            </w:r>
-            <w:proofErr w:type="gramStart"/>
-            <w:r>
-              <w:rPr>
-                <w:sz w:val="20"/>
-                <w:szCs w:val="20"/>
-                <w:lang w:val="en-AU" w:eastAsia="en-AU"/>
-              </w:rPr>
-              <w:t>form.A</w:t>
-            </w:r>
-            <w:proofErr w:type="gramEnd"/>
-            <w:r>
-              <w:rPr>
-                <w:sz w:val="20"/>
-                <w:szCs w:val="20"/>
-                <w:lang w:val="en-AU" w:eastAsia="en-AU"/>
-              </w:rPr>
-              <w:t xml:space="preserve">4_4 | </w:t>
-            </w:r>
-            <w:proofErr w:type="gramStart"/>
-            <w:r>
-              <w:rPr>
-                <w:sz w:val="20"/>
-                <w:szCs w:val="20"/>
-                <w:lang w:val="en-AU" w:eastAsia="en-AU"/>
-              </w:rPr>
-              <w:t>join(</w:t>
-            </w:r>
-            <w:proofErr w:type="gramEnd"/>
-            <w:r>
-              <w:rPr>
-                <w:sz w:val="20"/>
-                <w:szCs w:val="20"/>
-                <w:lang w:val="en-AU" w:eastAsia="en-AU"/>
-              </w:rPr>
-              <w:t>“, “) | replace_</w:t>
-            </w:r>
-            <w:proofErr w:type="gramStart"/>
-            <w:r>
-              <w:rPr>
-                <w:sz w:val="20"/>
-                <w:szCs w:val="20"/>
-                <w:lang w:val="en-AU" w:eastAsia="en-AU"/>
-              </w:rPr>
-              <w:t>last(</w:t>
-            </w:r>
-            <w:proofErr w:type="gramEnd"/>
-            <w:r>
-              <w:rPr>
-                <w:sz w:val="20"/>
-                <w:szCs w:val="20"/>
-                <w:lang w:val="en-AU" w:eastAsia="en-AU"/>
-              </w:rPr>
-              <w:t>“, “, “, and “) }}</w:t>
+            <w:r>
+              <w:rPr>
+                <w:sz w:val="20"/>
+                <w:szCs w:val="20"/>
+                <w:lang w:val="en-AU" w:eastAsia="en-AU"/>
+              </w:rPr>
+              <w:t>{{ faira_form.A4_4 | join(“, “) | replace_last(“, “, “, and “) }}</w:t>
             </w:r>
           </w:p>
         </w:tc>
@@ -9856,77 +7735,13 @@
                 <w:lang w:val="en-AU" w:eastAsia="en-AU"/>
               </w:rPr>
             </w:pPr>
-            <w:proofErr w:type="gramStart"/>
-            <w:r>
-              <w:rPr>
-                <w:sz w:val="20"/>
-                <w:szCs w:val="20"/>
-                <w:lang w:val="en-AU" w:eastAsia="en-AU"/>
-              </w:rPr>
-              <w:t>{{ faira</w:t>
-            </w:r>
-            <w:proofErr w:type="gramEnd"/>
-            <w:r>
-              <w:rPr>
-                <w:sz w:val="20"/>
-                <w:szCs w:val="20"/>
-                <w:lang w:val="en-AU" w:eastAsia="en-AU"/>
-              </w:rPr>
-              <w:t>_</w:t>
-            </w:r>
-            <w:proofErr w:type="gramStart"/>
-            <w:r>
-              <w:rPr>
-                <w:sz w:val="20"/>
-                <w:szCs w:val="20"/>
-                <w:lang w:val="en-AU" w:eastAsia="en-AU"/>
-              </w:rPr>
-              <w:t>form.A</w:t>
-            </w:r>
-            <w:proofErr w:type="gramEnd"/>
-            <w:r>
-              <w:rPr>
-                <w:sz w:val="20"/>
-                <w:szCs w:val="20"/>
-                <w:lang w:val="en-AU" w:eastAsia="en-AU"/>
-              </w:rPr>
-              <w:t xml:space="preserve">4_5 | </w:t>
-            </w:r>
-            <w:proofErr w:type="gramStart"/>
-            <w:r>
-              <w:rPr>
-                <w:sz w:val="20"/>
-                <w:szCs w:val="20"/>
-                <w:lang w:val="en-AU" w:eastAsia="en-AU"/>
-              </w:rPr>
-              <w:t>join(</w:t>
-            </w:r>
-            <w:proofErr w:type="gramEnd"/>
-            <w:r>
-              <w:rPr>
-                <w:sz w:val="20"/>
-                <w:szCs w:val="20"/>
-                <w:lang w:val="en-AU" w:eastAsia="en-AU"/>
-              </w:rPr>
-              <w:t>“, “) | replace_</w:t>
-            </w:r>
-            <w:proofErr w:type="gramStart"/>
-            <w:r>
-              <w:rPr>
-                <w:sz w:val="20"/>
-                <w:szCs w:val="20"/>
-                <w:lang w:val="en-AU" w:eastAsia="en-AU"/>
-              </w:rPr>
-              <w:t>last(</w:t>
-            </w:r>
-            <w:proofErr w:type="gramEnd"/>
-            <w:r>
-              <w:rPr>
-                <w:sz w:val="20"/>
-                <w:szCs w:val="20"/>
-                <w:lang w:val="en-AU" w:eastAsia="en-AU"/>
-              </w:rPr>
-              <w:t>“, “, “, and “) }}</w:t>
+            <w:r>
+              <w:rPr>
+                <w:sz w:val="20"/>
+                <w:szCs w:val="20"/>
+                <w:lang w:val="en-AU" w:eastAsia="en-AU"/>
+              </w:rPr>
+              <w:t>{{ faira_form.A4_5 | join(“, “) | replace_last(“, “, “, and “) }}</w:t>
             </w:r>
           </w:p>
         </w:tc>
@@ -9982,77 +7797,13 @@
                 <w:lang w:val="en-AU" w:eastAsia="en-AU"/>
               </w:rPr>
             </w:pPr>
-            <w:proofErr w:type="gramStart"/>
-            <w:r>
-              <w:rPr>
-                <w:sz w:val="20"/>
-                <w:szCs w:val="20"/>
-                <w:lang w:val="en-AU" w:eastAsia="en-AU"/>
-              </w:rPr>
-              <w:t>{{ faira</w:t>
-            </w:r>
-            <w:proofErr w:type="gramEnd"/>
-            <w:r>
-              <w:rPr>
-                <w:sz w:val="20"/>
-                <w:szCs w:val="20"/>
-                <w:lang w:val="en-AU" w:eastAsia="en-AU"/>
-              </w:rPr>
-              <w:t>_</w:t>
-            </w:r>
-            <w:proofErr w:type="gramStart"/>
-            <w:r>
-              <w:rPr>
-                <w:sz w:val="20"/>
-                <w:szCs w:val="20"/>
-                <w:lang w:val="en-AU" w:eastAsia="en-AU"/>
-              </w:rPr>
-              <w:t>form.A</w:t>
-            </w:r>
-            <w:proofErr w:type="gramEnd"/>
-            <w:r>
-              <w:rPr>
-                <w:sz w:val="20"/>
-                <w:szCs w:val="20"/>
-                <w:lang w:val="en-AU" w:eastAsia="en-AU"/>
-              </w:rPr>
-              <w:t xml:space="preserve">4_6 | </w:t>
-            </w:r>
-            <w:proofErr w:type="gramStart"/>
-            <w:r>
-              <w:rPr>
-                <w:sz w:val="20"/>
-                <w:szCs w:val="20"/>
-                <w:lang w:val="en-AU" w:eastAsia="en-AU"/>
-              </w:rPr>
-              <w:t>join(</w:t>
-            </w:r>
-            <w:proofErr w:type="gramEnd"/>
-            <w:r>
-              <w:rPr>
-                <w:sz w:val="20"/>
-                <w:szCs w:val="20"/>
-                <w:lang w:val="en-AU" w:eastAsia="en-AU"/>
-              </w:rPr>
-              <w:t>“, “) | replace_</w:t>
-            </w:r>
-            <w:proofErr w:type="gramStart"/>
-            <w:r>
-              <w:rPr>
-                <w:sz w:val="20"/>
-                <w:szCs w:val="20"/>
-                <w:lang w:val="en-AU" w:eastAsia="en-AU"/>
-              </w:rPr>
-              <w:t>last(</w:t>
-            </w:r>
-            <w:proofErr w:type="gramEnd"/>
-            <w:r>
-              <w:rPr>
-                <w:sz w:val="20"/>
-                <w:szCs w:val="20"/>
-                <w:lang w:val="en-AU" w:eastAsia="en-AU"/>
-              </w:rPr>
-              <w:t>“, “, “, and “) }}</w:t>
+            <w:r>
+              <w:rPr>
+                <w:sz w:val="20"/>
+                <w:szCs w:val="20"/>
+                <w:lang w:val="en-AU" w:eastAsia="en-AU"/>
+              </w:rPr>
+              <w:t>{{ faira_form.A4_6 | join(“, “) | replace_last(“, “, “, and “) }}</w:t>
             </w:r>
           </w:p>
         </w:tc>
@@ -10108,77 +7859,13 @@
                 <w:lang w:val="en-AU" w:eastAsia="en-AU"/>
               </w:rPr>
             </w:pPr>
-            <w:proofErr w:type="gramStart"/>
-            <w:r>
-              <w:rPr>
-                <w:sz w:val="20"/>
-                <w:szCs w:val="20"/>
-                <w:lang w:val="en-AU" w:eastAsia="en-AU"/>
-              </w:rPr>
-              <w:t>{{ faira</w:t>
-            </w:r>
-            <w:proofErr w:type="gramEnd"/>
-            <w:r>
-              <w:rPr>
-                <w:sz w:val="20"/>
-                <w:szCs w:val="20"/>
-                <w:lang w:val="en-AU" w:eastAsia="en-AU"/>
-              </w:rPr>
-              <w:t>_</w:t>
-            </w:r>
-            <w:proofErr w:type="gramStart"/>
-            <w:r>
-              <w:rPr>
-                <w:sz w:val="20"/>
-                <w:szCs w:val="20"/>
-                <w:lang w:val="en-AU" w:eastAsia="en-AU"/>
-              </w:rPr>
-              <w:t>form.A</w:t>
-            </w:r>
-            <w:proofErr w:type="gramEnd"/>
-            <w:r>
-              <w:rPr>
-                <w:sz w:val="20"/>
-                <w:szCs w:val="20"/>
-                <w:lang w:val="en-AU" w:eastAsia="en-AU"/>
-              </w:rPr>
-              <w:t xml:space="preserve">4_7 | </w:t>
-            </w:r>
-            <w:proofErr w:type="gramStart"/>
-            <w:r>
-              <w:rPr>
-                <w:sz w:val="20"/>
-                <w:szCs w:val="20"/>
-                <w:lang w:val="en-AU" w:eastAsia="en-AU"/>
-              </w:rPr>
-              <w:t>join(</w:t>
-            </w:r>
-            <w:proofErr w:type="gramEnd"/>
-            <w:r>
-              <w:rPr>
-                <w:sz w:val="20"/>
-                <w:szCs w:val="20"/>
-                <w:lang w:val="en-AU" w:eastAsia="en-AU"/>
-              </w:rPr>
-              <w:t>“, “) | replace_</w:t>
-            </w:r>
-            <w:proofErr w:type="gramStart"/>
-            <w:r>
-              <w:rPr>
-                <w:sz w:val="20"/>
-                <w:szCs w:val="20"/>
-                <w:lang w:val="en-AU" w:eastAsia="en-AU"/>
-              </w:rPr>
-              <w:t>last(</w:t>
-            </w:r>
-            <w:proofErr w:type="gramEnd"/>
-            <w:r>
-              <w:rPr>
-                <w:sz w:val="20"/>
-                <w:szCs w:val="20"/>
-                <w:lang w:val="en-AU" w:eastAsia="en-AU"/>
-              </w:rPr>
-              <w:t>“, “, “, and “) }}</w:t>
+            <w:r>
+              <w:rPr>
+                <w:sz w:val="20"/>
+                <w:szCs w:val="20"/>
+                <w:lang w:val="en-AU" w:eastAsia="en-AU"/>
+              </w:rPr>
+              <w:t>{{ faira_form.A4_7 | join(“, “) | replace_last(“, “, “, and “) }}</w:t>
             </w:r>
           </w:p>
         </w:tc>
@@ -10234,77 +7921,13 @@
                 <w:lang w:val="en-AU" w:eastAsia="en-AU"/>
               </w:rPr>
             </w:pPr>
-            <w:proofErr w:type="gramStart"/>
-            <w:r>
-              <w:rPr>
-                <w:sz w:val="20"/>
-                <w:szCs w:val="20"/>
-                <w:lang w:val="en-AU" w:eastAsia="en-AU"/>
-              </w:rPr>
-              <w:t>{{ faira</w:t>
-            </w:r>
-            <w:proofErr w:type="gramEnd"/>
-            <w:r>
-              <w:rPr>
-                <w:sz w:val="20"/>
-                <w:szCs w:val="20"/>
-                <w:lang w:val="en-AU" w:eastAsia="en-AU"/>
-              </w:rPr>
-              <w:t>_</w:t>
-            </w:r>
-            <w:proofErr w:type="gramStart"/>
-            <w:r>
-              <w:rPr>
-                <w:sz w:val="20"/>
-                <w:szCs w:val="20"/>
-                <w:lang w:val="en-AU" w:eastAsia="en-AU"/>
-              </w:rPr>
-              <w:t>form.A</w:t>
-            </w:r>
-            <w:proofErr w:type="gramEnd"/>
-            <w:r>
-              <w:rPr>
-                <w:sz w:val="20"/>
-                <w:szCs w:val="20"/>
-                <w:lang w:val="en-AU" w:eastAsia="en-AU"/>
-              </w:rPr>
-              <w:t xml:space="preserve">4_8 | </w:t>
-            </w:r>
-            <w:proofErr w:type="gramStart"/>
-            <w:r>
-              <w:rPr>
-                <w:sz w:val="20"/>
-                <w:szCs w:val="20"/>
-                <w:lang w:val="en-AU" w:eastAsia="en-AU"/>
-              </w:rPr>
-              <w:t>join(</w:t>
-            </w:r>
-            <w:proofErr w:type="gramEnd"/>
-            <w:r>
-              <w:rPr>
-                <w:sz w:val="20"/>
-                <w:szCs w:val="20"/>
-                <w:lang w:val="en-AU" w:eastAsia="en-AU"/>
-              </w:rPr>
-              <w:t>“, “) | replace_</w:t>
-            </w:r>
-            <w:proofErr w:type="gramStart"/>
-            <w:r>
-              <w:rPr>
-                <w:sz w:val="20"/>
-                <w:szCs w:val="20"/>
-                <w:lang w:val="en-AU" w:eastAsia="en-AU"/>
-              </w:rPr>
-              <w:t>last(</w:t>
-            </w:r>
-            <w:proofErr w:type="gramEnd"/>
-            <w:r>
-              <w:rPr>
-                <w:sz w:val="20"/>
-                <w:szCs w:val="20"/>
-                <w:lang w:val="en-AU" w:eastAsia="en-AU"/>
-              </w:rPr>
-              <w:t>“, “, “, and “) }}</w:t>
+            <w:r>
+              <w:rPr>
+                <w:sz w:val="20"/>
+                <w:szCs w:val="20"/>
+                <w:lang w:val="en-AU" w:eastAsia="en-AU"/>
+              </w:rPr>
+              <w:t>{{ faira_form.A4_8 | join(“, “) | replace_last(“, “, “, and “) }}</w:t>
             </w:r>
           </w:p>
         </w:tc>
@@ -10328,23 +7951,7 @@
           <w:highlight w:val="yellow"/>
           <w:lang w:val="en-AU" w:eastAsia="en-AU"/>
         </w:rPr>
-        <w:t>{{</w:t>
-      </w:r>
-      <w:proofErr w:type="gramStart"/>
-      <w:r>
-        <w:rPr>
-          <w:highlight w:val="yellow"/>
-          <w:lang w:val="en-AU" w:eastAsia="en-AU"/>
-        </w:rPr>
-        <w:t>ai.f</w:t>
-      </w:r>
-      <w:proofErr w:type="gramEnd"/>
-      <w:r>
-        <w:rPr>
-          <w:highlight w:val="yellow"/>
-          <w:lang w:val="en-AU" w:eastAsia="en-AU"/>
-        </w:rPr>
-        <w:t>_deployment_context_notes}}</w:t>
+        <w:t>{{ai.f_deployment_context_notes}}</w:t>
       </w:r>
       <w:r>
         <w:rPr>
@@ -10670,77 +8277,13 @@
                 <w:lang w:val="en-AU" w:eastAsia="en-AU"/>
               </w:rPr>
             </w:pPr>
-            <w:proofErr w:type="gramStart"/>
-            <w:r>
-              <w:rPr>
-                <w:sz w:val="20"/>
-                <w:szCs w:val="20"/>
-                <w:lang w:val="en-AU" w:eastAsia="en-AU"/>
-              </w:rPr>
-              <w:t>{{ faira</w:t>
-            </w:r>
-            <w:proofErr w:type="gramEnd"/>
-            <w:r>
-              <w:rPr>
-                <w:sz w:val="20"/>
-                <w:szCs w:val="20"/>
-                <w:lang w:val="en-AU" w:eastAsia="en-AU"/>
-              </w:rPr>
-              <w:t>_</w:t>
-            </w:r>
-            <w:proofErr w:type="gramStart"/>
-            <w:r>
-              <w:rPr>
-                <w:sz w:val="20"/>
-                <w:szCs w:val="20"/>
-                <w:lang w:val="en-AU" w:eastAsia="en-AU"/>
-              </w:rPr>
-              <w:t>form.A</w:t>
-            </w:r>
-            <w:proofErr w:type="gramEnd"/>
-            <w:r>
-              <w:rPr>
-                <w:sz w:val="20"/>
-                <w:szCs w:val="20"/>
-                <w:lang w:val="en-AU" w:eastAsia="en-AU"/>
-              </w:rPr>
-              <w:t xml:space="preserve">5_1 | </w:t>
-            </w:r>
-            <w:proofErr w:type="gramStart"/>
-            <w:r>
-              <w:rPr>
-                <w:sz w:val="20"/>
-                <w:szCs w:val="20"/>
-                <w:lang w:val="en-AU" w:eastAsia="en-AU"/>
-              </w:rPr>
-              <w:t>join(</w:t>
-            </w:r>
-            <w:proofErr w:type="gramEnd"/>
-            <w:r>
-              <w:rPr>
-                <w:sz w:val="20"/>
-                <w:szCs w:val="20"/>
-                <w:lang w:val="en-AU" w:eastAsia="en-AU"/>
-              </w:rPr>
-              <w:t>“, “) | replace_</w:t>
-            </w:r>
-            <w:proofErr w:type="gramStart"/>
-            <w:r>
-              <w:rPr>
-                <w:sz w:val="20"/>
-                <w:szCs w:val="20"/>
-                <w:lang w:val="en-AU" w:eastAsia="en-AU"/>
-              </w:rPr>
-              <w:t>last(</w:t>
-            </w:r>
-            <w:proofErr w:type="gramEnd"/>
-            <w:r>
-              <w:rPr>
-                <w:sz w:val="20"/>
-                <w:szCs w:val="20"/>
-                <w:lang w:val="en-AU" w:eastAsia="en-AU"/>
-              </w:rPr>
-              <w:t>“, “, “, and “) }}</w:t>
+            <w:r>
+              <w:rPr>
+                <w:sz w:val="20"/>
+                <w:szCs w:val="20"/>
+                <w:lang w:val="en-AU" w:eastAsia="en-AU"/>
+              </w:rPr>
+              <w:t>{{ faira_form.A5_1 | join(“, “) | replace_last(“, “, “, and “) }}</w:t>
             </w:r>
           </w:p>
         </w:tc>
@@ -10796,77 +8339,13 @@
                 <w:lang w:val="en-AU" w:eastAsia="en-AU"/>
               </w:rPr>
             </w:pPr>
-            <w:proofErr w:type="gramStart"/>
-            <w:r>
-              <w:rPr>
-                <w:sz w:val="20"/>
-                <w:szCs w:val="20"/>
-                <w:lang w:val="en-AU" w:eastAsia="en-AU"/>
-              </w:rPr>
-              <w:t>{{ faira</w:t>
-            </w:r>
-            <w:proofErr w:type="gramEnd"/>
-            <w:r>
-              <w:rPr>
-                <w:sz w:val="20"/>
-                <w:szCs w:val="20"/>
-                <w:lang w:val="en-AU" w:eastAsia="en-AU"/>
-              </w:rPr>
-              <w:t>_</w:t>
-            </w:r>
-            <w:proofErr w:type="gramStart"/>
-            <w:r>
-              <w:rPr>
-                <w:sz w:val="20"/>
-                <w:szCs w:val="20"/>
-                <w:lang w:val="en-AU" w:eastAsia="en-AU"/>
-              </w:rPr>
-              <w:t>form.A</w:t>
-            </w:r>
-            <w:proofErr w:type="gramEnd"/>
-            <w:r>
-              <w:rPr>
-                <w:sz w:val="20"/>
-                <w:szCs w:val="20"/>
-                <w:lang w:val="en-AU" w:eastAsia="en-AU"/>
-              </w:rPr>
-              <w:t xml:space="preserve">5_2 | </w:t>
-            </w:r>
-            <w:proofErr w:type="gramStart"/>
-            <w:r>
-              <w:rPr>
-                <w:sz w:val="20"/>
-                <w:szCs w:val="20"/>
-                <w:lang w:val="en-AU" w:eastAsia="en-AU"/>
-              </w:rPr>
-              <w:t>join(</w:t>
-            </w:r>
-            <w:proofErr w:type="gramEnd"/>
-            <w:r>
-              <w:rPr>
-                <w:sz w:val="20"/>
-                <w:szCs w:val="20"/>
-                <w:lang w:val="en-AU" w:eastAsia="en-AU"/>
-              </w:rPr>
-              <w:t>“, “) | replace_</w:t>
-            </w:r>
-            <w:proofErr w:type="gramStart"/>
-            <w:r>
-              <w:rPr>
-                <w:sz w:val="20"/>
-                <w:szCs w:val="20"/>
-                <w:lang w:val="en-AU" w:eastAsia="en-AU"/>
-              </w:rPr>
-              <w:t>last(</w:t>
-            </w:r>
-            <w:proofErr w:type="gramEnd"/>
-            <w:r>
-              <w:rPr>
-                <w:sz w:val="20"/>
-                <w:szCs w:val="20"/>
-                <w:lang w:val="en-AU" w:eastAsia="en-AU"/>
-              </w:rPr>
-              <w:t>“, “, “, and “) }}</w:t>
+            <w:r>
+              <w:rPr>
+                <w:sz w:val="20"/>
+                <w:szCs w:val="20"/>
+                <w:lang w:val="en-AU" w:eastAsia="en-AU"/>
+              </w:rPr>
+              <w:t>{{ faira_form.A5_2 | join(“, “) | replace_last(“, “, “, and “) }}</w:t>
             </w:r>
           </w:p>
         </w:tc>
@@ -10922,77 +8401,13 @@
                 <w:lang w:val="en-AU" w:eastAsia="en-AU"/>
               </w:rPr>
             </w:pPr>
-            <w:proofErr w:type="gramStart"/>
-            <w:r>
-              <w:rPr>
-                <w:sz w:val="20"/>
-                <w:szCs w:val="20"/>
-                <w:lang w:val="en-AU" w:eastAsia="en-AU"/>
-              </w:rPr>
-              <w:t>{{ faira</w:t>
-            </w:r>
-            <w:proofErr w:type="gramEnd"/>
-            <w:r>
-              <w:rPr>
-                <w:sz w:val="20"/>
-                <w:szCs w:val="20"/>
-                <w:lang w:val="en-AU" w:eastAsia="en-AU"/>
-              </w:rPr>
-              <w:t>_</w:t>
-            </w:r>
-            <w:proofErr w:type="gramStart"/>
-            <w:r>
-              <w:rPr>
-                <w:sz w:val="20"/>
-                <w:szCs w:val="20"/>
-                <w:lang w:val="en-AU" w:eastAsia="en-AU"/>
-              </w:rPr>
-              <w:t>form.A</w:t>
-            </w:r>
-            <w:proofErr w:type="gramEnd"/>
-            <w:r>
-              <w:rPr>
-                <w:sz w:val="20"/>
-                <w:szCs w:val="20"/>
-                <w:lang w:val="en-AU" w:eastAsia="en-AU"/>
-              </w:rPr>
-              <w:t xml:space="preserve">5_3 | </w:t>
-            </w:r>
-            <w:proofErr w:type="gramStart"/>
-            <w:r>
-              <w:rPr>
-                <w:sz w:val="20"/>
-                <w:szCs w:val="20"/>
-                <w:lang w:val="en-AU" w:eastAsia="en-AU"/>
-              </w:rPr>
-              <w:t>join(</w:t>
-            </w:r>
-            <w:proofErr w:type="gramEnd"/>
-            <w:r>
-              <w:rPr>
-                <w:sz w:val="20"/>
-                <w:szCs w:val="20"/>
-                <w:lang w:val="en-AU" w:eastAsia="en-AU"/>
-              </w:rPr>
-              <w:t>“, “) | replace_</w:t>
-            </w:r>
-            <w:proofErr w:type="gramStart"/>
-            <w:r>
-              <w:rPr>
-                <w:sz w:val="20"/>
-                <w:szCs w:val="20"/>
-                <w:lang w:val="en-AU" w:eastAsia="en-AU"/>
-              </w:rPr>
-              <w:t>last(</w:t>
-            </w:r>
-            <w:proofErr w:type="gramEnd"/>
-            <w:r>
-              <w:rPr>
-                <w:sz w:val="20"/>
-                <w:szCs w:val="20"/>
-                <w:lang w:val="en-AU" w:eastAsia="en-AU"/>
-              </w:rPr>
-              <w:t>“, “, “, and “) }}</w:t>
+            <w:r>
+              <w:rPr>
+                <w:sz w:val="20"/>
+                <w:szCs w:val="20"/>
+                <w:lang w:val="en-AU" w:eastAsia="en-AU"/>
+              </w:rPr>
+              <w:t>{{ faira_form.A5_3 | join(“, “) | replace_last(“, “, “, and “) }}</w:t>
             </w:r>
           </w:p>
         </w:tc>
@@ -11048,77 +8463,13 @@
                 <w:lang w:val="en-AU" w:eastAsia="en-AU"/>
               </w:rPr>
             </w:pPr>
-            <w:proofErr w:type="gramStart"/>
-            <w:r>
-              <w:rPr>
-                <w:sz w:val="20"/>
-                <w:szCs w:val="20"/>
-                <w:lang w:val="en-AU" w:eastAsia="en-AU"/>
-              </w:rPr>
-              <w:t>{{ faira</w:t>
-            </w:r>
-            <w:proofErr w:type="gramEnd"/>
-            <w:r>
-              <w:rPr>
-                <w:sz w:val="20"/>
-                <w:szCs w:val="20"/>
-                <w:lang w:val="en-AU" w:eastAsia="en-AU"/>
-              </w:rPr>
-              <w:t>_</w:t>
-            </w:r>
-            <w:proofErr w:type="gramStart"/>
-            <w:r>
-              <w:rPr>
-                <w:sz w:val="20"/>
-                <w:szCs w:val="20"/>
-                <w:lang w:val="en-AU" w:eastAsia="en-AU"/>
-              </w:rPr>
-              <w:t>form.A</w:t>
-            </w:r>
-            <w:proofErr w:type="gramEnd"/>
-            <w:r>
-              <w:rPr>
-                <w:sz w:val="20"/>
-                <w:szCs w:val="20"/>
-                <w:lang w:val="en-AU" w:eastAsia="en-AU"/>
-              </w:rPr>
-              <w:t xml:space="preserve">5_4 | </w:t>
-            </w:r>
-            <w:proofErr w:type="gramStart"/>
-            <w:r>
-              <w:rPr>
-                <w:sz w:val="20"/>
-                <w:szCs w:val="20"/>
-                <w:lang w:val="en-AU" w:eastAsia="en-AU"/>
-              </w:rPr>
-              <w:t>join(</w:t>
-            </w:r>
-            <w:proofErr w:type="gramEnd"/>
-            <w:r>
-              <w:rPr>
-                <w:sz w:val="20"/>
-                <w:szCs w:val="20"/>
-                <w:lang w:val="en-AU" w:eastAsia="en-AU"/>
-              </w:rPr>
-              <w:t>“, “) | replace_</w:t>
-            </w:r>
-            <w:proofErr w:type="gramStart"/>
-            <w:r>
-              <w:rPr>
-                <w:sz w:val="20"/>
-                <w:szCs w:val="20"/>
-                <w:lang w:val="en-AU" w:eastAsia="en-AU"/>
-              </w:rPr>
-              <w:t>last(</w:t>
-            </w:r>
-            <w:proofErr w:type="gramEnd"/>
-            <w:r>
-              <w:rPr>
-                <w:sz w:val="20"/>
-                <w:szCs w:val="20"/>
-                <w:lang w:val="en-AU" w:eastAsia="en-AU"/>
-              </w:rPr>
-              <w:t>“, “, “, and “) }}</w:t>
+            <w:r>
+              <w:rPr>
+                <w:sz w:val="20"/>
+                <w:szCs w:val="20"/>
+                <w:lang w:val="en-AU" w:eastAsia="en-AU"/>
+              </w:rPr>
+              <w:t>{{ faira_form.A5_4 | join(“, “) | replace_last(“, “, “, and “) }}</w:t>
             </w:r>
           </w:p>
         </w:tc>
@@ -11174,77 +8525,13 @@
                 <w:lang w:val="en-AU" w:eastAsia="en-AU"/>
               </w:rPr>
             </w:pPr>
-            <w:proofErr w:type="gramStart"/>
-            <w:r>
-              <w:rPr>
-                <w:sz w:val="20"/>
-                <w:szCs w:val="20"/>
-                <w:lang w:val="en-AU" w:eastAsia="en-AU"/>
-              </w:rPr>
-              <w:t>{{ faira</w:t>
-            </w:r>
-            <w:proofErr w:type="gramEnd"/>
-            <w:r>
-              <w:rPr>
-                <w:sz w:val="20"/>
-                <w:szCs w:val="20"/>
-                <w:lang w:val="en-AU" w:eastAsia="en-AU"/>
-              </w:rPr>
-              <w:t>_</w:t>
-            </w:r>
-            <w:proofErr w:type="gramStart"/>
-            <w:r>
-              <w:rPr>
-                <w:sz w:val="20"/>
-                <w:szCs w:val="20"/>
-                <w:lang w:val="en-AU" w:eastAsia="en-AU"/>
-              </w:rPr>
-              <w:t>form.A</w:t>
-            </w:r>
-            <w:proofErr w:type="gramEnd"/>
-            <w:r>
-              <w:rPr>
-                <w:sz w:val="20"/>
-                <w:szCs w:val="20"/>
-                <w:lang w:val="en-AU" w:eastAsia="en-AU"/>
-              </w:rPr>
-              <w:t xml:space="preserve">5_5 | </w:t>
-            </w:r>
-            <w:proofErr w:type="gramStart"/>
-            <w:r>
-              <w:rPr>
-                <w:sz w:val="20"/>
-                <w:szCs w:val="20"/>
-                <w:lang w:val="en-AU" w:eastAsia="en-AU"/>
-              </w:rPr>
-              <w:t>join(</w:t>
-            </w:r>
-            <w:proofErr w:type="gramEnd"/>
-            <w:r>
-              <w:rPr>
-                <w:sz w:val="20"/>
-                <w:szCs w:val="20"/>
-                <w:lang w:val="en-AU" w:eastAsia="en-AU"/>
-              </w:rPr>
-              <w:t>“, “) | replace_</w:t>
-            </w:r>
-            <w:proofErr w:type="gramStart"/>
-            <w:r>
-              <w:rPr>
-                <w:sz w:val="20"/>
-                <w:szCs w:val="20"/>
-                <w:lang w:val="en-AU" w:eastAsia="en-AU"/>
-              </w:rPr>
-              <w:t>last(</w:t>
-            </w:r>
-            <w:proofErr w:type="gramEnd"/>
-            <w:r>
-              <w:rPr>
-                <w:sz w:val="20"/>
-                <w:szCs w:val="20"/>
-                <w:lang w:val="en-AU" w:eastAsia="en-AU"/>
-              </w:rPr>
-              <w:t>“, “, “, and “) }}</w:t>
+            <w:r>
+              <w:rPr>
+                <w:sz w:val="20"/>
+                <w:szCs w:val="20"/>
+                <w:lang w:val="en-AU" w:eastAsia="en-AU"/>
+              </w:rPr>
+              <w:t>{{ faira_form.A5_5 | join(“, “) | replace_last(“, “, “, and “) }}</w:t>
             </w:r>
           </w:p>
         </w:tc>
@@ -11300,77 +8587,13 @@
                 <w:lang w:val="en-AU" w:eastAsia="en-AU"/>
               </w:rPr>
             </w:pPr>
-            <w:proofErr w:type="gramStart"/>
-            <w:r>
-              <w:rPr>
-                <w:sz w:val="20"/>
-                <w:szCs w:val="20"/>
-                <w:lang w:val="en-AU" w:eastAsia="en-AU"/>
-              </w:rPr>
-              <w:t>{{ faira</w:t>
-            </w:r>
-            <w:proofErr w:type="gramEnd"/>
-            <w:r>
-              <w:rPr>
-                <w:sz w:val="20"/>
-                <w:szCs w:val="20"/>
-                <w:lang w:val="en-AU" w:eastAsia="en-AU"/>
-              </w:rPr>
-              <w:t>_</w:t>
-            </w:r>
-            <w:proofErr w:type="gramStart"/>
-            <w:r>
-              <w:rPr>
-                <w:sz w:val="20"/>
-                <w:szCs w:val="20"/>
-                <w:lang w:val="en-AU" w:eastAsia="en-AU"/>
-              </w:rPr>
-              <w:t>form.A</w:t>
-            </w:r>
-            <w:proofErr w:type="gramEnd"/>
-            <w:r>
-              <w:rPr>
-                <w:sz w:val="20"/>
-                <w:szCs w:val="20"/>
-                <w:lang w:val="en-AU" w:eastAsia="en-AU"/>
-              </w:rPr>
-              <w:t xml:space="preserve">5_6 | </w:t>
-            </w:r>
-            <w:proofErr w:type="gramStart"/>
-            <w:r>
-              <w:rPr>
-                <w:sz w:val="20"/>
-                <w:szCs w:val="20"/>
-                <w:lang w:val="en-AU" w:eastAsia="en-AU"/>
-              </w:rPr>
-              <w:t>join(</w:t>
-            </w:r>
-            <w:proofErr w:type="gramEnd"/>
-            <w:r>
-              <w:rPr>
-                <w:sz w:val="20"/>
-                <w:szCs w:val="20"/>
-                <w:lang w:val="en-AU" w:eastAsia="en-AU"/>
-              </w:rPr>
-              <w:t>“, “) | replace_</w:t>
-            </w:r>
-            <w:proofErr w:type="gramStart"/>
-            <w:r>
-              <w:rPr>
-                <w:sz w:val="20"/>
-                <w:szCs w:val="20"/>
-                <w:lang w:val="en-AU" w:eastAsia="en-AU"/>
-              </w:rPr>
-              <w:t>last(</w:t>
-            </w:r>
-            <w:proofErr w:type="gramEnd"/>
-            <w:r>
-              <w:rPr>
-                <w:sz w:val="20"/>
-                <w:szCs w:val="20"/>
-                <w:lang w:val="en-AU" w:eastAsia="en-AU"/>
-              </w:rPr>
-              <w:t>“, “, “, and “) }}</w:t>
+            <w:r>
+              <w:rPr>
+                <w:sz w:val="20"/>
+                <w:szCs w:val="20"/>
+                <w:lang w:val="en-AU" w:eastAsia="en-AU"/>
+              </w:rPr>
+              <w:t>{{ faira_form.A5_6 | join(“, “) | replace_last(“, “, “, and “) }}</w:t>
             </w:r>
           </w:p>
         </w:tc>
@@ -11426,77 +8649,13 @@
                 <w:lang w:val="en-AU" w:eastAsia="en-AU"/>
               </w:rPr>
             </w:pPr>
-            <w:proofErr w:type="gramStart"/>
-            <w:r>
-              <w:rPr>
-                <w:sz w:val="20"/>
-                <w:szCs w:val="20"/>
-                <w:lang w:val="en-AU" w:eastAsia="en-AU"/>
-              </w:rPr>
-              <w:t>{{ faira</w:t>
-            </w:r>
-            <w:proofErr w:type="gramEnd"/>
-            <w:r>
-              <w:rPr>
-                <w:sz w:val="20"/>
-                <w:szCs w:val="20"/>
-                <w:lang w:val="en-AU" w:eastAsia="en-AU"/>
-              </w:rPr>
-              <w:t>_</w:t>
-            </w:r>
-            <w:proofErr w:type="gramStart"/>
-            <w:r>
-              <w:rPr>
-                <w:sz w:val="20"/>
-                <w:szCs w:val="20"/>
-                <w:lang w:val="en-AU" w:eastAsia="en-AU"/>
-              </w:rPr>
-              <w:t>form.A</w:t>
-            </w:r>
-            <w:proofErr w:type="gramEnd"/>
-            <w:r>
-              <w:rPr>
-                <w:sz w:val="20"/>
-                <w:szCs w:val="20"/>
-                <w:lang w:val="en-AU" w:eastAsia="en-AU"/>
-              </w:rPr>
-              <w:t xml:space="preserve">5_7 | </w:t>
-            </w:r>
-            <w:proofErr w:type="gramStart"/>
-            <w:r>
-              <w:rPr>
-                <w:sz w:val="20"/>
-                <w:szCs w:val="20"/>
-                <w:lang w:val="en-AU" w:eastAsia="en-AU"/>
-              </w:rPr>
-              <w:t>join(</w:t>
-            </w:r>
-            <w:proofErr w:type="gramEnd"/>
-            <w:r>
-              <w:rPr>
-                <w:sz w:val="20"/>
-                <w:szCs w:val="20"/>
-                <w:lang w:val="en-AU" w:eastAsia="en-AU"/>
-              </w:rPr>
-              <w:t>“, “) | replace_</w:t>
-            </w:r>
-            <w:proofErr w:type="gramStart"/>
-            <w:r>
-              <w:rPr>
-                <w:sz w:val="20"/>
-                <w:szCs w:val="20"/>
-                <w:lang w:val="en-AU" w:eastAsia="en-AU"/>
-              </w:rPr>
-              <w:t>last(</w:t>
-            </w:r>
-            <w:proofErr w:type="gramEnd"/>
-            <w:r>
-              <w:rPr>
-                <w:sz w:val="20"/>
-                <w:szCs w:val="20"/>
-                <w:lang w:val="en-AU" w:eastAsia="en-AU"/>
-              </w:rPr>
-              <w:t>“, “, “, and “) }}</w:t>
+            <w:r>
+              <w:rPr>
+                <w:sz w:val="20"/>
+                <w:szCs w:val="20"/>
+                <w:lang w:val="en-AU" w:eastAsia="en-AU"/>
+              </w:rPr>
+              <w:t>{{ faira_form.A5_7 | join(“, “) | replace_last(“, “, “, and “) }}</w:t>
             </w:r>
           </w:p>
         </w:tc>
@@ -11552,77 +8711,13 @@
                 <w:lang w:val="en-AU" w:eastAsia="en-AU"/>
               </w:rPr>
             </w:pPr>
-            <w:proofErr w:type="gramStart"/>
-            <w:r>
-              <w:rPr>
-                <w:sz w:val="20"/>
-                <w:szCs w:val="20"/>
-                <w:lang w:val="en-AU" w:eastAsia="en-AU"/>
-              </w:rPr>
-              <w:t>{{ faira</w:t>
-            </w:r>
-            <w:proofErr w:type="gramEnd"/>
-            <w:r>
-              <w:rPr>
-                <w:sz w:val="20"/>
-                <w:szCs w:val="20"/>
-                <w:lang w:val="en-AU" w:eastAsia="en-AU"/>
-              </w:rPr>
-              <w:t>_</w:t>
-            </w:r>
-            <w:proofErr w:type="gramStart"/>
-            <w:r>
-              <w:rPr>
-                <w:sz w:val="20"/>
-                <w:szCs w:val="20"/>
-                <w:lang w:val="en-AU" w:eastAsia="en-AU"/>
-              </w:rPr>
-              <w:t>form.A</w:t>
-            </w:r>
-            <w:proofErr w:type="gramEnd"/>
-            <w:r>
-              <w:rPr>
-                <w:sz w:val="20"/>
-                <w:szCs w:val="20"/>
-                <w:lang w:val="en-AU" w:eastAsia="en-AU"/>
-              </w:rPr>
-              <w:t xml:space="preserve">5_8 | </w:t>
-            </w:r>
-            <w:proofErr w:type="gramStart"/>
-            <w:r>
-              <w:rPr>
-                <w:sz w:val="20"/>
-                <w:szCs w:val="20"/>
-                <w:lang w:val="en-AU" w:eastAsia="en-AU"/>
-              </w:rPr>
-              <w:t>join(</w:t>
-            </w:r>
-            <w:proofErr w:type="gramEnd"/>
-            <w:r>
-              <w:rPr>
-                <w:sz w:val="20"/>
-                <w:szCs w:val="20"/>
-                <w:lang w:val="en-AU" w:eastAsia="en-AU"/>
-              </w:rPr>
-              <w:t>“, “) | replace_</w:t>
-            </w:r>
-            <w:proofErr w:type="gramStart"/>
-            <w:r>
-              <w:rPr>
-                <w:sz w:val="20"/>
-                <w:szCs w:val="20"/>
-                <w:lang w:val="en-AU" w:eastAsia="en-AU"/>
-              </w:rPr>
-              <w:t>last(</w:t>
-            </w:r>
-            <w:proofErr w:type="gramEnd"/>
-            <w:r>
-              <w:rPr>
-                <w:sz w:val="20"/>
-                <w:szCs w:val="20"/>
-                <w:lang w:val="en-AU" w:eastAsia="en-AU"/>
-              </w:rPr>
-              <w:t>“, “, “, and “) }}</w:t>
+            <w:r>
+              <w:rPr>
+                <w:sz w:val="20"/>
+                <w:szCs w:val="20"/>
+                <w:lang w:val="en-AU" w:eastAsia="en-AU"/>
+              </w:rPr>
+              <w:t>{{ faira_form.A5_8 | join(“, “) | replace_last(“, “, “, and “) }}</w:t>
             </w:r>
           </w:p>
         </w:tc>
@@ -11646,23 +8741,7 @@
           <w:highlight w:val="yellow"/>
           <w:lang w:val="en-AU" w:eastAsia="en-AU"/>
         </w:rPr>
-        <w:t>{{</w:t>
-      </w:r>
-      <w:proofErr w:type="gramStart"/>
-      <w:r>
-        <w:rPr>
-          <w:highlight w:val="yellow"/>
-          <w:lang w:val="en-AU" w:eastAsia="en-AU"/>
-        </w:rPr>
-        <w:t>ai.f</w:t>
-      </w:r>
-      <w:proofErr w:type="gramEnd"/>
-      <w:r>
-        <w:rPr>
-          <w:highlight w:val="yellow"/>
-          <w:lang w:val="en-AU" w:eastAsia="en-AU"/>
-        </w:rPr>
-        <w:t>_impact_context_notes}}</w:t>
+        <w:t>{{ai.f_impact_context_notes}}</w:t>
       </w:r>
       <w:r>
         <w:rPr>
@@ -11787,23 +8866,7 @@
           <w:highlight w:val="yellow"/>
           <w:lang w:val="en-AU" w:eastAsia="en-AU"/>
         </w:rPr>
-        <w:t>{{</w:t>
-      </w:r>
-      <w:proofErr w:type="gramStart"/>
-      <w:r>
-        <w:rPr>
-          <w:highlight w:val="yellow"/>
-          <w:lang w:val="en-AU" w:eastAsia="en-AU"/>
-        </w:rPr>
-        <w:t>ai.f</w:t>
-      </w:r>
-      <w:proofErr w:type="gramEnd"/>
-      <w:r>
-        <w:rPr>
-          <w:highlight w:val="yellow"/>
-          <w:lang w:val="en-AU" w:eastAsia="en-AU"/>
-        </w:rPr>
-        <w:t>_domain_analysis}}</w:t>
+        <w:t>{{ai.f_domain_analysis}}</w:t>
       </w:r>
       <w:r>
         <w:rPr>
@@ -12109,25 +9172,7 @@
                 <w:szCs w:val="20"/>
                 <w:lang w:val="en-AU" w:eastAsia="en-AU"/>
               </w:rPr>
-              <w:t>{{domain_</w:t>
-            </w:r>
-            <w:proofErr w:type="gramStart"/>
-            <w:r>
-              <w:rPr>
-                <w:sz w:val="20"/>
-                <w:szCs w:val="20"/>
-                <w:lang w:val="en-AU" w:eastAsia="en-AU"/>
-              </w:rPr>
-              <w:t>scores.Accountability.Impact</w:t>
-            </w:r>
-            <w:proofErr w:type="gramEnd"/>
-            <w:r>
-              <w:rPr>
-                <w:sz w:val="20"/>
-                <w:szCs w:val="20"/>
-                <w:lang w:val="en-AU" w:eastAsia="en-AU"/>
-              </w:rPr>
-              <w:t>}}</w:t>
+              <w:t>{{domain_scores.Accountability.Impact}}</w:t>
             </w:r>
           </w:p>
         </w:tc>
@@ -12189,25 +9234,7 @@
                 <w:szCs w:val="20"/>
                 <w:lang w:val="en-AU" w:eastAsia="en-AU"/>
               </w:rPr>
-              <w:t>{{domain_</w:t>
-            </w:r>
-            <w:proofErr w:type="gramStart"/>
-            <w:r>
-              <w:rPr>
-                <w:sz w:val="20"/>
-                <w:szCs w:val="20"/>
-                <w:lang w:val="en-AU" w:eastAsia="en-AU"/>
-              </w:rPr>
-              <w:t>scores.Accountability.Likelihood</w:t>
-            </w:r>
-            <w:proofErr w:type="gramEnd"/>
-            <w:r>
-              <w:rPr>
-                <w:sz w:val="20"/>
-                <w:szCs w:val="20"/>
-                <w:lang w:val="en-AU" w:eastAsia="en-AU"/>
-              </w:rPr>
-              <w:t>}}</w:t>
+              <w:t>{{domain_scores.Accountability.Likelihood}}</w:t>
             </w:r>
           </w:p>
         </w:tc>
@@ -12271,25 +9298,7 @@
                 <w:szCs w:val="20"/>
                 <w:lang w:val="en-AU" w:eastAsia="en-AU"/>
               </w:rPr>
-              <w:t>{{domain_</w:t>
-            </w:r>
-            <w:proofErr w:type="gramStart"/>
-            <w:r>
-              <w:rPr>
-                <w:sz w:val="20"/>
-                <w:szCs w:val="20"/>
-                <w:lang w:val="en-AU" w:eastAsia="en-AU"/>
-              </w:rPr>
-              <w:t>scores.Accountability.Inherent</w:t>
-            </w:r>
-            <w:proofErr w:type="gramEnd"/>
-            <w:r>
-              <w:rPr>
-                <w:sz w:val="20"/>
-                <w:szCs w:val="20"/>
-                <w:lang w:val="en-AU" w:eastAsia="en-AU"/>
-              </w:rPr>
-              <w:t>_Risk}}</w:t>
+              <w:t>{{domain_scores.Accountability.Inherent_Risk}}</w:t>
             </w:r>
           </w:p>
         </w:tc>
@@ -12351,25 +9360,7 @@
                 <w:szCs w:val="20"/>
                 <w:lang w:val="en-AU" w:eastAsia="en-AU"/>
               </w:rPr>
-              <w:t>{{domain_</w:t>
-            </w:r>
-            <w:proofErr w:type="gramStart"/>
-            <w:r>
-              <w:rPr>
-                <w:sz w:val="20"/>
-                <w:szCs w:val="20"/>
-                <w:lang w:val="en-AU" w:eastAsia="en-AU"/>
-              </w:rPr>
-              <w:t>scores.Accountability.Control</w:t>
-            </w:r>
-            <w:proofErr w:type="gramEnd"/>
-            <w:r>
-              <w:rPr>
-                <w:sz w:val="20"/>
-                <w:szCs w:val="20"/>
-                <w:lang w:val="en-AU" w:eastAsia="en-AU"/>
-              </w:rPr>
-              <w:t>_Effectiveness}}</w:t>
+              <w:t>{{domain_scores.Accountability.Control_Effectiveness}}</w:t>
             </w:r>
           </w:p>
         </w:tc>
@@ -12433,25 +9424,7 @@
                 <w:szCs w:val="20"/>
                 <w:lang w:val="en-AU" w:eastAsia="en-AU"/>
               </w:rPr>
-              <w:t>{{domain_</w:t>
-            </w:r>
-            <w:proofErr w:type="gramStart"/>
-            <w:r>
-              <w:rPr>
-                <w:sz w:val="20"/>
-                <w:szCs w:val="20"/>
-                <w:lang w:val="en-AU" w:eastAsia="en-AU"/>
-              </w:rPr>
-              <w:t>scores.Accountability.Risk</w:t>
-            </w:r>
-            <w:proofErr w:type="gramEnd"/>
-            <w:r>
-              <w:rPr>
-                <w:sz w:val="20"/>
-                <w:szCs w:val="20"/>
-                <w:lang w:val="en-AU" w:eastAsia="en-AU"/>
-              </w:rPr>
-              <w:t>}}</w:t>
+              <w:t>{{domain_scores.Accountability.Risk}}</w:t>
             </w:r>
           </w:p>
         </w:tc>
@@ -12475,23 +9448,7 @@
           <w:highlight w:val="yellow"/>
           <w:lang w:val="en-AU" w:eastAsia="en-AU"/>
         </w:rPr>
-        <w:t>{{</w:t>
-      </w:r>
-      <w:proofErr w:type="gramStart"/>
-      <w:r>
-        <w:rPr>
-          <w:highlight w:val="yellow"/>
-          <w:lang w:val="en-AU" w:eastAsia="en-AU"/>
-        </w:rPr>
-        <w:t>ai.f</w:t>
-      </w:r>
-      <w:proofErr w:type="gramEnd"/>
-      <w:r>
-        <w:rPr>
-          <w:highlight w:val="yellow"/>
-          <w:lang w:val="en-AU" w:eastAsia="en-AU"/>
-        </w:rPr>
-        <w:t>_domain_b</w:t>
+        <w:t>{{ai.f_domain_b</w:t>
       </w:r>
       <w:r>
         <w:rPr>
@@ -12811,25 +9768,7 @@
                 <w:szCs w:val="20"/>
                 <w:lang w:val="en-AU" w:eastAsia="en-AU"/>
               </w:rPr>
-              <w:t>{{domain_</w:t>
-            </w:r>
-            <w:proofErr w:type="gramStart"/>
-            <w:r>
-              <w:rPr>
-                <w:sz w:val="20"/>
-                <w:szCs w:val="20"/>
-                <w:lang w:val="en-AU" w:eastAsia="en-AU"/>
-              </w:rPr>
-              <w:t>scores.Contestability.Impact</w:t>
-            </w:r>
-            <w:proofErr w:type="gramEnd"/>
-            <w:r>
-              <w:rPr>
-                <w:sz w:val="20"/>
-                <w:szCs w:val="20"/>
-                <w:lang w:val="en-AU" w:eastAsia="en-AU"/>
-              </w:rPr>
-              <w:t>}}</w:t>
+              <w:t>{{domain_scores.Contestability.Impact}}</w:t>
             </w:r>
           </w:p>
         </w:tc>
@@ -12891,25 +9830,7 @@
                 <w:szCs w:val="20"/>
                 <w:lang w:val="en-AU" w:eastAsia="en-AU"/>
               </w:rPr>
-              <w:t>{{domain_</w:t>
-            </w:r>
-            <w:proofErr w:type="gramStart"/>
-            <w:r>
-              <w:rPr>
-                <w:sz w:val="20"/>
-                <w:szCs w:val="20"/>
-                <w:lang w:val="en-AU" w:eastAsia="en-AU"/>
-              </w:rPr>
-              <w:t>scores.Contestability.Likelihood</w:t>
-            </w:r>
-            <w:proofErr w:type="gramEnd"/>
-            <w:r>
-              <w:rPr>
-                <w:sz w:val="20"/>
-                <w:szCs w:val="20"/>
-                <w:lang w:val="en-AU" w:eastAsia="en-AU"/>
-              </w:rPr>
-              <w:t>}}</w:t>
+              <w:t>{{domain_scores.Contestability.Likelihood}}</w:t>
             </w:r>
           </w:p>
         </w:tc>
@@ -12973,25 +9894,7 @@
                 <w:szCs w:val="20"/>
                 <w:lang w:val="en-AU" w:eastAsia="en-AU"/>
               </w:rPr>
-              <w:t>{{domain_</w:t>
-            </w:r>
-            <w:proofErr w:type="gramStart"/>
-            <w:r>
-              <w:rPr>
-                <w:sz w:val="20"/>
-                <w:szCs w:val="20"/>
-                <w:lang w:val="en-AU" w:eastAsia="en-AU"/>
-              </w:rPr>
-              <w:t>scores.Contestability.Inherent</w:t>
-            </w:r>
-            <w:proofErr w:type="gramEnd"/>
-            <w:r>
-              <w:rPr>
-                <w:sz w:val="20"/>
-                <w:szCs w:val="20"/>
-                <w:lang w:val="en-AU" w:eastAsia="en-AU"/>
-              </w:rPr>
-              <w:t>_Risk}}</w:t>
+              <w:t>{{domain_scores.Contestability.Inherent_Risk}}</w:t>
             </w:r>
           </w:p>
         </w:tc>
@@ -13053,25 +9956,7 @@
                 <w:szCs w:val="20"/>
                 <w:lang w:val="en-AU" w:eastAsia="en-AU"/>
               </w:rPr>
-              <w:t>{{domain_</w:t>
-            </w:r>
-            <w:proofErr w:type="gramStart"/>
-            <w:r>
-              <w:rPr>
-                <w:sz w:val="20"/>
-                <w:szCs w:val="20"/>
-                <w:lang w:val="en-AU" w:eastAsia="en-AU"/>
-              </w:rPr>
-              <w:t>scores.Contestability.Control</w:t>
-            </w:r>
-            <w:proofErr w:type="gramEnd"/>
-            <w:r>
-              <w:rPr>
-                <w:sz w:val="20"/>
-                <w:szCs w:val="20"/>
-                <w:lang w:val="en-AU" w:eastAsia="en-AU"/>
-              </w:rPr>
-              <w:t>_Effectiveness}}</w:t>
+              <w:t>{{domain_scores.Contestability.Control_Effectiveness}}</w:t>
             </w:r>
           </w:p>
         </w:tc>
@@ -13135,25 +10020,7 @@
                 <w:szCs w:val="20"/>
                 <w:lang w:val="en-AU" w:eastAsia="en-AU"/>
               </w:rPr>
-              <w:t>{{domain_</w:t>
-            </w:r>
-            <w:proofErr w:type="gramStart"/>
-            <w:r>
-              <w:rPr>
-                <w:sz w:val="20"/>
-                <w:szCs w:val="20"/>
-                <w:lang w:val="en-AU" w:eastAsia="en-AU"/>
-              </w:rPr>
-              <w:t>scores.Contestability.Risk</w:t>
-            </w:r>
-            <w:proofErr w:type="gramEnd"/>
-            <w:r>
-              <w:rPr>
-                <w:sz w:val="20"/>
-                <w:szCs w:val="20"/>
-                <w:lang w:val="en-AU" w:eastAsia="en-AU"/>
-              </w:rPr>
-              <w:t>}}</w:t>
+              <w:t>{{domain_scores.Contestability.Risk}}</w:t>
             </w:r>
           </w:p>
         </w:tc>
@@ -13177,23 +10044,7 @@
           <w:highlight w:val="yellow"/>
           <w:lang w:val="en-AU" w:eastAsia="en-AU"/>
         </w:rPr>
-        <w:t>{{</w:t>
-      </w:r>
-      <w:proofErr w:type="gramStart"/>
-      <w:r>
-        <w:rPr>
-          <w:highlight w:val="yellow"/>
-          <w:lang w:val="en-AU" w:eastAsia="en-AU"/>
-        </w:rPr>
-        <w:t>ai.f</w:t>
-      </w:r>
-      <w:proofErr w:type="gramEnd"/>
-      <w:r>
-        <w:rPr>
-          <w:highlight w:val="yellow"/>
-          <w:lang w:val="en-AU" w:eastAsia="en-AU"/>
-        </w:rPr>
-        <w:t>_domain_b</w:t>
+        <w:t>{{ai.f_domain_b</w:t>
       </w:r>
       <w:r>
         <w:rPr>
@@ -13513,25 +10364,7 @@
                 <w:szCs w:val="20"/>
                 <w:lang w:val="en-AU" w:eastAsia="en-AU"/>
               </w:rPr>
-              <w:t>{{domain_</w:t>
-            </w:r>
-            <w:proofErr w:type="gramStart"/>
-            <w:r>
-              <w:rPr>
-                <w:sz w:val="20"/>
-                <w:szCs w:val="20"/>
-                <w:lang w:val="en-AU" w:eastAsia="en-AU"/>
-              </w:rPr>
-              <w:t>scores.Fairness.Impact</w:t>
-            </w:r>
-            <w:proofErr w:type="gramEnd"/>
-            <w:r>
-              <w:rPr>
-                <w:sz w:val="20"/>
-                <w:szCs w:val="20"/>
-                <w:lang w:val="en-AU" w:eastAsia="en-AU"/>
-              </w:rPr>
-              <w:t>}}</w:t>
+              <w:t>{{domain_scores.Fairness.Impact}}</w:t>
             </w:r>
           </w:p>
         </w:tc>
@@ -13593,25 +10426,7 @@
                 <w:szCs w:val="20"/>
                 <w:lang w:val="en-AU" w:eastAsia="en-AU"/>
               </w:rPr>
-              <w:t>{{domain_</w:t>
-            </w:r>
-            <w:proofErr w:type="gramStart"/>
-            <w:r>
-              <w:rPr>
-                <w:sz w:val="20"/>
-                <w:szCs w:val="20"/>
-                <w:lang w:val="en-AU" w:eastAsia="en-AU"/>
-              </w:rPr>
-              <w:t>scores.Fairness.Likelihood</w:t>
-            </w:r>
-            <w:proofErr w:type="gramEnd"/>
-            <w:r>
-              <w:rPr>
-                <w:sz w:val="20"/>
-                <w:szCs w:val="20"/>
-                <w:lang w:val="en-AU" w:eastAsia="en-AU"/>
-              </w:rPr>
-              <w:t>}}</w:t>
+              <w:t>{{domain_scores.Fairness.Likelihood}}</w:t>
             </w:r>
           </w:p>
         </w:tc>
@@ -13675,25 +10490,7 @@
                 <w:szCs w:val="20"/>
                 <w:lang w:val="en-AU" w:eastAsia="en-AU"/>
               </w:rPr>
-              <w:t>{{domain_</w:t>
-            </w:r>
-            <w:proofErr w:type="gramStart"/>
-            <w:r>
-              <w:rPr>
-                <w:sz w:val="20"/>
-                <w:szCs w:val="20"/>
-                <w:lang w:val="en-AU" w:eastAsia="en-AU"/>
-              </w:rPr>
-              <w:t>scores.Fairness.Inherent</w:t>
-            </w:r>
-            <w:proofErr w:type="gramEnd"/>
-            <w:r>
-              <w:rPr>
-                <w:sz w:val="20"/>
-                <w:szCs w:val="20"/>
-                <w:lang w:val="en-AU" w:eastAsia="en-AU"/>
-              </w:rPr>
-              <w:t>_Risk}}</w:t>
+              <w:t>{{domain_scores.Fairness.Inherent_Risk}}</w:t>
             </w:r>
           </w:p>
         </w:tc>
@@ -13755,25 +10552,7 @@
                 <w:szCs w:val="20"/>
                 <w:lang w:val="en-AU" w:eastAsia="en-AU"/>
               </w:rPr>
-              <w:t>{{domain_</w:t>
-            </w:r>
-            <w:proofErr w:type="gramStart"/>
-            <w:r>
-              <w:rPr>
-                <w:sz w:val="20"/>
-                <w:szCs w:val="20"/>
-                <w:lang w:val="en-AU" w:eastAsia="en-AU"/>
-              </w:rPr>
-              <w:t>scores.Fairness.Control</w:t>
-            </w:r>
-            <w:proofErr w:type="gramEnd"/>
-            <w:r>
-              <w:rPr>
-                <w:sz w:val="20"/>
-                <w:szCs w:val="20"/>
-                <w:lang w:val="en-AU" w:eastAsia="en-AU"/>
-              </w:rPr>
-              <w:t>_Effectiveness}}</w:t>
+              <w:t>{{domain_scores.Fairness.Control_Effectiveness}}</w:t>
             </w:r>
           </w:p>
         </w:tc>
@@ -13837,25 +10616,7 @@
                 <w:szCs w:val="20"/>
                 <w:lang w:val="en-AU" w:eastAsia="en-AU"/>
               </w:rPr>
-              <w:t>{{domain_</w:t>
-            </w:r>
-            <w:proofErr w:type="gramStart"/>
-            <w:r>
-              <w:rPr>
-                <w:sz w:val="20"/>
-                <w:szCs w:val="20"/>
-                <w:lang w:val="en-AU" w:eastAsia="en-AU"/>
-              </w:rPr>
-              <w:t>scores.Fairness.Risk</w:t>
-            </w:r>
-            <w:proofErr w:type="gramEnd"/>
-            <w:r>
-              <w:rPr>
-                <w:sz w:val="20"/>
-                <w:szCs w:val="20"/>
-                <w:lang w:val="en-AU" w:eastAsia="en-AU"/>
-              </w:rPr>
-              <w:t>}}</w:t>
+              <w:t>{{domain_scores.Fairness.Risk}}</w:t>
             </w:r>
           </w:p>
         </w:tc>
@@ -13879,23 +10640,7 @@
           <w:highlight w:val="yellow"/>
           <w:lang w:val="en-AU" w:eastAsia="en-AU"/>
         </w:rPr>
-        <w:t>{{</w:t>
-      </w:r>
-      <w:proofErr w:type="gramStart"/>
-      <w:r>
-        <w:rPr>
-          <w:highlight w:val="yellow"/>
-          <w:lang w:val="en-AU" w:eastAsia="en-AU"/>
-        </w:rPr>
-        <w:t>ai.f</w:t>
-      </w:r>
-      <w:proofErr w:type="gramEnd"/>
-      <w:r>
-        <w:rPr>
-          <w:highlight w:val="yellow"/>
-          <w:lang w:val="en-AU" w:eastAsia="en-AU"/>
-        </w:rPr>
-        <w:t>_domain_b3_analysis}}</w:t>
+        <w:t>{{ai.f_domain_b3_analysis}}</w:t>
       </w:r>
       <w:r>
         <w:rPr>
@@ -14025,21 +10770,7 @@
         <w:rPr>
           <w:lang w:eastAsia="en-AU"/>
         </w:rPr>
-        <w:t xml:space="preserve">. These results reflect how potential </w:t>
-      </w:r>
-      <w:proofErr w:type="gramStart"/>
-      <w:r>
-        <w:rPr>
-          <w:lang w:eastAsia="en-AU"/>
-        </w:rPr>
-        <w:t>wellbeing</w:t>
-      </w:r>
-      <w:proofErr w:type="gramEnd"/>
-      <w:r>
-        <w:rPr>
-          <w:lang w:eastAsia="en-AU"/>
-        </w:rPr>
-        <w:t>-related impacts are influenced by the system’s operating context and existing governance arrangements.</w:t>
+        <w:t>. These results reflect how potential wellbeing-related impacts are influenced by the system’s operating context and existing governance arrangements.</w:t>
       </w:r>
     </w:p>
     <w:p>
@@ -14235,25 +10966,7 @@
                 <w:szCs w:val="20"/>
                 <w:lang w:val="en-AU" w:eastAsia="en-AU"/>
               </w:rPr>
-              <w:t>{{domain_</w:t>
-            </w:r>
-            <w:proofErr w:type="gramStart"/>
-            <w:r>
-              <w:rPr>
-                <w:sz w:val="20"/>
-                <w:szCs w:val="20"/>
-                <w:lang w:val="en-AU" w:eastAsia="en-AU"/>
-              </w:rPr>
-              <w:t>scores.Wellbeing.Impact</w:t>
-            </w:r>
-            <w:proofErr w:type="gramEnd"/>
-            <w:r>
-              <w:rPr>
-                <w:sz w:val="20"/>
-                <w:szCs w:val="20"/>
-                <w:lang w:val="en-AU" w:eastAsia="en-AU"/>
-              </w:rPr>
-              <w:t>}}</w:t>
+              <w:t>{{domain_scores.Wellbeing.Impact}}</w:t>
             </w:r>
           </w:p>
         </w:tc>
@@ -14315,25 +11028,7 @@
                 <w:szCs w:val="20"/>
                 <w:lang w:val="en-AU" w:eastAsia="en-AU"/>
               </w:rPr>
-              <w:t>{{domain_</w:t>
-            </w:r>
-            <w:proofErr w:type="gramStart"/>
-            <w:r>
-              <w:rPr>
-                <w:sz w:val="20"/>
-                <w:szCs w:val="20"/>
-                <w:lang w:val="en-AU" w:eastAsia="en-AU"/>
-              </w:rPr>
-              <w:t>scores.Wellbeing.Likelihood</w:t>
-            </w:r>
-            <w:proofErr w:type="gramEnd"/>
-            <w:r>
-              <w:rPr>
-                <w:sz w:val="20"/>
-                <w:szCs w:val="20"/>
-                <w:lang w:val="en-AU" w:eastAsia="en-AU"/>
-              </w:rPr>
-              <w:t>}}</w:t>
+              <w:t>{{domain_scores.Wellbeing.Likelihood}}</w:t>
             </w:r>
           </w:p>
         </w:tc>
@@ -14397,25 +11092,7 @@
                 <w:szCs w:val="20"/>
                 <w:lang w:val="en-AU" w:eastAsia="en-AU"/>
               </w:rPr>
-              <w:t>{{domain_</w:t>
-            </w:r>
-            <w:proofErr w:type="gramStart"/>
-            <w:r>
-              <w:rPr>
-                <w:sz w:val="20"/>
-                <w:szCs w:val="20"/>
-                <w:lang w:val="en-AU" w:eastAsia="en-AU"/>
-              </w:rPr>
-              <w:t>scores.Wellbeing.Inherent</w:t>
-            </w:r>
-            <w:proofErr w:type="gramEnd"/>
-            <w:r>
-              <w:rPr>
-                <w:sz w:val="20"/>
-                <w:szCs w:val="20"/>
-                <w:lang w:val="en-AU" w:eastAsia="en-AU"/>
-              </w:rPr>
-              <w:t>_Risk}}</w:t>
+              <w:t>{{domain_scores.Wellbeing.Inherent_Risk}}</w:t>
             </w:r>
           </w:p>
         </w:tc>
@@ -14477,25 +11154,7 @@
                 <w:szCs w:val="20"/>
                 <w:lang w:val="en-AU" w:eastAsia="en-AU"/>
               </w:rPr>
-              <w:t>{{domain_</w:t>
-            </w:r>
-            <w:proofErr w:type="gramStart"/>
-            <w:r>
-              <w:rPr>
-                <w:sz w:val="20"/>
-                <w:szCs w:val="20"/>
-                <w:lang w:val="en-AU" w:eastAsia="en-AU"/>
-              </w:rPr>
-              <w:t>scores.Wellbeing.Control</w:t>
-            </w:r>
-            <w:proofErr w:type="gramEnd"/>
-            <w:r>
-              <w:rPr>
-                <w:sz w:val="20"/>
-                <w:szCs w:val="20"/>
-                <w:lang w:val="en-AU" w:eastAsia="en-AU"/>
-              </w:rPr>
-              <w:t>_Effectiveness}}</w:t>
+              <w:t>{{domain_scores.Wellbeing.Control_Effectiveness}}</w:t>
             </w:r>
           </w:p>
         </w:tc>
@@ -14557,25 +11216,7 @@
                 <w:szCs w:val="20"/>
                 <w:lang w:val="en-AU" w:eastAsia="en-AU"/>
               </w:rPr>
-              <w:t>{{domain_</w:t>
-            </w:r>
-            <w:proofErr w:type="gramStart"/>
-            <w:r>
-              <w:rPr>
-                <w:sz w:val="20"/>
-                <w:szCs w:val="20"/>
-                <w:lang w:val="en-AU" w:eastAsia="en-AU"/>
-              </w:rPr>
-              <w:t>scores.Wellbeing.Risk</w:t>
-            </w:r>
-            <w:proofErr w:type="gramEnd"/>
-            <w:r>
-              <w:rPr>
-                <w:sz w:val="20"/>
-                <w:szCs w:val="20"/>
-                <w:lang w:val="en-AU" w:eastAsia="en-AU"/>
-              </w:rPr>
-              <w:t>}}</w:t>
+              <w:t>{{domain_scores.Wellbeing.Risk}}</w:t>
             </w:r>
           </w:p>
         </w:tc>
@@ -14601,23 +11242,7 @@
           <w:highlight w:val="yellow"/>
           <w:lang w:val="en-AU" w:eastAsia="en-AU"/>
         </w:rPr>
-        <w:t>{{</w:t>
-      </w:r>
-      <w:proofErr w:type="gramStart"/>
-      <w:r>
-        <w:rPr>
-          <w:highlight w:val="yellow"/>
-          <w:lang w:val="en-AU" w:eastAsia="en-AU"/>
-        </w:rPr>
-        <w:t>ai.f</w:t>
-      </w:r>
-      <w:proofErr w:type="gramEnd"/>
-      <w:r>
-        <w:rPr>
-          <w:highlight w:val="yellow"/>
-          <w:lang w:val="en-AU" w:eastAsia="en-AU"/>
-        </w:rPr>
-        <w:t>_domain_b</w:t>
+        <w:t>{{ai.f_domain_b</w:t>
       </w:r>
       <w:r>
         <w:rPr>
@@ -14937,25 +11562,7 @@
                 <w:szCs w:val="20"/>
                 <w:lang w:val="en-AU" w:eastAsia="en-AU"/>
               </w:rPr>
-              <w:t>{{domain_</w:t>
-            </w:r>
-            <w:proofErr w:type="gramStart"/>
-            <w:r>
-              <w:rPr>
-                <w:sz w:val="20"/>
-                <w:szCs w:val="20"/>
-                <w:lang w:val="en-AU" w:eastAsia="en-AU"/>
-              </w:rPr>
-              <w:t>scores.Values.Impact</w:t>
-            </w:r>
-            <w:proofErr w:type="gramEnd"/>
-            <w:r>
-              <w:rPr>
-                <w:sz w:val="20"/>
-                <w:szCs w:val="20"/>
-                <w:lang w:val="en-AU" w:eastAsia="en-AU"/>
-              </w:rPr>
-              <w:t>}}</w:t>
+              <w:t>{{domain_scores.Values.Impact}}</w:t>
             </w:r>
           </w:p>
         </w:tc>
@@ -15017,25 +11624,7 @@
                 <w:szCs w:val="20"/>
                 <w:lang w:val="en-AU" w:eastAsia="en-AU"/>
               </w:rPr>
-              <w:t>{{domain_</w:t>
-            </w:r>
-            <w:proofErr w:type="gramStart"/>
-            <w:r>
-              <w:rPr>
-                <w:sz w:val="20"/>
-                <w:szCs w:val="20"/>
-                <w:lang w:val="en-AU" w:eastAsia="en-AU"/>
-              </w:rPr>
-              <w:t>scores.Values.Likelihood</w:t>
-            </w:r>
-            <w:proofErr w:type="gramEnd"/>
-            <w:r>
-              <w:rPr>
-                <w:sz w:val="20"/>
-                <w:szCs w:val="20"/>
-                <w:lang w:val="en-AU" w:eastAsia="en-AU"/>
-              </w:rPr>
-              <w:t>}}</w:t>
+              <w:t>{{domain_scores.Values.Likelihood}}</w:t>
             </w:r>
           </w:p>
         </w:tc>
@@ -15099,25 +11688,7 @@
                 <w:szCs w:val="20"/>
                 <w:lang w:val="en-AU" w:eastAsia="en-AU"/>
               </w:rPr>
-              <w:t>{{domain_</w:t>
-            </w:r>
-            <w:proofErr w:type="gramStart"/>
-            <w:r>
-              <w:rPr>
-                <w:sz w:val="20"/>
-                <w:szCs w:val="20"/>
-                <w:lang w:val="en-AU" w:eastAsia="en-AU"/>
-              </w:rPr>
-              <w:t>scores.Values.Inherent</w:t>
-            </w:r>
-            <w:proofErr w:type="gramEnd"/>
-            <w:r>
-              <w:rPr>
-                <w:sz w:val="20"/>
-                <w:szCs w:val="20"/>
-                <w:lang w:val="en-AU" w:eastAsia="en-AU"/>
-              </w:rPr>
-              <w:t>_Risk}}</w:t>
+              <w:t>{{domain_scores.Values.Inherent_Risk}}</w:t>
             </w:r>
           </w:p>
         </w:tc>
@@ -15179,25 +11750,7 @@
                 <w:szCs w:val="20"/>
                 <w:lang w:val="en-AU" w:eastAsia="en-AU"/>
               </w:rPr>
-              <w:t>{{domain_</w:t>
-            </w:r>
-            <w:proofErr w:type="gramStart"/>
-            <w:r>
-              <w:rPr>
-                <w:sz w:val="20"/>
-                <w:szCs w:val="20"/>
-                <w:lang w:val="en-AU" w:eastAsia="en-AU"/>
-              </w:rPr>
-              <w:t>scores.Values.Control</w:t>
-            </w:r>
-            <w:proofErr w:type="gramEnd"/>
-            <w:r>
-              <w:rPr>
-                <w:sz w:val="20"/>
-                <w:szCs w:val="20"/>
-                <w:lang w:val="en-AU" w:eastAsia="en-AU"/>
-              </w:rPr>
-              <w:t>_Effectiveness}}</w:t>
+              <w:t>{{domain_scores.Values.Control_Effectiveness}}</w:t>
             </w:r>
           </w:p>
         </w:tc>
@@ -15261,25 +11814,7 @@
                 <w:szCs w:val="20"/>
                 <w:lang w:val="en-AU" w:eastAsia="en-AU"/>
               </w:rPr>
-              <w:t>{{domain_</w:t>
-            </w:r>
-            <w:proofErr w:type="gramStart"/>
-            <w:r>
-              <w:rPr>
-                <w:sz w:val="20"/>
-                <w:szCs w:val="20"/>
-                <w:lang w:val="en-AU" w:eastAsia="en-AU"/>
-              </w:rPr>
-              <w:t>scores.Values.Risk</w:t>
-            </w:r>
-            <w:proofErr w:type="gramEnd"/>
-            <w:r>
-              <w:rPr>
-                <w:sz w:val="20"/>
-                <w:szCs w:val="20"/>
-                <w:lang w:val="en-AU" w:eastAsia="en-AU"/>
-              </w:rPr>
-              <w:t>}}</w:t>
+              <w:t>{{domain_scores.Values.Risk}}</w:t>
             </w:r>
           </w:p>
         </w:tc>
@@ -15303,23 +11838,7 @@
           <w:highlight w:val="yellow"/>
           <w:lang w:val="en-AU" w:eastAsia="en-AU"/>
         </w:rPr>
-        <w:t>{{</w:t>
-      </w:r>
-      <w:proofErr w:type="gramStart"/>
-      <w:r>
-        <w:rPr>
-          <w:highlight w:val="yellow"/>
-          <w:lang w:val="en-AU" w:eastAsia="en-AU"/>
-        </w:rPr>
-        <w:t>ai.f</w:t>
-      </w:r>
-      <w:proofErr w:type="gramEnd"/>
-      <w:r>
-        <w:rPr>
-          <w:highlight w:val="yellow"/>
-          <w:lang w:val="en-AU" w:eastAsia="en-AU"/>
-        </w:rPr>
-        <w:t>_domain_b</w:t>
+        <w:t>{{ai.f_domain_b</w:t>
       </w:r>
       <w:r>
         <w:rPr>
@@ -15651,25 +12170,7 @@
                 <w:szCs w:val="20"/>
                 <w:lang w:val="en-AU" w:eastAsia="en-AU"/>
               </w:rPr>
-              <w:t>{{domain_</w:t>
-            </w:r>
-            <w:proofErr w:type="gramStart"/>
-            <w:r>
-              <w:rPr>
-                <w:sz w:val="20"/>
-                <w:szCs w:val="20"/>
-                <w:lang w:val="en-AU" w:eastAsia="en-AU"/>
-              </w:rPr>
-              <w:t>scores.Privacy.Impact</w:t>
-            </w:r>
-            <w:proofErr w:type="gramEnd"/>
-            <w:r>
-              <w:rPr>
-                <w:sz w:val="20"/>
-                <w:szCs w:val="20"/>
-                <w:lang w:val="en-AU" w:eastAsia="en-AU"/>
-              </w:rPr>
-              <w:t>}}</w:t>
+              <w:t>{{domain_scores.Privacy.Impact}}</w:t>
             </w:r>
           </w:p>
         </w:tc>
@@ -15731,25 +12232,7 @@
                 <w:szCs w:val="20"/>
                 <w:lang w:val="en-AU" w:eastAsia="en-AU"/>
               </w:rPr>
-              <w:t>{{domain_</w:t>
-            </w:r>
-            <w:proofErr w:type="gramStart"/>
-            <w:r>
-              <w:rPr>
-                <w:sz w:val="20"/>
-                <w:szCs w:val="20"/>
-                <w:lang w:val="en-AU" w:eastAsia="en-AU"/>
-              </w:rPr>
-              <w:t>scores.Privacy.Likelihood</w:t>
-            </w:r>
-            <w:proofErr w:type="gramEnd"/>
-            <w:r>
-              <w:rPr>
-                <w:sz w:val="20"/>
-                <w:szCs w:val="20"/>
-                <w:lang w:val="en-AU" w:eastAsia="en-AU"/>
-              </w:rPr>
-              <w:t>}}</w:t>
+              <w:t>{{domain_scores.Privacy.Likelihood}}</w:t>
             </w:r>
           </w:p>
         </w:tc>
@@ -15813,25 +12296,7 @@
                 <w:szCs w:val="20"/>
                 <w:lang w:val="en-AU" w:eastAsia="en-AU"/>
               </w:rPr>
-              <w:t>{{domain_</w:t>
-            </w:r>
-            <w:proofErr w:type="gramStart"/>
-            <w:r>
-              <w:rPr>
-                <w:sz w:val="20"/>
-                <w:szCs w:val="20"/>
-                <w:lang w:val="en-AU" w:eastAsia="en-AU"/>
-              </w:rPr>
-              <w:t>scores.Privacy.Inherent</w:t>
-            </w:r>
-            <w:proofErr w:type="gramEnd"/>
-            <w:r>
-              <w:rPr>
-                <w:sz w:val="20"/>
-                <w:szCs w:val="20"/>
-                <w:lang w:val="en-AU" w:eastAsia="en-AU"/>
-              </w:rPr>
-              <w:t>_Risk}}</w:t>
+              <w:t>{{domain_scores.Privacy.Inherent_Risk}}</w:t>
             </w:r>
           </w:p>
         </w:tc>
@@ -15893,25 +12358,7 @@
                 <w:szCs w:val="20"/>
                 <w:lang w:val="en-AU" w:eastAsia="en-AU"/>
               </w:rPr>
-              <w:t>{{domain_</w:t>
-            </w:r>
-            <w:proofErr w:type="gramStart"/>
-            <w:r>
-              <w:rPr>
-                <w:sz w:val="20"/>
-                <w:szCs w:val="20"/>
-                <w:lang w:val="en-AU" w:eastAsia="en-AU"/>
-              </w:rPr>
-              <w:t>scores.Privacy.Control</w:t>
-            </w:r>
-            <w:proofErr w:type="gramEnd"/>
-            <w:r>
-              <w:rPr>
-                <w:sz w:val="20"/>
-                <w:szCs w:val="20"/>
-                <w:lang w:val="en-AU" w:eastAsia="en-AU"/>
-              </w:rPr>
-              <w:t>_Effectiveness}}</w:t>
+              <w:t>{{domain_scores.Privacy.Control_Effectiveness}}</w:t>
             </w:r>
           </w:p>
         </w:tc>
@@ -15975,25 +12422,7 @@
                 <w:szCs w:val="20"/>
                 <w:lang w:val="en-AU" w:eastAsia="en-AU"/>
               </w:rPr>
-              <w:t>{{domain_</w:t>
-            </w:r>
-            <w:proofErr w:type="gramStart"/>
-            <w:r>
-              <w:rPr>
-                <w:sz w:val="20"/>
-                <w:szCs w:val="20"/>
-                <w:lang w:val="en-AU" w:eastAsia="en-AU"/>
-              </w:rPr>
-              <w:t>scores.Privacy.Risk</w:t>
-            </w:r>
-            <w:proofErr w:type="gramEnd"/>
-            <w:r>
-              <w:rPr>
-                <w:sz w:val="20"/>
-                <w:szCs w:val="20"/>
-                <w:lang w:val="en-AU" w:eastAsia="en-AU"/>
-              </w:rPr>
-              <w:t>}}</w:t>
+              <w:t>{{domain_scores.Privacy.Risk}}</w:t>
             </w:r>
           </w:p>
         </w:tc>
@@ -16017,23 +12446,7 @@
           <w:highlight w:val="yellow"/>
           <w:lang w:val="en-AU" w:eastAsia="en-AU"/>
         </w:rPr>
-        <w:t>{{</w:t>
-      </w:r>
-      <w:proofErr w:type="gramStart"/>
-      <w:r>
-        <w:rPr>
-          <w:highlight w:val="yellow"/>
-          <w:lang w:val="en-AU" w:eastAsia="en-AU"/>
-        </w:rPr>
-        <w:t>ai.f</w:t>
-      </w:r>
-      <w:proofErr w:type="gramEnd"/>
-      <w:r>
-        <w:rPr>
-          <w:highlight w:val="yellow"/>
-          <w:lang w:val="en-AU" w:eastAsia="en-AU"/>
-        </w:rPr>
-        <w:t>_domain_b</w:t>
+        <w:t>{{ai.f_domain_b</w:t>
       </w:r>
       <w:r>
         <w:rPr>
@@ -16365,25 +12778,7 @@
                 <w:szCs w:val="20"/>
                 <w:lang w:val="en-AU" w:eastAsia="en-AU"/>
               </w:rPr>
-              <w:t>{{domain_</w:t>
-            </w:r>
-            <w:proofErr w:type="gramStart"/>
-            <w:r>
-              <w:rPr>
-                <w:sz w:val="20"/>
-                <w:szCs w:val="20"/>
-                <w:lang w:val="en-AU" w:eastAsia="en-AU"/>
-              </w:rPr>
-              <w:t>scores.Reliability.Impact</w:t>
-            </w:r>
-            <w:proofErr w:type="gramEnd"/>
-            <w:r>
-              <w:rPr>
-                <w:sz w:val="20"/>
-                <w:szCs w:val="20"/>
-                <w:lang w:val="en-AU" w:eastAsia="en-AU"/>
-              </w:rPr>
-              <w:t>}}</w:t>
+              <w:t>{{domain_scores.Reliability.Impact}}</w:t>
             </w:r>
           </w:p>
         </w:tc>
@@ -16445,25 +12840,7 @@
                 <w:szCs w:val="20"/>
                 <w:lang w:val="en-AU" w:eastAsia="en-AU"/>
               </w:rPr>
-              <w:t>{{domain_</w:t>
-            </w:r>
-            <w:proofErr w:type="gramStart"/>
-            <w:r>
-              <w:rPr>
-                <w:sz w:val="20"/>
-                <w:szCs w:val="20"/>
-                <w:lang w:val="en-AU" w:eastAsia="en-AU"/>
-              </w:rPr>
-              <w:t>scores.Reliability.Likelihood</w:t>
-            </w:r>
-            <w:proofErr w:type="gramEnd"/>
-            <w:r>
-              <w:rPr>
-                <w:sz w:val="20"/>
-                <w:szCs w:val="20"/>
-                <w:lang w:val="en-AU" w:eastAsia="en-AU"/>
-              </w:rPr>
-              <w:t>}}</w:t>
+              <w:t>{{domain_scores.Reliability.Likelihood}}</w:t>
             </w:r>
           </w:p>
         </w:tc>
@@ -16527,25 +12904,7 @@
                 <w:szCs w:val="20"/>
                 <w:lang w:val="en-AU" w:eastAsia="en-AU"/>
               </w:rPr>
-              <w:t>{{domain_</w:t>
-            </w:r>
-            <w:proofErr w:type="gramStart"/>
-            <w:r>
-              <w:rPr>
-                <w:sz w:val="20"/>
-                <w:szCs w:val="20"/>
-                <w:lang w:val="en-AU" w:eastAsia="en-AU"/>
-              </w:rPr>
-              <w:t>scores.Reliability.Inherent</w:t>
-            </w:r>
-            <w:proofErr w:type="gramEnd"/>
-            <w:r>
-              <w:rPr>
-                <w:sz w:val="20"/>
-                <w:szCs w:val="20"/>
-                <w:lang w:val="en-AU" w:eastAsia="en-AU"/>
-              </w:rPr>
-              <w:t>_Risk}}</w:t>
+              <w:t>{{domain_scores.Reliability.Inherent_Risk}}</w:t>
             </w:r>
           </w:p>
         </w:tc>
@@ -16607,25 +12966,7 @@
                 <w:szCs w:val="20"/>
                 <w:lang w:val="en-AU" w:eastAsia="en-AU"/>
               </w:rPr>
-              <w:t>{{domain_</w:t>
-            </w:r>
-            <w:proofErr w:type="gramStart"/>
-            <w:r>
-              <w:rPr>
-                <w:sz w:val="20"/>
-                <w:szCs w:val="20"/>
-                <w:lang w:val="en-AU" w:eastAsia="en-AU"/>
-              </w:rPr>
-              <w:t>scores.Reliability.Control</w:t>
-            </w:r>
-            <w:proofErr w:type="gramEnd"/>
-            <w:r>
-              <w:rPr>
-                <w:sz w:val="20"/>
-                <w:szCs w:val="20"/>
-                <w:lang w:val="en-AU" w:eastAsia="en-AU"/>
-              </w:rPr>
-              <w:t>_Effectiveness}}</w:t>
+              <w:t>{{domain_scores.Reliability.Control_Effectiveness}}</w:t>
             </w:r>
           </w:p>
         </w:tc>
@@ -16689,25 +13030,7 @@
                 <w:szCs w:val="20"/>
                 <w:lang w:val="en-AU" w:eastAsia="en-AU"/>
               </w:rPr>
-              <w:t>{{domain_</w:t>
-            </w:r>
-            <w:proofErr w:type="gramStart"/>
-            <w:r>
-              <w:rPr>
-                <w:sz w:val="20"/>
-                <w:szCs w:val="20"/>
-                <w:lang w:val="en-AU" w:eastAsia="en-AU"/>
-              </w:rPr>
-              <w:t>scores.Reliability.Risk</w:t>
-            </w:r>
-            <w:proofErr w:type="gramEnd"/>
-            <w:r>
-              <w:rPr>
-                <w:sz w:val="20"/>
-                <w:szCs w:val="20"/>
-                <w:lang w:val="en-AU" w:eastAsia="en-AU"/>
-              </w:rPr>
-              <w:t>}}</w:t>
+              <w:t>{{domain_scores.Reliability.Risk}}</w:t>
             </w:r>
           </w:p>
         </w:tc>
@@ -17063,25 +13386,7 @@
                 <w:szCs w:val="20"/>
                 <w:lang w:val="en-AU" w:eastAsia="en-AU"/>
               </w:rPr>
-              <w:t>{{domain_</w:t>
-            </w:r>
-            <w:proofErr w:type="gramStart"/>
-            <w:r>
-              <w:rPr>
-                <w:sz w:val="20"/>
-                <w:szCs w:val="20"/>
-                <w:lang w:val="en-AU" w:eastAsia="en-AU"/>
-              </w:rPr>
-              <w:t>scores.Transparency.Impact</w:t>
-            </w:r>
-            <w:proofErr w:type="gramEnd"/>
-            <w:r>
-              <w:rPr>
-                <w:sz w:val="20"/>
-                <w:szCs w:val="20"/>
-                <w:lang w:val="en-AU" w:eastAsia="en-AU"/>
-              </w:rPr>
-              <w:t>}}</w:t>
+              <w:t>{{domain_scores.Transparency.Impact}}</w:t>
             </w:r>
           </w:p>
         </w:tc>
@@ -17143,25 +13448,7 @@
                 <w:szCs w:val="20"/>
                 <w:lang w:val="en-AU" w:eastAsia="en-AU"/>
               </w:rPr>
-              <w:t>{{domain_</w:t>
-            </w:r>
-            <w:proofErr w:type="gramStart"/>
-            <w:r>
-              <w:rPr>
-                <w:sz w:val="20"/>
-                <w:szCs w:val="20"/>
-                <w:lang w:val="en-AU" w:eastAsia="en-AU"/>
-              </w:rPr>
-              <w:t>scores.Transparency.Likelihood</w:t>
-            </w:r>
-            <w:proofErr w:type="gramEnd"/>
-            <w:r>
-              <w:rPr>
-                <w:sz w:val="20"/>
-                <w:szCs w:val="20"/>
-                <w:lang w:val="en-AU" w:eastAsia="en-AU"/>
-              </w:rPr>
-              <w:t>}}</w:t>
+              <w:t>{{domain_scores.Transparency.Likelihood}}</w:t>
             </w:r>
           </w:p>
         </w:tc>
@@ -17225,25 +13512,7 @@
                 <w:szCs w:val="20"/>
                 <w:lang w:val="en-AU" w:eastAsia="en-AU"/>
               </w:rPr>
-              <w:t>{{domain_</w:t>
-            </w:r>
-            <w:proofErr w:type="gramStart"/>
-            <w:r>
-              <w:rPr>
-                <w:sz w:val="20"/>
-                <w:szCs w:val="20"/>
-                <w:lang w:val="en-AU" w:eastAsia="en-AU"/>
-              </w:rPr>
-              <w:t>scores.Transparency.Inherent</w:t>
-            </w:r>
-            <w:proofErr w:type="gramEnd"/>
-            <w:r>
-              <w:rPr>
-                <w:sz w:val="20"/>
-                <w:szCs w:val="20"/>
-                <w:lang w:val="en-AU" w:eastAsia="en-AU"/>
-              </w:rPr>
-              <w:t>_Risk}}</w:t>
+              <w:t>{{domain_scores.Transparency.Inherent_Risk}}</w:t>
             </w:r>
           </w:p>
         </w:tc>
@@ -17305,25 +13574,7 @@
                 <w:szCs w:val="20"/>
                 <w:lang w:val="en-AU" w:eastAsia="en-AU"/>
               </w:rPr>
-              <w:t>{{domain_</w:t>
-            </w:r>
-            <w:proofErr w:type="gramStart"/>
-            <w:r>
-              <w:rPr>
-                <w:sz w:val="20"/>
-                <w:szCs w:val="20"/>
-                <w:lang w:val="en-AU" w:eastAsia="en-AU"/>
-              </w:rPr>
-              <w:t>scores.Transparency.Control</w:t>
-            </w:r>
-            <w:proofErr w:type="gramEnd"/>
-            <w:r>
-              <w:rPr>
-                <w:sz w:val="20"/>
-                <w:szCs w:val="20"/>
-                <w:lang w:val="en-AU" w:eastAsia="en-AU"/>
-              </w:rPr>
-              <w:t>_Effectiveness}}</w:t>
+              <w:t>{{domain_scores.Transparency.Control_Effectiveness}}</w:t>
             </w:r>
           </w:p>
         </w:tc>
@@ -17387,25 +13638,7 @@
                 <w:szCs w:val="20"/>
                 <w:lang w:val="en-AU" w:eastAsia="en-AU"/>
               </w:rPr>
-              <w:t>{{domain_</w:t>
-            </w:r>
-            <w:proofErr w:type="gramStart"/>
-            <w:r>
-              <w:rPr>
-                <w:sz w:val="20"/>
-                <w:szCs w:val="20"/>
-                <w:lang w:val="en-AU" w:eastAsia="en-AU"/>
-              </w:rPr>
-              <w:t>scores.Transparency.Risk</w:t>
-            </w:r>
-            <w:proofErr w:type="gramEnd"/>
-            <w:r>
-              <w:rPr>
-                <w:sz w:val="20"/>
-                <w:szCs w:val="20"/>
-                <w:lang w:val="en-AU" w:eastAsia="en-AU"/>
-              </w:rPr>
-              <w:t>}}</w:t>
+              <w:t>{{domain_scores.Transparency.Risk}}</w:t>
             </w:r>
           </w:p>
         </w:tc>
@@ -17429,36 +13662,20 @@
           <w:highlight w:val="yellow"/>
           <w:lang w:val="en-AU" w:eastAsia="en-AU"/>
         </w:rPr>
-        <w:t>{{</w:t>
-      </w:r>
-      <w:proofErr w:type="gramStart"/>
+        <w:t>{{ai.f_domain_b</w:t>
+      </w:r>
       <w:r>
         <w:rPr>
           <w:highlight w:val="yellow"/>
           <w:lang w:val="en-AU" w:eastAsia="en-AU"/>
         </w:rPr>
-        <w:t>ai.f</w:t>
-      </w:r>
-      <w:proofErr w:type="gramEnd"/>
+        <w:t>8</w:t>
+      </w:r>
       <w:r>
         <w:rPr>
           <w:highlight w:val="yellow"/>
           <w:lang w:val="en-AU" w:eastAsia="en-AU"/>
         </w:rPr>
-        <w:t>_domain_b</w:t>
-      </w:r>
-      <w:r>
-        <w:rPr>
-          <w:highlight w:val="yellow"/>
-          <w:lang w:val="en-AU" w:eastAsia="en-AU"/>
-        </w:rPr>
-        <w:t>8</w:t>
-      </w:r>
-      <w:r>
-        <w:rPr>
-          <w:highlight w:val="yellow"/>
-          <w:lang w:val="en-AU" w:eastAsia="en-AU"/>
-        </w:rPr>
         <w:t>_analysis}}</w:t>
       </w:r>
       <w:r>
@@ -17494,21 +13711,7 @@
         <w:rPr>
           <w:lang w:eastAsia="en-AU"/>
         </w:rPr>
-        <w:t xml:space="preserve">This section highlights the AI ethics domains that present the highest levels of residual risk based on the FAIRA assessment results. The identification of top risk areas is intended to support prioritisation and decision-making by drawing attention to domains where potential impacts, likelihood, and control effectiveness combine to create elevated risk exposure. The inclusion of a domain in this section does not imply non-compliance or unacceptable </w:t>
-      </w:r>
-      <w:proofErr w:type="gramStart"/>
-      <w:r>
-        <w:rPr>
-          <w:lang w:eastAsia="en-AU"/>
-        </w:rPr>
-        <w:t>risk, but</w:t>
-      </w:r>
-      <w:proofErr w:type="gramEnd"/>
-      <w:r>
-        <w:rPr>
-          <w:lang w:eastAsia="en-AU"/>
-        </w:rPr>
-        <w:t xml:space="preserve"> rather indicates areas that may warrant closer consideration.</w:t>
+        <w:t>This section highlights the AI ethics domains that present the highest levels of residual risk based on the FAIRA assessment results. The identification of top risk areas is intended to support prioritisation and decision-making by drawing attention to domains where potential impacts, likelihood, and control effectiveness combine to create elevated risk exposure. The inclusion of a domain in this section does not imply non-compliance or unacceptable risk, but rather indicates areas that may warrant closer consideration.</w:t>
       </w:r>
     </w:p>
     <w:p>
@@ -17789,25 +13992,7 @@
                 <w:szCs w:val="20"/>
                 <w:lang w:val="en-AU" w:eastAsia="en-AU"/>
               </w:rPr>
-              <w:t>{{top_domains[0</w:t>
-            </w:r>
-            <w:proofErr w:type="gramStart"/>
-            <w:r>
-              <w:rPr>
-                <w:sz w:val="20"/>
-                <w:szCs w:val="20"/>
-                <w:lang w:val="en-AU" w:eastAsia="en-AU"/>
-              </w:rPr>
-              <w:t>].risk</w:t>
-            </w:r>
-            <w:proofErr w:type="gramEnd"/>
-            <w:r>
-              <w:rPr>
-                <w:sz w:val="20"/>
-                <w:szCs w:val="20"/>
-                <w:lang w:val="en-AU" w:eastAsia="en-AU"/>
-              </w:rPr>
-              <w:t>}}</w:t>
+              <w:t>{{top_domains[0].risk}}</w:t>
             </w:r>
           </w:p>
         </w:tc>
@@ -17899,25 +14084,7 @@
                 <w:szCs w:val="20"/>
                 <w:lang w:val="en-AU" w:eastAsia="en-AU"/>
               </w:rPr>
-              <w:t>{{top_domains[1</w:t>
-            </w:r>
-            <w:proofErr w:type="gramStart"/>
-            <w:r>
-              <w:rPr>
-                <w:sz w:val="20"/>
-                <w:szCs w:val="20"/>
-                <w:lang w:val="en-AU" w:eastAsia="en-AU"/>
-              </w:rPr>
-              <w:t>].risk</w:t>
-            </w:r>
-            <w:proofErr w:type="gramEnd"/>
-            <w:r>
-              <w:rPr>
-                <w:sz w:val="20"/>
-                <w:szCs w:val="20"/>
-                <w:lang w:val="en-AU" w:eastAsia="en-AU"/>
-              </w:rPr>
-              <w:t>}}</w:t>
+              <w:t>{{top_domains[1].risk}}</w:t>
             </w:r>
           </w:p>
         </w:tc>
@@ -18009,25 +14176,7 @@
                 <w:szCs w:val="20"/>
                 <w:lang w:val="en-AU" w:eastAsia="en-AU"/>
               </w:rPr>
-              <w:t>{{top_domains[2</w:t>
-            </w:r>
-            <w:proofErr w:type="gramStart"/>
-            <w:r>
-              <w:rPr>
-                <w:sz w:val="20"/>
-                <w:szCs w:val="20"/>
-                <w:lang w:val="en-AU" w:eastAsia="en-AU"/>
-              </w:rPr>
-              <w:t>].risk</w:t>
-            </w:r>
-            <w:proofErr w:type="gramEnd"/>
-            <w:r>
-              <w:rPr>
-                <w:sz w:val="20"/>
-                <w:szCs w:val="20"/>
-                <w:lang w:val="en-AU" w:eastAsia="en-AU"/>
-              </w:rPr>
-              <w:t>}}</w:t>
+              <w:t>{{top_domains[2].risk}}</w:t>
             </w:r>
           </w:p>
         </w:tc>
@@ -18050,21 +14199,7 @@
         <w:rPr>
           <w:lang w:eastAsia="en-AU"/>
         </w:rPr>
-        <w:t xml:space="preserve">Concentration of risk in specific domains may reflect factors such as system context, data sensitivity, user interaction patterns, or </w:t>
-      </w:r>
-      <w:proofErr w:type="gramStart"/>
-      <w:r>
-        <w:rPr>
-          <w:lang w:eastAsia="en-AU"/>
-        </w:rPr>
-        <w:t>governance maturity</w:t>
-      </w:r>
-      <w:proofErr w:type="gramEnd"/>
-      <w:r>
-        <w:rPr>
-          <w:lang w:eastAsia="en-AU"/>
-        </w:rPr>
-        <w:t>.</w:t>
+        <w:t>Concentration of risk in specific domains may reflect factors such as system context, data sensitivity, user interaction patterns, or governance maturity.</w:t>
       </w:r>
     </w:p>
     <w:p>
@@ -18078,23 +14213,7 @@
           <w:highlight w:val="yellow"/>
           <w:lang w:val="en-AU" w:eastAsia="en-AU"/>
         </w:rPr>
-        <w:t>{{</w:t>
-      </w:r>
-      <w:proofErr w:type="gramStart"/>
-      <w:r>
-        <w:rPr>
-          <w:highlight w:val="yellow"/>
-          <w:lang w:val="en-AU" w:eastAsia="en-AU"/>
-        </w:rPr>
-        <w:t>ai.f</w:t>
-      </w:r>
-      <w:proofErr w:type="gramEnd"/>
-      <w:r>
-        <w:rPr>
-          <w:highlight w:val="yellow"/>
-          <w:lang w:val="en-AU" w:eastAsia="en-AU"/>
-        </w:rPr>
-        <w:t>_top_risk_areas_analysis}}</w:t>
+        <w:t>{{ai.f_top_risk_areas_analysis}}</w:t>
       </w:r>
       <w:r>
         <w:rPr>
@@ -18183,23 +14302,7 @@
           <w:highlight w:val="yellow"/>
           <w:lang w:val="en-AU" w:eastAsia="en-AU"/>
         </w:rPr>
-        <w:t>{{</w:t>
-      </w:r>
-      <w:proofErr w:type="gramStart"/>
-      <w:r>
-        <w:rPr>
-          <w:highlight w:val="yellow"/>
-          <w:lang w:val="en-AU" w:eastAsia="en-AU"/>
-        </w:rPr>
-        <w:t>ai.f</w:t>
-      </w:r>
-      <w:proofErr w:type="gramEnd"/>
-      <w:r>
-        <w:rPr>
-          <w:highlight w:val="yellow"/>
-          <w:lang w:val="en-AU" w:eastAsia="en-AU"/>
-        </w:rPr>
-        <w:t>_controls_overview}}</w:t>
+        <w:t>{{ai.f_controls_overview}}</w:t>
       </w:r>
       <w:r>
         <w:rPr>
@@ -18288,23 +14391,7 @@
           <w:highlight w:val="yellow"/>
           <w:lang w:val="en-AU" w:eastAsia="en-AU"/>
         </w:rPr>
-        <w:t>{{</w:t>
-      </w:r>
-      <w:proofErr w:type="gramStart"/>
-      <w:r>
-        <w:rPr>
-          <w:highlight w:val="yellow"/>
-          <w:lang w:val="en-AU" w:eastAsia="en-AU"/>
-        </w:rPr>
-        <w:t>ai.f</w:t>
-      </w:r>
-      <w:proofErr w:type="gramEnd"/>
-      <w:r>
-        <w:rPr>
-          <w:highlight w:val="yellow"/>
-          <w:lang w:val="en-AU" w:eastAsia="en-AU"/>
-        </w:rPr>
-        <w:t>_control_prioritisation_rationale}}</w:t>
+        <w:t>{{ai.f_control_prioritisation_rationale}}</w:t>
       </w:r>
     </w:p>
     <w:p>
@@ -18790,65 +14877,29 @@
                 <w:szCs w:val="16"/>
                 <w:lang w:val="en-AU" w:eastAsia="en-AU"/>
               </w:rPr>
-              <w:t>{{</w:t>
-            </w:r>
-            <w:proofErr w:type="gramStart"/>
-            <w:r>
+              <w:t>{{control.control_id}}</w:t>
+            </w:r>
+          </w:p>
+        </w:tc>
+        <w:tc>
+          <w:tcPr>
+            <w:tcW w:w="617" w:type="pct"/>
+          </w:tcPr>
+          <w:p>
+            <w:pPr>
               <w:rPr>
                 <w:sz w:val="16"/>
                 <w:szCs w:val="16"/>
                 <w:lang w:val="en-AU" w:eastAsia="en-AU"/>
               </w:rPr>
-              <w:t>control.control</w:t>
-            </w:r>
-            <w:proofErr w:type="gramEnd"/>
+            </w:pPr>
             <w:r>
               <w:rPr>
                 <w:sz w:val="16"/>
                 <w:szCs w:val="16"/>
                 <w:lang w:val="en-AU" w:eastAsia="en-AU"/>
               </w:rPr>
-              <w:t>_id}}</w:t>
-            </w:r>
-          </w:p>
-        </w:tc>
-        <w:tc>
-          <w:tcPr>
-            <w:tcW w:w="617" w:type="pct"/>
-          </w:tcPr>
-          <w:p>
-            <w:pPr>
-              <w:rPr>
-                <w:sz w:val="16"/>
-                <w:szCs w:val="16"/>
-                <w:lang w:val="en-AU" w:eastAsia="en-AU"/>
-              </w:rPr>
-            </w:pPr>
-            <w:r>
-              <w:rPr>
-                <w:sz w:val="16"/>
-                <w:szCs w:val="16"/>
-                <w:lang w:val="en-AU" w:eastAsia="en-AU"/>
-              </w:rPr>
-              <w:t>{{</w:t>
-            </w:r>
-            <w:proofErr w:type="gramStart"/>
-            <w:r>
-              <w:rPr>
-                <w:sz w:val="16"/>
-                <w:szCs w:val="16"/>
-                <w:lang w:val="en-AU" w:eastAsia="en-AU"/>
-              </w:rPr>
-              <w:t>control.title</w:t>
-            </w:r>
-            <w:proofErr w:type="gramEnd"/>
-            <w:r>
-              <w:rPr>
-                <w:sz w:val="16"/>
-                <w:szCs w:val="16"/>
-                <w:lang w:val="en-AU" w:eastAsia="en-AU"/>
-              </w:rPr>
-              <w:t>}}</w:t>
+              <w:t>{{control.title}}</w:t>
             </w:r>
           </w:p>
         </w:tc>
@@ -18892,31 +14943,35 @@
                 <w:szCs w:val="16"/>
                 <w:lang w:val="en-AU" w:eastAsia="en-AU"/>
               </w:rPr>
-              <w:t>{{</w:t>
-            </w:r>
-            <w:proofErr w:type="gramStart"/>
-            <w:r>
+              <w:t>{{control.control_type}}</w:t>
+            </w:r>
+          </w:p>
+        </w:tc>
+        <w:tc>
+          <w:tcPr>
+            <w:tcW w:w="799" w:type="pct"/>
+          </w:tcPr>
+          <w:p>
+            <w:pPr>
               <w:rPr>
                 <w:sz w:val="16"/>
                 <w:szCs w:val="16"/>
                 <w:lang w:val="en-AU" w:eastAsia="en-AU"/>
               </w:rPr>
-              <w:t>control.control</w:t>
-            </w:r>
-            <w:proofErr w:type="gramEnd"/>
+            </w:pPr>
             <w:r>
               <w:rPr>
                 <w:sz w:val="16"/>
                 <w:szCs w:val="16"/>
                 <w:lang w:val="en-AU" w:eastAsia="en-AU"/>
               </w:rPr>
-              <w:t>_type}}</w:t>
-            </w:r>
-          </w:p>
-        </w:tc>
-        <w:tc>
-          <w:tcPr>
-            <w:tcW w:w="799" w:type="pct"/>
+              <w:t>{{control.implementation_effort}}</w:t>
+            </w:r>
+          </w:p>
+        </w:tc>
+        <w:tc>
+          <w:tcPr>
+            <w:tcW w:w="810" w:type="pct"/>
           </w:tcPr>
           <w:p>
             <w:pPr>
@@ -18932,31 +14987,37 @@
                 <w:szCs w:val="16"/>
                 <w:lang w:val="en-AU" w:eastAsia="en-AU"/>
               </w:rPr>
-              <w:t>{{</w:t>
-            </w:r>
-            <w:proofErr w:type="gramStart"/>
-            <w:r>
+              <w:t>{{control.implementation_horizon}}</w:t>
+            </w:r>
+          </w:p>
+        </w:tc>
+      </w:tr>
+      <w:tr>
+        <w:tc>
+          <w:tcPr>
+            <w:tcW w:w="839" w:type="pct"/>
+          </w:tcPr>
+          <w:p>
+            <w:pPr>
               <w:rPr>
                 <w:sz w:val="16"/>
                 <w:szCs w:val="16"/>
                 <w:lang w:val="en-AU" w:eastAsia="en-AU"/>
               </w:rPr>
-              <w:t>control.implementation</w:t>
-            </w:r>
-            <w:proofErr w:type="gramEnd"/>
+            </w:pPr>
             <w:r>
               <w:rPr>
                 <w:sz w:val="16"/>
                 <w:szCs w:val="16"/>
                 <w:lang w:val="en-AU" w:eastAsia="en-AU"/>
               </w:rPr>
-              <w:t>_effort}}</w:t>
-            </w:r>
-          </w:p>
-        </w:tc>
-        <w:tc>
-          <w:tcPr>
-            <w:tcW w:w="810" w:type="pct"/>
+              <w:t>{%tr endfor %}</w:t>
+            </w:r>
+          </w:p>
+        </w:tc>
+        <w:tc>
+          <w:tcPr>
+            <w:tcW w:w="617" w:type="pct"/>
           </w:tcPr>
           <w:p>
             <w:pPr>
@@ -18966,39 +15027,53 @@
                 <w:lang w:val="en-AU" w:eastAsia="en-AU"/>
               </w:rPr>
             </w:pPr>
-            <w:r>
+          </w:p>
+        </w:tc>
+        <w:tc>
+          <w:tcPr>
+            <w:tcW w:w="1137" w:type="pct"/>
+          </w:tcPr>
+          <w:p>
+            <w:pPr>
               <w:rPr>
                 <w:sz w:val="16"/>
                 <w:szCs w:val="16"/>
                 <w:lang w:val="en-AU" w:eastAsia="en-AU"/>
               </w:rPr>
-              <w:t>{{</w:t>
-            </w:r>
-            <w:proofErr w:type="gramStart"/>
-            <w:r>
+            </w:pPr>
+          </w:p>
+        </w:tc>
+        <w:tc>
+          <w:tcPr>
+            <w:tcW w:w="798" w:type="pct"/>
+          </w:tcPr>
+          <w:p>
+            <w:pPr>
               <w:rPr>
                 <w:sz w:val="16"/>
                 <w:szCs w:val="16"/>
                 <w:lang w:val="en-AU" w:eastAsia="en-AU"/>
               </w:rPr>
-              <w:t>control.implementation</w:t>
-            </w:r>
-            <w:proofErr w:type="gramEnd"/>
-            <w:r>
+            </w:pPr>
+          </w:p>
+        </w:tc>
+        <w:tc>
+          <w:tcPr>
+            <w:tcW w:w="799" w:type="pct"/>
+          </w:tcPr>
+          <w:p>
+            <w:pPr>
               <w:rPr>
                 <w:sz w:val="16"/>
                 <w:szCs w:val="16"/>
                 <w:lang w:val="en-AU" w:eastAsia="en-AU"/>
               </w:rPr>
-              <w:t>_horizon}}</w:t>
-            </w:r>
-          </w:p>
-        </w:tc>
-      </w:tr>
-      <w:tr>
-        <w:tc>
-          <w:tcPr>
-            <w:tcW w:w="839" w:type="pct"/>
+            </w:pPr>
+          </w:p>
+        </w:tc>
+        <w:tc>
+          <w:tcPr>
+            <w:tcW w:w="810" w:type="pct"/>
           </w:tcPr>
           <w:p>
             <w:pPr>
@@ -19008,84 +15083,6 @@
                 <w:lang w:val="en-AU" w:eastAsia="en-AU"/>
               </w:rPr>
             </w:pPr>
-            <w:r>
-              <w:rPr>
-                <w:sz w:val="16"/>
-                <w:szCs w:val="16"/>
-                <w:lang w:val="en-AU" w:eastAsia="en-AU"/>
-              </w:rPr>
-              <w:t>{%tr endfor %}</w:t>
-            </w:r>
-          </w:p>
-        </w:tc>
-        <w:tc>
-          <w:tcPr>
-            <w:tcW w:w="617" w:type="pct"/>
-          </w:tcPr>
-          <w:p>
-            <w:pPr>
-              <w:rPr>
-                <w:sz w:val="16"/>
-                <w:szCs w:val="16"/>
-                <w:lang w:val="en-AU" w:eastAsia="en-AU"/>
-              </w:rPr>
-            </w:pPr>
-          </w:p>
-        </w:tc>
-        <w:tc>
-          <w:tcPr>
-            <w:tcW w:w="1137" w:type="pct"/>
-          </w:tcPr>
-          <w:p>
-            <w:pPr>
-              <w:rPr>
-                <w:sz w:val="16"/>
-                <w:szCs w:val="16"/>
-                <w:lang w:val="en-AU" w:eastAsia="en-AU"/>
-              </w:rPr>
-            </w:pPr>
-          </w:p>
-        </w:tc>
-        <w:tc>
-          <w:tcPr>
-            <w:tcW w:w="798" w:type="pct"/>
-          </w:tcPr>
-          <w:p>
-            <w:pPr>
-              <w:rPr>
-                <w:sz w:val="16"/>
-                <w:szCs w:val="16"/>
-                <w:lang w:val="en-AU" w:eastAsia="en-AU"/>
-              </w:rPr>
-            </w:pPr>
-          </w:p>
-        </w:tc>
-        <w:tc>
-          <w:tcPr>
-            <w:tcW w:w="799" w:type="pct"/>
-          </w:tcPr>
-          <w:p>
-            <w:pPr>
-              <w:rPr>
-                <w:sz w:val="16"/>
-                <w:szCs w:val="16"/>
-                <w:lang w:val="en-AU" w:eastAsia="en-AU"/>
-              </w:rPr>
-            </w:pPr>
-          </w:p>
-        </w:tc>
-        <w:tc>
-          <w:tcPr>
-            <w:tcW w:w="810" w:type="pct"/>
-          </w:tcPr>
-          <w:p>
-            <w:pPr>
-              <w:rPr>
-                <w:sz w:val="16"/>
-                <w:szCs w:val="16"/>
-                <w:lang w:val="en-AU" w:eastAsia="en-AU"/>
-              </w:rPr>
-            </w:pPr>
           </w:p>
         </w:tc>
       </w:tr>
@@ -19125,23 +15122,7 @@
           <w:highlight w:val="yellow"/>
           <w:lang w:val="en-AU" w:eastAsia="en-AU"/>
         </w:rPr>
-        <w:t>{{</w:t>
-      </w:r>
-      <w:proofErr w:type="gramStart"/>
-      <w:r>
-        <w:rPr>
-          <w:highlight w:val="yellow"/>
-          <w:lang w:val="en-AU" w:eastAsia="en-AU"/>
-        </w:rPr>
-        <w:t>ai.f</w:t>
-      </w:r>
-      <w:proofErr w:type="gramEnd"/>
-      <w:r>
-        <w:rPr>
-          <w:highlight w:val="yellow"/>
-          <w:lang w:val="en-AU" w:eastAsia="en-AU"/>
-        </w:rPr>
-        <w:t>_domain_b1_controls_rationale}}</w:t>
+        <w:t>{{ai.f_domain_b1_controls_rationale}}</w:t>
       </w:r>
     </w:p>
     <w:p>
@@ -19581,65 +15562,29 @@
                 <w:szCs w:val="16"/>
                 <w:lang w:val="en-AU" w:eastAsia="en-AU"/>
               </w:rPr>
-              <w:t>{{</w:t>
-            </w:r>
-            <w:proofErr w:type="gramStart"/>
-            <w:r>
+              <w:t>{{control.control_id}}</w:t>
+            </w:r>
+          </w:p>
+        </w:tc>
+        <w:tc>
+          <w:tcPr>
+            <w:tcW w:w="617" w:type="pct"/>
+          </w:tcPr>
+          <w:p>
+            <w:pPr>
               <w:rPr>
                 <w:sz w:val="16"/>
                 <w:szCs w:val="16"/>
                 <w:lang w:val="en-AU" w:eastAsia="en-AU"/>
               </w:rPr>
-              <w:t>control.control</w:t>
-            </w:r>
-            <w:proofErr w:type="gramEnd"/>
+            </w:pPr>
             <w:r>
               <w:rPr>
                 <w:sz w:val="16"/>
                 <w:szCs w:val="16"/>
                 <w:lang w:val="en-AU" w:eastAsia="en-AU"/>
               </w:rPr>
-              <w:t>_id}}</w:t>
-            </w:r>
-          </w:p>
-        </w:tc>
-        <w:tc>
-          <w:tcPr>
-            <w:tcW w:w="617" w:type="pct"/>
-          </w:tcPr>
-          <w:p>
-            <w:pPr>
-              <w:rPr>
-                <w:sz w:val="16"/>
-                <w:szCs w:val="16"/>
-                <w:lang w:val="en-AU" w:eastAsia="en-AU"/>
-              </w:rPr>
-            </w:pPr>
-            <w:r>
-              <w:rPr>
-                <w:sz w:val="16"/>
-                <w:szCs w:val="16"/>
-                <w:lang w:val="en-AU" w:eastAsia="en-AU"/>
-              </w:rPr>
-              <w:t>{{</w:t>
-            </w:r>
-            <w:proofErr w:type="gramStart"/>
-            <w:r>
-              <w:rPr>
-                <w:sz w:val="16"/>
-                <w:szCs w:val="16"/>
-                <w:lang w:val="en-AU" w:eastAsia="en-AU"/>
-              </w:rPr>
-              <w:t>control.title</w:t>
-            </w:r>
-            <w:proofErr w:type="gramEnd"/>
-            <w:r>
-              <w:rPr>
-                <w:sz w:val="16"/>
-                <w:szCs w:val="16"/>
-                <w:lang w:val="en-AU" w:eastAsia="en-AU"/>
-              </w:rPr>
-              <w:t>}}</w:t>
+              <w:t>{{control.title}}</w:t>
             </w:r>
           </w:p>
         </w:tc>
@@ -19683,31 +15628,35 @@
                 <w:szCs w:val="16"/>
                 <w:lang w:val="en-AU" w:eastAsia="en-AU"/>
               </w:rPr>
-              <w:t>{{</w:t>
-            </w:r>
-            <w:proofErr w:type="gramStart"/>
-            <w:r>
+              <w:t>{{control.control_type}}</w:t>
+            </w:r>
+          </w:p>
+        </w:tc>
+        <w:tc>
+          <w:tcPr>
+            <w:tcW w:w="799" w:type="pct"/>
+          </w:tcPr>
+          <w:p>
+            <w:pPr>
               <w:rPr>
                 <w:sz w:val="16"/>
                 <w:szCs w:val="16"/>
                 <w:lang w:val="en-AU" w:eastAsia="en-AU"/>
               </w:rPr>
-              <w:t>control.control</w:t>
-            </w:r>
-            <w:proofErr w:type="gramEnd"/>
+            </w:pPr>
             <w:r>
               <w:rPr>
                 <w:sz w:val="16"/>
                 <w:szCs w:val="16"/>
                 <w:lang w:val="en-AU" w:eastAsia="en-AU"/>
               </w:rPr>
-              <w:t>_type}}</w:t>
-            </w:r>
-          </w:p>
-        </w:tc>
-        <w:tc>
-          <w:tcPr>
-            <w:tcW w:w="799" w:type="pct"/>
+              <w:t>{{control.implementation_effort}}</w:t>
+            </w:r>
+          </w:p>
+        </w:tc>
+        <w:tc>
+          <w:tcPr>
+            <w:tcW w:w="810" w:type="pct"/>
           </w:tcPr>
           <w:p>
             <w:pPr>
@@ -19723,31 +15672,37 @@
                 <w:szCs w:val="16"/>
                 <w:lang w:val="en-AU" w:eastAsia="en-AU"/>
               </w:rPr>
-              <w:t>{{</w:t>
-            </w:r>
-            <w:proofErr w:type="gramStart"/>
-            <w:r>
+              <w:t>{{control.implementation_horizon}}</w:t>
+            </w:r>
+          </w:p>
+        </w:tc>
+      </w:tr>
+      <w:tr>
+        <w:tc>
+          <w:tcPr>
+            <w:tcW w:w="839" w:type="pct"/>
+          </w:tcPr>
+          <w:p>
+            <w:pPr>
               <w:rPr>
                 <w:sz w:val="16"/>
                 <w:szCs w:val="16"/>
                 <w:lang w:val="en-AU" w:eastAsia="en-AU"/>
               </w:rPr>
-              <w:t>control.implementation</w:t>
-            </w:r>
-            <w:proofErr w:type="gramEnd"/>
+            </w:pPr>
             <w:r>
               <w:rPr>
                 <w:sz w:val="16"/>
                 <w:szCs w:val="16"/>
                 <w:lang w:val="en-AU" w:eastAsia="en-AU"/>
               </w:rPr>
-              <w:t>_effort}}</w:t>
-            </w:r>
-          </w:p>
-        </w:tc>
-        <w:tc>
-          <w:tcPr>
-            <w:tcW w:w="810" w:type="pct"/>
+              <w:t>{%tr endfor %}</w:t>
+            </w:r>
+          </w:p>
+        </w:tc>
+        <w:tc>
+          <w:tcPr>
+            <w:tcW w:w="617" w:type="pct"/>
           </w:tcPr>
           <w:p>
             <w:pPr>
@@ -19757,39 +15712,53 @@
                 <w:lang w:val="en-AU" w:eastAsia="en-AU"/>
               </w:rPr>
             </w:pPr>
-            <w:r>
+          </w:p>
+        </w:tc>
+        <w:tc>
+          <w:tcPr>
+            <w:tcW w:w="1137" w:type="pct"/>
+          </w:tcPr>
+          <w:p>
+            <w:pPr>
               <w:rPr>
                 <w:sz w:val="16"/>
                 <w:szCs w:val="16"/>
                 <w:lang w:val="en-AU" w:eastAsia="en-AU"/>
               </w:rPr>
-              <w:t>{{</w:t>
-            </w:r>
-            <w:proofErr w:type="gramStart"/>
-            <w:r>
+            </w:pPr>
+          </w:p>
+        </w:tc>
+        <w:tc>
+          <w:tcPr>
+            <w:tcW w:w="798" w:type="pct"/>
+          </w:tcPr>
+          <w:p>
+            <w:pPr>
               <w:rPr>
                 <w:sz w:val="16"/>
                 <w:szCs w:val="16"/>
                 <w:lang w:val="en-AU" w:eastAsia="en-AU"/>
               </w:rPr>
-              <w:t>control.implementation</w:t>
-            </w:r>
-            <w:proofErr w:type="gramEnd"/>
-            <w:r>
+            </w:pPr>
+          </w:p>
+        </w:tc>
+        <w:tc>
+          <w:tcPr>
+            <w:tcW w:w="799" w:type="pct"/>
+          </w:tcPr>
+          <w:p>
+            <w:pPr>
               <w:rPr>
                 <w:sz w:val="16"/>
                 <w:szCs w:val="16"/>
                 <w:lang w:val="en-AU" w:eastAsia="en-AU"/>
               </w:rPr>
-              <w:t>_horizon}}</w:t>
-            </w:r>
-          </w:p>
-        </w:tc>
-      </w:tr>
-      <w:tr>
-        <w:tc>
-          <w:tcPr>
-            <w:tcW w:w="839" w:type="pct"/>
+            </w:pPr>
+          </w:p>
+        </w:tc>
+        <w:tc>
+          <w:tcPr>
+            <w:tcW w:w="810" w:type="pct"/>
           </w:tcPr>
           <w:p>
             <w:pPr>
@@ -19799,84 +15768,6 @@
                 <w:lang w:val="en-AU" w:eastAsia="en-AU"/>
               </w:rPr>
             </w:pPr>
-            <w:r>
-              <w:rPr>
-                <w:sz w:val="16"/>
-                <w:szCs w:val="16"/>
-                <w:lang w:val="en-AU" w:eastAsia="en-AU"/>
-              </w:rPr>
-              <w:t>{%tr endfor %}</w:t>
-            </w:r>
-          </w:p>
-        </w:tc>
-        <w:tc>
-          <w:tcPr>
-            <w:tcW w:w="617" w:type="pct"/>
-          </w:tcPr>
-          <w:p>
-            <w:pPr>
-              <w:rPr>
-                <w:sz w:val="16"/>
-                <w:szCs w:val="16"/>
-                <w:lang w:val="en-AU" w:eastAsia="en-AU"/>
-              </w:rPr>
-            </w:pPr>
-          </w:p>
-        </w:tc>
-        <w:tc>
-          <w:tcPr>
-            <w:tcW w:w="1137" w:type="pct"/>
-          </w:tcPr>
-          <w:p>
-            <w:pPr>
-              <w:rPr>
-                <w:sz w:val="16"/>
-                <w:szCs w:val="16"/>
-                <w:lang w:val="en-AU" w:eastAsia="en-AU"/>
-              </w:rPr>
-            </w:pPr>
-          </w:p>
-        </w:tc>
-        <w:tc>
-          <w:tcPr>
-            <w:tcW w:w="798" w:type="pct"/>
-          </w:tcPr>
-          <w:p>
-            <w:pPr>
-              <w:rPr>
-                <w:sz w:val="16"/>
-                <w:szCs w:val="16"/>
-                <w:lang w:val="en-AU" w:eastAsia="en-AU"/>
-              </w:rPr>
-            </w:pPr>
-          </w:p>
-        </w:tc>
-        <w:tc>
-          <w:tcPr>
-            <w:tcW w:w="799" w:type="pct"/>
-          </w:tcPr>
-          <w:p>
-            <w:pPr>
-              <w:rPr>
-                <w:sz w:val="16"/>
-                <w:szCs w:val="16"/>
-                <w:lang w:val="en-AU" w:eastAsia="en-AU"/>
-              </w:rPr>
-            </w:pPr>
-          </w:p>
-        </w:tc>
-        <w:tc>
-          <w:tcPr>
-            <w:tcW w:w="810" w:type="pct"/>
-          </w:tcPr>
-          <w:p>
-            <w:pPr>
-              <w:rPr>
-                <w:sz w:val="16"/>
-                <w:szCs w:val="16"/>
-                <w:lang w:val="en-AU" w:eastAsia="en-AU"/>
-              </w:rPr>
-            </w:pPr>
           </w:p>
         </w:tc>
       </w:tr>
@@ -19916,23 +15807,7 @@
           <w:highlight w:val="yellow"/>
           <w:lang w:val="en-AU" w:eastAsia="en-AU"/>
         </w:rPr>
-        <w:t>{{</w:t>
-      </w:r>
-      <w:proofErr w:type="gramStart"/>
-      <w:r>
-        <w:rPr>
-          <w:highlight w:val="yellow"/>
-          <w:lang w:val="en-AU" w:eastAsia="en-AU"/>
-        </w:rPr>
-        <w:t>ai.f</w:t>
-      </w:r>
-      <w:proofErr w:type="gramEnd"/>
-      <w:r>
-        <w:rPr>
-          <w:highlight w:val="yellow"/>
-          <w:lang w:val="en-AU" w:eastAsia="en-AU"/>
-        </w:rPr>
-        <w:t>_domain_b2_controls_rationale}}</w:t>
+        <w:t>{{ai.f_domain_b2_controls_rationale}}</w:t>
       </w:r>
     </w:p>
     <w:p>
@@ -20378,65 +16253,29 @@
                 <w:szCs w:val="16"/>
                 <w:lang w:val="en-AU" w:eastAsia="en-AU"/>
               </w:rPr>
-              <w:t>{{</w:t>
-            </w:r>
-            <w:proofErr w:type="gramStart"/>
-            <w:r>
+              <w:t>{{control.control_id}}</w:t>
+            </w:r>
+          </w:p>
+        </w:tc>
+        <w:tc>
+          <w:tcPr>
+            <w:tcW w:w="617" w:type="pct"/>
+          </w:tcPr>
+          <w:p>
+            <w:pPr>
               <w:rPr>
                 <w:sz w:val="16"/>
                 <w:szCs w:val="16"/>
                 <w:lang w:val="en-AU" w:eastAsia="en-AU"/>
               </w:rPr>
-              <w:t>control.control</w:t>
-            </w:r>
-            <w:proofErr w:type="gramEnd"/>
+            </w:pPr>
             <w:r>
               <w:rPr>
                 <w:sz w:val="16"/>
                 <w:szCs w:val="16"/>
                 <w:lang w:val="en-AU" w:eastAsia="en-AU"/>
               </w:rPr>
-              <w:t>_id}}</w:t>
-            </w:r>
-          </w:p>
-        </w:tc>
-        <w:tc>
-          <w:tcPr>
-            <w:tcW w:w="617" w:type="pct"/>
-          </w:tcPr>
-          <w:p>
-            <w:pPr>
-              <w:rPr>
-                <w:sz w:val="16"/>
-                <w:szCs w:val="16"/>
-                <w:lang w:val="en-AU" w:eastAsia="en-AU"/>
-              </w:rPr>
-            </w:pPr>
-            <w:r>
-              <w:rPr>
-                <w:sz w:val="16"/>
-                <w:szCs w:val="16"/>
-                <w:lang w:val="en-AU" w:eastAsia="en-AU"/>
-              </w:rPr>
-              <w:t>{{</w:t>
-            </w:r>
-            <w:proofErr w:type="gramStart"/>
-            <w:r>
-              <w:rPr>
-                <w:sz w:val="16"/>
-                <w:szCs w:val="16"/>
-                <w:lang w:val="en-AU" w:eastAsia="en-AU"/>
-              </w:rPr>
-              <w:t>control.title</w:t>
-            </w:r>
-            <w:proofErr w:type="gramEnd"/>
-            <w:r>
-              <w:rPr>
-                <w:sz w:val="16"/>
-                <w:szCs w:val="16"/>
-                <w:lang w:val="en-AU" w:eastAsia="en-AU"/>
-              </w:rPr>
-              <w:t>}}</w:t>
+              <w:t>{{control.title}}</w:t>
             </w:r>
           </w:p>
         </w:tc>
@@ -20480,31 +16319,35 @@
                 <w:szCs w:val="16"/>
                 <w:lang w:val="en-AU" w:eastAsia="en-AU"/>
               </w:rPr>
-              <w:t>{{</w:t>
-            </w:r>
-            <w:proofErr w:type="gramStart"/>
-            <w:r>
+              <w:t>{{control.control_type}}</w:t>
+            </w:r>
+          </w:p>
+        </w:tc>
+        <w:tc>
+          <w:tcPr>
+            <w:tcW w:w="799" w:type="pct"/>
+          </w:tcPr>
+          <w:p>
+            <w:pPr>
               <w:rPr>
                 <w:sz w:val="16"/>
                 <w:szCs w:val="16"/>
                 <w:lang w:val="en-AU" w:eastAsia="en-AU"/>
               </w:rPr>
-              <w:t>control.control</w:t>
-            </w:r>
-            <w:proofErr w:type="gramEnd"/>
+            </w:pPr>
             <w:r>
               <w:rPr>
                 <w:sz w:val="16"/>
                 <w:szCs w:val="16"/>
                 <w:lang w:val="en-AU" w:eastAsia="en-AU"/>
               </w:rPr>
-              <w:t>_type}}</w:t>
-            </w:r>
-          </w:p>
-        </w:tc>
-        <w:tc>
-          <w:tcPr>
-            <w:tcW w:w="799" w:type="pct"/>
+              <w:t>{{control.implementation_effort}}</w:t>
+            </w:r>
+          </w:p>
+        </w:tc>
+        <w:tc>
+          <w:tcPr>
+            <w:tcW w:w="810" w:type="pct"/>
           </w:tcPr>
           <w:p>
             <w:pPr>
@@ -20520,31 +16363,37 @@
                 <w:szCs w:val="16"/>
                 <w:lang w:val="en-AU" w:eastAsia="en-AU"/>
               </w:rPr>
-              <w:t>{{</w:t>
-            </w:r>
-            <w:proofErr w:type="gramStart"/>
-            <w:r>
+              <w:t>{{control.implementation_horizon}}</w:t>
+            </w:r>
+          </w:p>
+        </w:tc>
+      </w:tr>
+      <w:tr>
+        <w:tc>
+          <w:tcPr>
+            <w:tcW w:w="839" w:type="pct"/>
+          </w:tcPr>
+          <w:p>
+            <w:pPr>
               <w:rPr>
                 <w:sz w:val="16"/>
                 <w:szCs w:val="16"/>
                 <w:lang w:val="en-AU" w:eastAsia="en-AU"/>
               </w:rPr>
-              <w:t>control.implementation</w:t>
-            </w:r>
-            <w:proofErr w:type="gramEnd"/>
+            </w:pPr>
             <w:r>
               <w:rPr>
                 <w:sz w:val="16"/>
                 <w:szCs w:val="16"/>
                 <w:lang w:val="en-AU" w:eastAsia="en-AU"/>
               </w:rPr>
-              <w:t>_effort}}</w:t>
-            </w:r>
-          </w:p>
-        </w:tc>
-        <w:tc>
-          <w:tcPr>
-            <w:tcW w:w="810" w:type="pct"/>
+              <w:t>{%tr endfor %}</w:t>
+            </w:r>
+          </w:p>
+        </w:tc>
+        <w:tc>
+          <w:tcPr>
+            <w:tcW w:w="617" w:type="pct"/>
           </w:tcPr>
           <w:p>
             <w:pPr>
@@ -20554,39 +16403,53 @@
                 <w:lang w:val="en-AU" w:eastAsia="en-AU"/>
               </w:rPr>
             </w:pPr>
-            <w:r>
+          </w:p>
+        </w:tc>
+        <w:tc>
+          <w:tcPr>
+            <w:tcW w:w="1137" w:type="pct"/>
+          </w:tcPr>
+          <w:p>
+            <w:pPr>
               <w:rPr>
                 <w:sz w:val="16"/>
                 <w:szCs w:val="16"/>
                 <w:lang w:val="en-AU" w:eastAsia="en-AU"/>
               </w:rPr>
-              <w:t>{{</w:t>
-            </w:r>
-            <w:proofErr w:type="gramStart"/>
-            <w:r>
+            </w:pPr>
+          </w:p>
+        </w:tc>
+        <w:tc>
+          <w:tcPr>
+            <w:tcW w:w="798" w:type="pct"/>
+          </w:tcPr>
+          <w:p>
+            <w:pPr>
               <w:rPr>
                 <w:sz w:val="16"/>
                 <w:szCs w:val="16"/>
                 <w:lang w:val="en-AU" w:eastAsia="en-AU"/>
               </w:rPr>
-              <w:t>control.implementation</w:t>
-            </w:r>
-            <w:proofErr w:type="gramEnd"/>
-            <w:r>
+            </w:pPr>
+          </w:p>
+        </w:tc>
+        <w:tc>
+          <w:tcPr>
+            <w:tcW w:w="799" w:type="pct"/>
+          </w:tcPr>
+          <w:p>
+            <w:pPr>
               <w:rPr>
                 <w:sz w:val="16"/>
                 <w:szCs w:val="16"/>
                 <w:lang w:val="en-AU" w:eastAsia="en-AU"/>
               </w:rPr>
-              <w:t>_horizon}}</w:t>
-            </w:r>
-          </w:p>
-        </w:tc>
-      </w:tr>
-      <w:tr>
-        <w:tc>
-          <w:tcPr>
-            <w:tcW w:w="839" w:type="pct"/>
+            </w:pPr>
+          </w:p>
+        </w:tc>
+        <w:tc>
+          <w:tcPr>
+            <w:tcW w:w="810" w:type="pct"/>
           </w:tcPr>
           <w:p>
             <w:pPr>
@@ -20596,84 +16459,6 @@
                 <w:lang w:val="en-AU" w:eastAsia="en-AU"/>
               </w:rPr>
             </w:pPr>
-            <w:r>
-              <w:rPr>
-                <w:sz w:val="16"/>
-                <w:szCs w:val="16"/>
-                <w:lang w:val="en-AU" w:eastAsia="en-AU"/>
-              </w:rPr>
-              <w:t>{%tr endfor %}</w:t>
-            </w:r>
-          </w:p>
-        </w:tc>
-        <w:tc>
-          <w:tcPr>
-            <w:tcW w:w="617" w:type="pct"/>
-          </w:tcPr>
-          <w:p>
-            <w:pPr>
-              <w:rPr>
-                <w:sz w:val="16"/>
-                <w:szCs w:val="16"/>
-                <w:lang w:val="en-AU" w:eastAsia="en-AU"/>
-              </w:rPr>
-            </w:pPr>
-          </w:p>
-        </w:tc>
-        <w:tc>
-          <w:tcPr>
-            <w:tcW w:w="1137" w:type="pct"/>
-          </w:tcPr>
-          <w:p>
-            <w:pPr>
-              <w:rPr>
-                <w:sz w:val="16"/>
-                <w:szCs w:val="16"/>
-                <w:lang w:val="en-AU" w:eastAsia="en-AU"/>
-              </w:rPr>
-            </w:pPr>
-          </w:p>
-        </w:tc>
-        <w:tc>
-          <w:tcPr>
-            <w:tcW w:w="798" w:type="pct"/>
-          </w:tcPr>
-          <w:p>
-            <w:pPr>
-              <w:rPr>
-                <w:sz w:val="16"/>
-                <w:szCs w:val="16"/>
-                <w:lang w:val="en-AU" w:eastAsia="en-AU"/>
-              </w:rPr>
-            </w:pPr>
-          </w:p>
-        </w:tc>
-        <w:tc>
-          <w:tcPr>
-            <w:tcW w:w="799" w:type="pct"/>
-          </w:tcPr>
-          <w:p>
-            <w:pPr>
-              <w:rPr>
-                <w:sz w:val="16"/>
-                <w:szCs w:val="16"/>
-                <w:lang w:val="en-AU" w:eastAsia="en-AU"/>
-              </w:rPr>
-            </w:pPr>
-          </w:p>
-        </w:tc>
-        <w:tc>
-          <w:tcPr>
-            <w:tcW w:w="810" w:type="pct"/>
-          </w:tcPr>
-          <w:p>
-            <w:pPr>
-              <w:rPr>
-                <w:sz w:val="16"/>
-                <w:szCs w:val="16"/>
-                <w:lang w:val="en-AU" w:eastAsia="en-AU"/>
-              </w:rPr>
-            </w:pPr>
           </w:p>
         </w:tc>
       </w:tr>
@@ -20713,23 +16498,7 @@
           <w:highlight w:val="yellow"/>
           <w:lang w:val="en-AU" w:eastAsia="en-AU"/>
         </w:rPr>
-        <w:t>{{</w:t>
-      </w:r>
-      <w:proofErr w:type="gramStart"/>
-      <w:r>
-        <w:rPr>
-          <w:highlight w:val="yellow"/>
-          <w:lang w:val="en-AU" w:eastAsia="en-AU"/>
-        </w:rPr>
-        <w:t>ai.f</w:t>
-      </w:r>
-      <w:proofErr w:type="gramEnd"/>
-      <w:r>
-        <w:rPr>
-          <w:highlight w:val="yellow"/>
-          <w:lang w:val="en-AU" w:eastAsia="en-AU"/>
-        </w:rPr>
-        <w:t>_domain_b3_controls_rationale}}</w:t>
+        <w:t>{{ai.f_domain_b3_controls_rationale}}</w:t>
       </w:r>
     </w:p>
     <w:p>
@@ -21175,65 +16944,29 @@
                 <w:szCs w:val="16"/>
                 <w:lang w:val="en-AU" w:eastAsia="en-AU"/>
               </w:rPr>
-              <w:t>{{</w:t>
-            </w:r>
-            <w:proofErr w:type="gramStart"/>
-            <w:r>
+              <w:t>{{control.control_id}}</w:t>
+            </w:r>
+          </w:p>
+        </w:tc>
+        <w:tc>
+          <w:tcPr>
+            <w:tcW w:w="617" w:type="pct"/>
+          </w:tcPr>
+          <w:p>
+            <w:pPr>
               <w:rPr>
                 <w:sz w:val="16"/>
                 <w:szCs w:val="16"/>
                 <w:lang w:val="en-AU" w:eastAsia="en-AU"/>
               </w:rPr>
-              <w:t>control.control</w:t>
-            </w:r>
-            <w:proofErr w:type="gramEnd"/>
+            </w:pPr>
             <w:r>
               <w:rPr>
                 <w:sz w:val="16"/>
                 <w:szCs w:val="16"/>
                 <w:lang w:val="en-AU" w:eastAsia="en-AU"/>
               </w:rPr>
-              <w:t>_id}}</w:t>
-            </w:r>
-          </w:p>
-        </w:tc>
-        <w:tc>
-          <w:tcPr>
-            <w:tcW w:w="617" w:type="pct"/>
-          </w:tcPr>
-          <w:p>
-            <w:pPr>
-              <w:rPr>
-                <w:sz w:val="16"/>
-                <w:szCs w:val="16"/>
-                <w:lang w:val="en-AU" w:eastAsia="en-AU"/>
-              </w:rPr>
-            </w:pPr>
-            <w:r>
-              <w:rPr>
-                <w:sz w:val="16"/>
-                <w:szCs w:val="16"/>
-                <w:lang w:val="en-AU" w:eastAsia="en-AU"/>
-              </w:rPr>
-              <w:t>{{</w:t>
-            </w:r>
-            <w:proofErr w:type="gramStart"/>
-            <w:r>
-              <w:rPr>
-                <w:sz w:val="16"/>
-                <w:szCs w:val="16"/>
-                <w:lang w:val="en-AU" w:eastAsia="en-AU"/>
-              </w:rPr>
-              <w:t>control.title</w:t>
-            </w:r>
-            <w:proofErr w:type="gramEnd"/>
-            <w:r>
-              <w:rPr>
-                <w:sz w:val="16"/>
-                <w:szCs w:val="16"/>
-                <w:lang w:val="en-AU" w:eastAsia="en-AU"/>
-              </w:rPr>
-              <w:t>}}</w:t>
+              <w:t>{{control.title}}</w:t>
             </w:r>
           </w:p>
         </w:tc>
@@ -21277,31 +17010,35 @@
                 <w:szCs w:val="16"/>
                 <w:lang w:val="en-AU" w:eastAsia="en-AU"/>
               </w:rPr>
-              <w:t>{{</w:t>
-            </w:r>
-            <w:proofErr w:type="gramStart"/>
-            <w:r>
+              <w:t>{{control.control_type}}</w:t>
+            </w:r>
+          </w:p>
+        </w:tc>
+        <w:tc>
+          <w:tcPr>
+            <w:tcW w:w="799" w:type="pct"/>
+          </w:tcPr>
+          <w:p>
+            <w:pPr>
               <w:rPr>
                 <w:sz w:val="16"/>
                 <w:szCs w:val="16"/>
                 <w:lang w:val="en-AU" w:eastAsia="en-AU"/>
               </w:rPr>
-              <w:t>control.control</w:t>
-            </w:r>
-            <w:proofErr w:type="gramEnd"/>
+            </w:pPr>
             <w:r>
               <w:rPr>
                 <w:sz w:val="16"/>
                 <w:szCs w:val="16"/>
                 <w:lang w:val="en-AU" w:eastAsia="en-AU"/>
               </w:rPr>
-              <w:t>_type}}</w:t>
-            </w:r>
-          </w:p>
-        </w:tc>
-        <w:tc>
-          <w:tcPr>
-            <w:tcW w:w="799" w:type="pct"/>
+              <w:t>{{control.implementation_effort}}</w:t>
+            </w:r>
+          </w:p>
+        </w:tc>
+        <w:tc>
+          <w:tcPr>
+            <w:tcW w:w="810" w:type="pct"/>
           </w:tcPr>
           <w:p>
             <w:pPr>
@@ -21317,31 +17054,37 @@
                 <w:szCs w:val="16"/>
                 <w:lang w:val="en-AU" w:eastAsia="en-AU"/>
               </w:rPr>
-              <w:t>{{</w:t>
-            </w:r>
-            <w:proofErr w:type="gramStart"/>
-            <w:r>
+              <w:t>{{control.implementation_horizon}}</w:t>
+            </w:r>
+          </w:p>
+        </w:tc>
+      </w:tr>
+      <w:tr>
+        <w:tc>
+          <w:tcPr>
+            <w:tcW w:w="839" w:type="pct"/>
+          </w:tcPr>
+          <w:p>
+            <w:pPr>
               <w:rPr>
                 <w:sz w:val="16"/>
                 <w:szCs w:val="16"/>
                 <w:lang w:val="en-AU" w:eastAsia="en-AU"/>
               </w:rPr>
-              <w:t>control.implementation</w:t>
-            </w:r>
-            <w:proofErr w:type="gramEnd"/>
+            </w:pPr>
             <w:r>
               <w:rPr>
                 <w:sz w:val="16"/>
                 <w:szCs w:val="16"/>
                 <w:lang w:val="en-AU" w:eastAsia="en-AU"/>
               </w:rPr>
-              <w:t>_effort}}</w:t>
-            </w:r>
-          </w:p>
-        </w:tc>
-        <w:tc>
-          <w:tcPr>
-            <w:tcW w:w="810" w:type="pct"/>
+              <w:t>{%tr endfor %}</w:t>
+            </w:r>
+          </w:p>
+        </w:tc>
+        <w:tc>
+          <w:tcPr>
+            <w:tcW w:w="617" w:type="pct"/>
           </w:tcPr>
           <w:p>
             <w:pPr>
@@ -21351,39 +17094,53 @@
                 <w:lang w:val="en-AU" w:eastAsia="en-AU"/>
               </w:rPr>
             </w:pPr>
-            <w:r>
+          </w:p>
+        </w:tc>
+        <w:tc>
+          <w:tcPr>
+            <w:tcW w:w="1137" w:type="pct"/>
+          </w:tcPr>
+          <w:p>
+            <w:pPr>
               <w:rPr>
                 <w:sz w:val="16"/>
                 <w:szCs w:val="16"/>
                 <w:lang w:val="en-AU" w:eastAsia="en-AU"/>
               </w:rPr>
-              <w:t>{{</w:t>
-            </w:r>
-            <w:proofErr w:type="gramStart"/>
-            <w:r>
+            </w:pPr>
+          </w:p>
+        </w:tc>
+        <w:tc>
+          <w:tcPr>
+            <w:tcW w:w="798" w:type="pct"/>
+          </w:tcPr>
+          <w:p>
+            <w:pPr>
               <w:rPr>
                 <w:sz w:val="16"/>
                 <w:szCs w:val="16"/>
                 <w:lang w:val="en-AU" w:eastAsia="en-AU"/>
               </w:rPr>
-              <w:t>control.implementation</w:t>
-            </w:r>
-            <w:proofErr w:type="gramEnd"/>
-            <w:r>
+            </w:pPr>
+          </w:p>
+        </w:tc>
+        <w:tc>
+          <w:tcPr>
+            <w:tcW w:w="799" w:type="pct"/>
+          </w:tcPr>
+          <w:p>
+            <w:pPr>
               <w:rPr>
                 <w:sz w:val="16"/>
                 <w:szCs w:val="16"/>
                 <w:lang w:val="en-AU" w:eastAsia="en-AU"/>
               </w:rPr>
-              <w:t>_horizon}}</w:t>
-            </w:r>
-          </w:p>
-        </w:tc>
-      </w:tr>
-      <w:tr>
-        <w:tc>
-          <w:tcPr>
-            <w:tcW w:w="839" w:type="pct"/>
+            </w:pPr>
+          </w:p>
+        </w:tc>
+        <w:tc>
+          <w:tcPr>
+            <w:tcW w:w="810" w:type="pct"/>
           </w:tcPr>
           <w:p>
             <w:pPr>
@@ -21393,84 +17150,6 @@
                 <w:lang w:val="en-AU" w:eastAsia="en-AU"/>
               </w:rPr>
             </w:pPr>
-            <w:r>
-              <w:rPr>
-                <w:sz w:val="16"/>
-                <w:szCs w:val="16"/>
-                <w:lang w:val="en-AU" w:eastAsia="en-AU"/>
-              </w:rPr>
-              <w:t>{%tr endfor %}</w:t>
-            </w:r>
-          </w:p>
-        </w:tc>
-        <w:tc>
-          <w:tcPr>
-            <w:tcW w:w="617" w:type="pct"/>
-          </w:tcPr>
-          <w:p>
-            <w:pPr>
-              <w:rPr>
-                <w:sz w:val="16"/>
-                <w:szCs w:val="16"/>
-                <w:lang w:val="en-AU" w:eastAsia="en-AU"/>
-              </w:rPr>
-            </w:pPr>
-          </w:p>
-        </w:tc>
-        <w:tc>
-          <w:tcPr>
-            <w:tcW w:w="1137" w:type="pct"/>
-          </w:tcPr>
-          <w:p>
-            <w:pPr>
-              <w:rPr>
-                <w:sz w:val="16"/>
-                <w:szCs w:val="16"/>
-                <w:lang w:val="en-AU" w:eastAsia="en-AU"/>
-              </w:rPr>
-            </w:pPr>
-          </w:p>
-        </w:tc>
-        <w:tc>
-          <w:tcPr>
-            <w:tcW w:w="798" w:type="pct"/>
-          </w:tcPr>
-          <w:p>
-            <w:pPr>
-              <w:rPr>
-                <w:sz w:val="16"/>
-                <w:szCs w:val="16"/>
-                <w:lang w:val="en-AU" w:eastAsia="en-AU"/>
-              </w:rPr>
-            </w:pPr>
-          </w:p>
-        </w:tc>
-        <w:tc>
-          <w:tcPr>
-            <w:tcW w:w="799" w:type="pct"/>
-          </w:tcPr>
-          <w:p>
-            <w:pPr>
-              <w:rPr>
-                <w:sz w:val="16"/>
-                <w:szCs w:val="16"/>
-                <w:lang w:val="en-AU" w:eastAsia="en-AU"/>
-              </w:rPr>
-            </w:pPr>
-          </w:p>
-        </w:tc>
-        <w:tc>
-          <w:tcPr>
-            <w:tcW w:w="810" w:type="pct"/>
-          </w:tcPr>
-          <w:p>
-            <w:pPr>
-              <w:rPr>
-                <w:sz w:val="16"/>
-                <w:szCs w:val="16"/>
-                <w:lang w:val="en-AU" w:eastAsia="en-AU"/>
-              </w:rPr>
-            </w:pPr>
           </w:p>
         </w:tc>
       </w:tr>
@@ -21512,23 +17191,7 @@
           <w:highlight w:val="yellow"/>
           <w:lang w:val="en-AU" w:eastAsia="en-AU"/>
         </w:rPr>
-        <w:t>{{</w:t>
-      </w:r>
-      <w:proofErr w:type="gramStart"/>
-      <w:r>
-        <w:rPr>
-          <w:highlight w:val="yellow"/>
-          <w:lang w:val="en-AU" w:eastAsia="en-AU"/>
-        </w:rPr>
-        <w:t>ai.f</w:t>
-      </w:r>
-      <w:proofErr w:type="gramEnd"/>
-      <w:r>
-        <w:rPr>
-          <w:highlight w:val="yellow"/>
-          <w:lang w:val="en-AU" w:eastAsia="en-AU"/>
-        </w:rPr>
-        <w:t>_domain_b</w:t>
+        <w:t>{{ai.f_domain_b</w:t>
       </w:r>
       <w:r>
         <w:rPr>
@@ -21994,65 +17657,29 @@
                 <w:szCs w:val="16"/>
                 <w:lang w:val="en-AU" w:eastAsia="en-AU"/>
               </w:rPr>
-              <w:t>{{</w:t>
-            </w:r>
-            <w:proofErr w:type="gramStart"/>
-            <w:r>
+              <w:t>{{control.control_id}}</w:t>
+            </w:r>
+          </w:p>
+        </w:tc>
+        <w:tc>
+          <w:tcPr>
+            <w:tcW w:w="617" w:type="pct"/>
+          </w:tcPr>
+          <w:p>
+            <w:pPr>
               <w:rPr>
                 <w:sz w:val="16"/>
                 <w:szCs w:val="16"/>
                 <w:lang w:val="en-AU" w:eastAsia="en-AU"/>
               </w:rPr>
-              <w:t>control.control</w:t>
-            </w:r>
-            <w:proofErr w:type="gramEnd"/>
+            </w:pPr>
             <w:r>
               <w:rPr>
                 <w:sz w:val="16"/>
                 <w:szCs w:val="16"/>
                 <w:lang w:val="en-AU" w:eastAsia="en-AU"/>
               </w:rPr>
-              <w:t>_id}}</w:t>
-            </w:r>
-          </w:p>
-        </w:tc>
-        <w:tc>
-          <w:tcPr>
-            <w:tcW w:w="617" w:type="pct"/>
-          </w:tcPr>
-          <w:p>
-            <w:pPr>
-              <w:rPr>
-                <w:sz w:val="16"/>
-                <w:szCs w:val="16"/>
-                <w:lang w:val="en-AU" w:eastAsia="en-AU"/>
-              </w:rPr>
-            </w:pPr>
-            <w:r>
-              <w:rPr>
-                <w:sz w:val="16"/>
-                <w:szCs w:val="16"/>
-                <w:lang w:val="en-AU" w:eastAsia="en-AU"/>
-              </w:rPr>
-              <w:t>{{</w:t>
-            </w:r>
-            <w:proofErr w:type="gramStart"/>
-            <w:r>
-              <w:rPr>
-                <w:sz w:val="16"/>
-                <w:szCs w:val="16"/>
-                <w:lang w:val="en-AU" w:eastAsia="en-AU"/>
-              </w:rPr>
-              <w:t>control.title</w:t>
-            </w:r>
-            <w:proofErr w:type="gramEnd"/>
-            <w:r>
-              <w:rPr>
-                <w:sz w:val="16"/>
-                <w:szCs w:val="16"/>
-                <w:lang w:val="en-AU" w:eastAsia="en-AU"/>
-              </w:rPr>
-              <w:t>}}</w:t>
+              <w:t>{{control.title}}</w:t>
             </w:r>
           </w:p>
         </w:tc>
@@ -22096,31 +17723,35 @@
                 <w:szCs w:val="16"/>
                 <w:lang w:val="en-AU" w:eastAsia="en-AU"/>
               </w:rPr>
-              <w:t>{{</w:t>
-            </w:r>
-            <w:proofErr w:type="gramStart"/>
-            <w:r>
+              <w:t>{{control.control_type}}</w:t>
+            </w:r>
+          </w:p>
+        </w:tc>
+        <w:tc>
+          <w:tcPr>
+            <w:tcW w:w="799" w:type="pct"/>
+          </w:tcPr>
+          <w:p>
+            <w:pPr>
               <w:rPr>
                 <w:sz w:val="16"/>
                 <w:szCs w:val="16"/>
                 <w:lang w:val="en-AU" w:eastAsia="en-AU"/>
               </w:rPr>
-              <w:t>control.control</w:t>
-            </w:r>
-            <w:proofErr w:type="gramEnd"/>
+            </w:pPr>
             <w:r>
               <w:rPr>
                 <w:sz w:val="16"/>
                 <w:szCs w:val="16"/>
                 <w:lang w:val="en-AU" w:eastAsia="en-AU"/>
               </w:rPr>
-              <w:t>_type}}</w:t>
-            </w:r>
-          </w:p>
-        </w:tc>
-        <w:tc>
-          <w:tcPr>
-            <w:tcW w:w="799" w:type="pct"/>
+              <w:t>{{control.implementation_effort}}</w:t>
+            </w:r>
+          </w:p>
+        </w:tc>
+        <w:tc>
+          <w:tcPr>
+            <w:tcW w:w="810" w:type="pct"/>
           </w:tcPr>
           <w:p>
             <w:pPr>
@@ -22136,31 +17767,37 @@
                 <w:szCs w:val="16"/>
                 <w:lang w:val="en-AU" w:eastAsia="en-AU"/>
               </w:rPr>
-              <w:t>{{</w:t>
-            </w:r>
-            <w:proofErr w:type="gramStart"/>
-            <w:r>
+              <w:t>{{control.implementation_horizon}}</w:t>
+            </w:r>
+          </w:p>
+        </w:tc>
+      </w:tr>
+      <w:tr>
+        <w:tc>
+          <w:tcPr>
+            <w:tcW w:w="839" w:type="pct"/>
+          </w:tcPr>
+          <w:p>
+            <w:pPr>
               <w:rPr>
                 <w:sz w:val="16"/>
                 <w:szCs w:val="16"/>
                 <w:lang w:val="en-AU" w:eastAsia="en-AU"/>
               </w:rPr>
-              <w:t>control.implementation</w:t>
-            </w:r>
-            <w:proofErr w:type="gramEnd"/>
+            </w:pPr>
             <w:r>
               <w:rPr>
                 <w:sz w:val="16"/>
                 <w:szCs w:val="16"/>
                 <w:lang w:val="en-AU" w:eastAsia="en-AU"/>
               </w:rPr>
-              <w:t>_effort}}</w:t>
-            </w:r>
-          </w:p>
-        </w:tc>
-        <w:tc>
-          <w:tcPr>
-            <w:tcW w:w="810" w:type="pct"/>
+              <w:t>{%tr endfor %}</w:t>
+            </w:r>
+          </w:p>
+        </w:tc>
+        <w:tc>
+          <w:tcPr>
+            <w:tcW w:w="617" w:type="pct"/>
           </w:tcPr>
           <w:p>
             <w:pPr>
@@ -22170,39 +17807,53 @@
                 <w:lang w:val="en-AU" w:eastAsia="en-AU"/>
               </w:rPr>
             </w:pPr>
-            <w:r>
+          </w:p>
+        </w:tc>
+        <w:tc>
+          <w:tcPr>
+            <w:tcW w:w="1137" w:type="pct"/>
+          </w:tcPr>
+          <w:p>
+            <w:pPr>
               <w:rPr>
                 <w:sz w:val="16"/>
                 <w:szCs w:val="16"/>
                 <w:lang w:val="en-AU" w:eastAsia="en-AU"/>
               </w:rPr>
-              <w:t>{{</w:t>
-            </w:r>
-            <w:proofErr w:type="gramStart"/>
-            <w:r>
+            </w:pPr>
+          </w:p>
+        </w:tc>
+        <w:tc>
+          <w:tcPr>
+            <w:tcW w:w="798" w:type="pct"/>
+          </w:tcPr>
+          <w:p>
+            <w:pPr>
               <w:rPr>
                 <w:sz w:val="16"/>
                 <w:szCs w:val="16"/>
                 <w:lang w:val="en-AU" w:eastAsia="en-AU"/>
               </w:rPr>
-              <w:t>control.implementation</w:t>
-            </w:r>
-            <w:proofErr w:type="gramEnd"/>
-            <w:r>
+            </w:pPr>
+          </w:p>
+        </w:tc>
+        <w:tc>
+          <w:tcPr>
+            <w:tcW w:w="799" w:type="pct"/>
+          </w:tcPr>
+          <w:p>
+            <w:pPr>
               <w:rPr>
                 <w:sz w:val="16"/>
                 <w:szCs w:val="16"/>
                 <w:lang w:val="en-AU" w:eastAsia="en-AU"/>
               </w:rPr>
-              <w:t>_horizon}}</w:t>
-            </w:r>
-          </w:p>
-        </w:tc>
-      </w:tr>
-      <w:tr>
-        <w:tc>
-          <w:tcPr>
-            <w:tcW w:w="839" w:type="pct"/>
+            </w:pPr>
+          </w:p>
+        </w:tc>
+        <w:tc>
+          <w:tcPr>
+            <w:tcW w:w="810" w:type="pct"/>
           </w:tcPr>
           <w:p>
             <w:pPr>
@@ -22212,84 +17863,6 @@
                 <w:lang w:val="en-AU" w:eastAsia="en-AU"/>
               </w:rPr>
             </w:pPr>
-            <w:r>
-              <w:rPr>
-                <w:sz w:val="16"/>
-                <w:szCs w:val="16"/>
-                <w:lang w:val="en-AU" w:eastAsia="en-AU"/>
-              </w:rPr>
-              <w:t>{%tr endfor %}</w:t>
-            </w:r>
-          </w:p>
-        </w:tc>
-        <w:tc>
-          <w:tcPr>
-            <w:tcW w:w="617" w:type="pct"/>
-          </w:tcPr>
-          <w:p>
-            <w:pPr>
-              <w:rPr>
-                <w:sz w:val="16"/>
-                <w:szCs w:val="16"/>
-                <w:lang w:val="en-AU" w:eastAsia="en-AU"/>
-              </w:rPr>
-            </w:pPr>
-          </w:p>
-        </w:tc>
-        <w:tc>
-          <w:tcPr>
-            <w:tcW w:w="1137" w:type="pct"/>
-          </w:tcPr>
-          <w:p>
-            <w:pPr>
-              <w:rPr>
-                <w:sz w:val="16"/>
-                <w:szCs w:val="16"/>
-                <w:lang w:val="en-AU" w:eastAsia="en-AU"/>
-              </w:rPr>
-            </w:pPr>
-          </w:p>
-        </w:tc>
-        <w:tc>
-          <w:tcPr>
-            <w:tcW w:w="798" w:type="pct"/>
-          </w:tcPr>
-          <w:p>
-            <w:pPr>
-              <w:rPr>
-                <w:sz w:val="16"/>
-                <w:szCs w:val="16"/>
-                <w:lang w:val="en-AU" w:eastAsia="en-AU"/>
-              </w:rPr>
-            </w:pPr>
-          </w:p>
-        </w:tc>
-        <w:tc>
-          <w:tcPr>
-            <w:tcW w:w="799" w:type="pct"/>
-          </w:tcPr>
-          <w:p>
-            <w:pPr>
-              <w:rPr>
-                <w:sz w:val="16"/>
-                <w:szCs w:val="16"/>
-                <w:lang w:val="en-AU" w:eastAsia="en-AU"/>
-              </w:rPr>
-            </w:pPr>
-          </w:p>
-        </w:tc>
-        <w:tc>
-          <w:tcPr>
-            <w:tcW w:w="810" w:type="pct"/>
-          </w:tcPr>
-          <w:p>
-            <w:pPr>
-              <w:rPr>
-                <w:sz w:val="16"/>
-                <w:szCs w:val="16"/>
-                <w:lang w:val="en-AU" w:eastAsia="en-AU"/>
-              </w:rPr>
-            </w:pPr>
           </w:p>
         </w:tc>
       </w:tr>
@@ -22329,23 +17902,7 @@
           <w:highlight w:val="yellow"/>
           <w:lang w:val="en-AU" w:eastAsia="en-AU"/>
         </w:rPr>
-        <w:t>{{</w:t>
-      </w:r>
-      <w:proofErr w:type="gramStart"/>
-      <w:r>
-        <w:rPr>
-          <w:highlight w:val="yellow"/>
-          <w:lang w:val="en-AU" w:eastAsia="en-AU"/>
-        </w:rPr>
-        <w:t>ai.f</w:t>
-      </w:r>
-      <w:proofErr w:type="gramEnd"/>
-      <w:r>
-        <w:rPr>
-          <w:highlight w:val="yellow"/>
-          <w:lang w:val="en-AU" w:eastAsia="en-AU"/>
-        </w:rPr>
-        <w:t>_domain_b5_controls_rationale}}</w:t>
+        <w:t>{{ai.f_domain_b5_controls_rationale}}</w:t>
       </w:r>
     </w:p>
     <w:p>
@@ -22797,65 +18354,29 @@
                 <w:szCs w:val="16"/>
                 <w:lang w:val="en-AU" w:eastAsia="en-AU"/>
               </w:rPr>
-              <w:t>{{</w:t>
-            </w:r>
-            <w:proofErr w:type="gramStart"/>
-            <w:r>
+              <w:t>{{control.control_id}}</w:t>
+            </w:r>
+          </w:p>
+        </w:tc>
+        <w:tc>
+          <w:tcPr>
+            <w:tcW w:w="617" w:type="pct"/>
+          </w:tcPr>
+          <w:p>
+            <w:pPr>
               <w:rPr>
                 <w:sz w:val="16"/>
                 <w:szCs w:val="16"/>
                 <w:lang w:val="en-AU" w:eastAsia="en-AU"/>
               </w:rPr>
-              <w:t>control.control</w:t>
-            </w:r>
-            <w:proofErr w:type="gramEnd"/>
+            </w:pPr>
             <w:r>
               <w:rPr>
                 <w:sz w:val="16"/>
                 <w:szCs w:val="16"/>
                 <w:lang w:val="en-AU" w:eastAsia="en-AU"/>
               </w:rPr>
-              <w:t>_id}}</w:t>
-            </w:r>
-          </w:p>
-        </w:tc>
-        <w:tc>
-          <w:tcPr>
-            <w:tcW w:w="617" w:type="pct"/>
-          </w:tcPr>
-          <w:p>
-            <w:pPr>
-              <w:rPr>
-                <w:sz w:val="16"/>
-                <w:szCs w:val="16"/>
-                <w:lang w:val="en-AU" w:eastAsia="en-AU"/>
-              </w:rPr>
-            </w:pPr>
-            <w:r>
-              <w:rPr>
-                <w:sz w:val="16"/>
-                <w:szCs w:val="16"/>
-                <w:lang w:val="en-AU" w:eastAsia="en-AU"/>
-              </w:rPr>
-              <w:t>{{</w:t>
-            </w:r>
-            <w:proofErr w:type="gramStart"/>
-            <w:r>
-              <w:rPr>
-                <w:sz w:val="16"/>
-                <w:szCs w:val="16"/>
-                <w:lang w:val="en-AU" w:eastAsia="en-AU"/>
-              </w:rPr>
-              <w:t>control.title</w:t>
-            </w:r>
-            <w:proofErr w:type="gramEnd"/>
-            <w:r>
-              <w:rPr>
-                <w:sz w:val="16"/>
-                <w:szCs w:val="16"/>
-                <w:lang w:val="en-AU" w:eastAsia="en-AU"/>
-              </w:rPr>
-              <w:t>}}</w:t>
+              <w:t>{{control.title}}</w:t>
             </w:r>
           </w:p>
         </w:tc>
@@ -22899,31 +18420,35 @@
                 <w:szCs w:val="16"/>
                 <w:lang w:val="en-AU" w:eastAsia="en-AU"/>
               </w:rPr>
-              <w:t>{{</w:t>
-            </w:r>
-            <w:proofErr w:type="gramStart"/>
-            <w:r>
+              <w:t>{{control.control_type}}</w:t>
+            </w:r>
+          </w:p>
+        </w:tc>
+        <w:tc>
+          <w:tcPr>
+            <w:tcW w:w="799" w:type="pct"/>
+          </w:tcPr>
+          <w:p>
+            <w:pPr>
               <w:rPr>
                 <w:sz w:val="16"/>
                 <w:szCs w:val="16"/>
                 <w:lang w:val="en-AU" w:eastAsia="en-AU"/>
               </w:rPr>
-              <w:t>control.control</w:t>
-            </w:r>
-            <w:proofErr w:type="gramEnd"/>
+            </w:pPr>
             <w:r>
               <w:rPr>
                 <w:sz w:val="16"/>
                 <w:szCs w:val="16"/>
                 <w:lang w:val="en-AU" w:eastAsia="en-AU"/>
               </w:rPr>
-              <w:t>_type}}</w:t>
-            </w:r>
-          </w:p>
-        </w:tc>
-        <w:tc>
-          <w:tcPr>
-            <w:tcW w:w="799" w:type="pct"/>
+              <w:t>{{control.implementation_effort}}</w:t>
+            </w:r>
+          </w:p>
+        </w:tc>
+        <w:tc>
+          <w:tcPr>
+            <w:tcW w:w="810" w:type="pct"/>
           </w:tcPr>
           <w:p>
             <w:pPr>
@@ -22939,31 +18464,37 @@
                 <w:szCs w:val="16"/>
                 <w:lang w:val="en-AU" w:eastAsia="en-AU"/>
               </w:rPr>
-              <w:t>{{</w:t>
-            </w:r>
-            <w:proofErr w:type="gramStart"/>
-            <w:r>
+              <w:t>{{control.implementation_horizon}}</w:t>
+            </w:r>
+          </w:p>
+        </w:tc>
+      </w:tr>
+      <w:tr>
+        <w:tc>
+          <w:tcPr>
+            <w:tcW w:w="839" w:type="pct"/>
+          </w:tcPr>
+          <w:p>
+            <w:pPr>
               <w:rPr>
                 <w:sz w:val="16"/>
                 <w:szCs w:val="16"/>
                 <w:lang w:val="en-AU" w:eastAsia="en-AU"/>
               </w:rPr>
-              <w:t>control.implementation</w:t>
-            </w:r>
-            <w:proofErr w:type="gramEnd"/>
+            </w:pPr>
             <w:r>
               <w:rPr>
                 <w:sz w:val="16"/>
                 <w:szCs w:val="16"/>
                 <w:lang w:val="en-AU" w:eastAsia="en-AU"/>
               </w:rPr>
-              <w:t>_effort}}</w:t>
-            </w:r>
-          </w:p>
-        </w:tc>
-        <w:tc>
-          <w:tcPr>
-            <w:tcW w:w="810" w:type="pct"/>
+              <w:t>{%tr endfor %}</w:t>
+            </w:r>
+          </w:p>
+        </w:tc>
+        <w:tc>
+          <w:tcPr>
+            <w:tcW w:w="617" w:type="pct"/>
           </w:tcPr>
           <w:p>
             <w:pPr>
@@ -22973,39 +18504,53 @@
                 <w:lang w:val="en-AU" w:eastAsia="en-AU"/>
               </w:rPr>
             </w:pPr>
-            <w:r>
+          </w:p>
+        </w:tc>
+        <w:tc>
+          <w:tcPr>
+            <w:tcW w:w="1137" w:type="pct"/>
+          </w:tcPr>
+          <w:p>
+            <w:pPr>
               <w:rPr>
                 <w:sz w:val="16"/>
                 <w:szCs w:val="16"/>
                 <w:lang w:val="en-AU" w:eastAsia="en-AU"/>
               </w:rPr>
-              <w:t>{{</w:t>
-            </w:r>
-            <w:proofErr w:type="gramStart"/>
-            <w:r>
+            </w:pPr>
+          </w:p>
+        </w:tc>
+        <w:tc>
+          <w:tcPr>
+            <w:tcW w:w="798" w:type="pct"/>
+          </w:tcPr>
+          <w:p>
+            <w:pPr>
               <w:rPr>
                 <w:sz w:val="16"/>
                 <w:szCs w:val="16"/>
                 <w:lang w:val="en-AU" w:eastAsia="en-AU"/>
               </w:rPr>
-              <w:t>control.implementation</w:t>
-            </w:r>
-            <w:proofErr w:type="gramEnd"/>
-            <w:r>
+            </w:pPr>
+          </w:p>
+        </w:tc>
+        <w:tc>
+          <w:tcPr>
+            <w:tcW w:w="799" w:type="pct"/>
+          </w:tcPr>
+          <w:p>
+            <w:pPr>
               <w:rPr>
                 <w:sz w:val="16"/>
                 <w:szCs w:val="16"/>
                 <w:lang w:val="en-AU" w:eastAsia="en-AU"/>
               </w:rPr>
-              <w:t>_horizon}}</w:t>
-            </w:r>
-          </w:p>
-        </w:tc>
-      </w:tr>
-      <w:tr>
-        <w:tc>
-          <w:tcPr>
-            <w:tcW w:w="839" w:type="pct"/>
+            </w:pPr>
+          </w:p>
+        </w:tc>
+        <w:tc>
+          <w:tcPr>
+            <w:tcW w:w="810" w:type="pct"/>
           </w:tcPr>
           <w:p>
             <w:pPr>
@@ -23015,84 +18560,6 @@
                 <w:lang w:val="en-AU" w:eastAsia="en-AU"/>
               </w:rPr>
             </w:pPr>
-            <w:r>
-              <w:rPr>
-                <w:sz w:val="16"/>
-                <w:szCs w:val="16"/>
-                <w:lang w:val="en-AU" w:eastAsia="en-AU"/>
-              </w:rPr>
-              <w:t>{%tr endfor %}</w:t>
-            </w:r>
-          </w:p>
-        </w:tc>
-        <w:tc>
-          <w:tcPr>
-            <w:tcW w:w="617" w:type="pct"/>
-          </w:tcPr>
-          <w:p>
-            <w:pPr>
-              <w:rPr>
-                <w:sz w:val="16"/>
-                <w:szCs w:val="16"/>
-                <w:lang w:val="en-AU" w:eastAsia="en-AU"/>
-              </w:rPr>
-            </w:pPr>
-          </w:p>
-        </w:tc>
-        <w:tc>
-          <w:tcPr>
-            <w:tcW w:w="1137" w:type="pct"/>
-          </w:tcPr>
-          <w:p>
-            <w:pPr>
-              <w:rPr>
-                <w:sz w:val="16"/>
-                <w:szCs w:val="16"/>
-                <w:lang w:val="en-AU" w:eastAsia="en-AU"/>
-              </w:rPr>
-            </w:pPr>
-          </w:p>
-        </w:tc>
-        <w:tc>
-          <w:tcPr>
-            <w:tcW w:w="798" w:type="pct"/>
-          </w:tcPr>
-          <w:p>
-            <w:pPr>
-              <w:rPr>
-                <w:sz w:val="16"/>
-                <w:szCs w:val="16"/>
-                <w:lang w:val="en-AU" w:eastAsia="en-AU"/>
-              </w:rPr>
-            </w:pPr>
-          </w:p>
-        </w:tc>
-        <w:tc>
-          <w:tcPr>
-            <w:tcW w:w="799" w:type="pct"/>
-          </w:tcPr>
-          <w:p>
-            <w:pPr>
-              <w:rPr>
-                <w:sz w:val="16"/>
-                <w:szCs w:val="16"/>
-                <w:lang w:val="en-AU" w:eastAsia="en-AU"/>
-              </w:rPr>
-            </w:pPr>
-          </w:p>
-        </w:tc>
-        <w:tc>
-          <w:tcPr>
-            <w:tcW w:w="810" w:type="pct"/>
-          </w:tcPr>
-          <w:p>
-            <w:pPr>
-              <w:rPr>
-                <w:sz w:val="16"/>
-                <w:szCs w:val="16"/>
-                <w:lang w:val="en-AU" w:eastAsia="en-AU"/>
-              </w:rPr>
-            </w:pPr>
           </w:p>
         </w:tc>
       </w:tr>
@@ -23132,23 +18599,7 @@
           <w:highlight w:val="yellow"/>
           <w:lang w:val="en-AU" w:eastAsia="en-AU"/>
         </w:rPr>
-        <w:t>{{</w:t>
-      </w:r>
-      <w:proofErr w:type="gramStart"/>
-      <w:r>
-        <w:rPr>
-          <w:highlight w:val="yellow"/>
-          <w:lang w:val="en-AU" w:eastAsia="en-AU"/>
-        </w:rPr>
-        <w:t>ai.f</w:t>
-      </w:r>
-      <w:proofErr w:type="gramEnd"/>
-      <w:r>
-        <w:rPr>
-          <w:highlight w:val="yellow"/>
-          <w:lang w:val="en-AU" w:eastAsia="en-AU"/>
-        </w:rPr>
-        <w:t>_domain_b</w:t>
+        <w:t>{{ai.f_domain_b</w:t>
       </w:r>
       <w:r>
         <w:rPr>
@@ -23614,65 +19065,29 @@
                 <w:szCs w:val="16"/>
                 <w:lang w:val="en-AU" w:eastAsia="en-AU"/>
               </w:rPr>
-              <w:t>{{</w:t>
-            </w:r>
-            <w:proofErr w:type="gramStart"/>
-            <w:r>
+              <w:t>{{control.control_id}}</w:t>
+            </w:r>
+          </w:p>
+        </w:tc>
+        <w:tc>
+          <w:tcPr>
+            <w:tcW w:w="617" w:type="pct"/>
+          </w:tcPr>
+          <w:p>
+            <w:pPr>
               <w:rPr>
                 <w:sz w:val="16"/>
                 <w:szCs w:val="16"/>
                 <w:lang w:val="en-AU" w:eastAsia="en-AU"/>
               </w:rPr>
-              <w:t>control.control</w:t>
-            </w:r>
-            <w:proofErr w:type="gramEnd"/>
+            </w:pPr>
             <w:r>
               <w:rPr>
                 <w:sz w:val="16"/>
                 <w:szCs w:val="16"/>
                 <w:lang w:val="en-AU" w:eastAsia="en-AU"/>
               </w:rPr>
-              <w:t>_id}}</w:t>
-            </w:r>
-          </w:p>
-        </w:tc>
-        <w:tc>
-          <w:tcPr>
-            <w:tcW w:w="617" w:type="pct"/>
-          </w:tcPr>
-          <w:p>
-            <w:pPr>
-              <w:rPr>
-                <w:sz w:val="16"/>
-                <w:szCs w:val="16"/>
-                <w:lang w:val="en-AU" w:eastAsia="en-AU"/>
-              </w:rPr>
-            </w:pPr>
-            <w:r>
-              <w:rPr>
-                <w:sz w:val="16"/>
-                <w:szCs w:val="16"/>
-                <w:lang w:val="en-AU" w:eastAsia="en-AU"/>
-              </w:rPr>
-              <w:t>{{</w:t>
-            </w:r>
-            <w:proofErr w:type="gramStart"/>
-            <w:r>
-              <w:rPr>
-                <w:sz w:val="16"/>
-                <w:szCs w:val="16"/>
-                <w:lang w:val="en-AU" w:eastAsia="en-AU"/>
-              </w:rPr>
-              <w:t>control.title</w:t>
-            </w:r>
-            <w:proofErr w:type="gramEnd"/>
-            <w:r>
-              <w:rPr>
-                <w:sz w:val="16"/>
-                <w:szCs w:val="16"/>
-                <w:lang w:val="en-AU" w:eastAsia="en-AU"/>
-              </w:rPr>
-              <w:t>}}</w:t>
+              <w:t>{{control.title}}</w:t>
             </w:r>
           </w:p>
         </w:tc>
@@ -23716,31 +19131,35 @@
                 <w:szCs w:val="16"/>
                 <w:lang w:val="en-AU" w:eastAsia="en-AU"/>
               </w:rPr>
-              <w:t>{{</w:t>
-            </w:r>
-            <w:proofErr w:type="gramStart"/>
-            <w:r>
+              <w:t>{{control.control_type}}</w:t>
+            </w:r>
+          </w:p>
+        </w:tc>
+        <w:tc>
+          <w:tcPr>
+            <w:tcW w:w="799" w:type="pct"/>
+          </w:tcPr>
+          <w:p>
+            <w:pPr>
               <w:rPr>
                 <w:sz w:val="16"/>
                 <w:szCs w:val="16"/>
                 <w:lang w:val="en-AU" w:eastAsia="en-AU"/>
               </w:rPr>
-              <w:t>control.control</w:t>
-            </w:r>
-            <w:proofErr w:type="gramEnd"/>
+            </w:pPr>
             <w:r>
               <w:rPr>
                 <w:sz w:val="16"/>
                 <w:szCs w:val="16"/>
                 <w:lang w:val="en-AU" w:eastAsia="en-AU"/>
               </w:rPr>
-              <w:t>_type}}</w:t>
-            </w:r>
-          </w:p>
-        </w:tc>
-        <w:tc>
-          <w:tcPr>
-            <w:tcW w:w="799" w:type="pct"/>
+              <w:t>{{control.implementation_effort}}</w:t>
+            </w:r>
+          </w:p>
+        </w:tc>
+        <w:tc>
+          <w:tcPr>
+            <w:tcW w:w="810" w:type="pct"/>
           </w:tcPr>
           <w:p>
             <w:pPr>
@@ -23756,31 +19175,37 @@
                 <w:szCs w:val="16"/>
                 <w:lang w:val="en-AU" w:eastAsia="en-AU"/>
               </w:rPr>
-              <w:t>{{</w:t>
-            </w:r>
-            <w:proofErr w:type="gramStart"/>
-            <w:r>
+              <w:t>{{control.implementation_horizon}}</w:t>
+            </w:r>
+          </w:p>
+        </w:tc>
+      </w:tr>
+      <w:tr>
+        <w:tc>
+          <w:tcPr>
+            <w:tcW w:w="839" w:type="pct"/>
+          </w:tcPr>
+          <w:p>
+            <w:pPr>
               <w:rPr>
                 <w:sz w:val="16"/>
                 <w:szCs w:val="16"/>
                 <w:lang w:val="en-AU" w:eastAsia="en-AU"/>
               </w:rPr>
-              <w:t>control.implementation</w:t>
-            </w:r>
-            <w:proofErr w:type="gramEnd"/>
+            </w:pPr>
             <w:r>
               <w:rPr>
                 <w:sz w:val="16"/>
                 <w:szCs w:val="16"/>
                 <w:lang w:val="en-AU" w:eastAsia="en-AU"/>
               </w:rPr>
-              <w:t>_effort}}</w:t>
-            </w:r>
-          </w:p>
-        </w:tc>
-        <w:tc>
-          <w:tcPr>
-            <w:tcW w:w="810" w:type="pct"/>
+              <w:t>{%tr endfor %}</w:t>
+            </w:r>
+          </w:p>
+        </w:tc>
+        <w:tc>
+          <w:tcPr>
+            <w:tcW w:w="617" w:type="pct"/>
           </w:tcPr>
           <w:p>
             <w:pPr>
@@ -23790,39 +19215,53 @@
                 <w:lang w:val="en-AU" w:eastAsia="en-AU"/>
               </w:rPr>
             </w:pPr>
-            <w:r>
+          </w:p>
+        </w:tc>
+        <w:tc>
+          <w:tcPr>
+            <w:tcW w:w="1137" w:type="pct"/>
+          </w:tcPr>
+          <w:p>
+            <w:pPr>
               <w:rPr>
                 <w:sz w:val="16"/>
                 <w:szCs w:val="16"/>
                 <w:lang w:val="en-AU" w:eastAsia="en-AU"/>
               </w:rPr>
-              <w:t>{{</w:t>
-            </w:r>
-            <w:proofErr w:type="gramStart"/>
-            <w:r>
+            </w:pPr>
+          </w:p>
+        </w:tc>
+        <w:tc>
+          <w:tcPr>
+            <w:tcW w:w="798" w:type="pct"/>
+          </w:tcPr>
+          <w:p>
+            <w:pPr>
               <w:rPr>
                 <w:sz w:val="16"/>
                 <w:szCs w:val="16"/>
                 <w:lang w:val="en-AU" w:eastAsia="en-AU"/>
               </w:rPr>
-              <w:t>control.implementation</w:t>
-            </w:r>
-            <w:proofErr w:type="gramEnd"/>
-            <w:r>
+            </w:pPr>
+          </w:p>
+        </w:tc>
+        <w:tc>
+          <w:tcPr>
+            <w:tcW w:w="799" w:type="pct"/>
+          </w:tcPr>
+          <w:p>
+            <w:pPr>
               <w:rPr>
                 <w:sz w:val="16"/>
                 <w:szCs w:val="16"/>
                 <w:lang w:val="en-AU" w:eastAsia="en-AU"/>
               </w:rPr>
-              <w:t>_horizon}}</w:t>
-            </w:r>
-          </w:p>
-        </w:tc>
-      </w:tr>
-      <w:tr>
-        <w:tc>
-          <w:tcPr>
-            <w:tcW w:w="839" w:type="pct"/>
+            </w:pPr>
+          </w:p>
+        </w:tc>
+        <w:tc>
+          <w:tcPr>
+            <w:tcW w:w="810" w:type="pct"/>
           </w:tcPr>
           <w:p>
             <w:pPr>
@@ -23832,84 +19271,6 @@
                 <w:lang w:val="en-AU" w:eastAsia="en-AU"/>
               </w:rPr>
             </w:pPr>
-            <w:r>
-              <w:rPr>
-                <w:sz w:val="16"/>
-                <w:szCs w:val="16"/>
-                <w:lang w:val="en-AU" w:eastAsia="en-AU"/>
-              </w:rPr>
-              <w:t>{%tr endfor %}</w:t>
-            </w:r>
-          </w:p>
-        </w:tc>
-        <w:tc>
-          <w:tcPr>
-            <w:tcW w:w="617" w:type="pct"/>
-          </w:tcPr>
-          <w:p>
-            <w:pPr>
-              <w:rPr>
-                <w:sz w:val="16"/>
-                <w:szCs w:val="16"/>
-                <w:lang w:val="en-AU" w:eastAsia="en-AU"/>
-              </w:rPr>
-            </w:pPr>
-          </w:p>
-        </w:tc>
-        <w:tc>
-          <w:tcPr>
-            <w:tcW w:w="1137" w:type="pct"/>
-          </w:tcPr>
-          <w:p>
-            <w:pPr>
-              <w:rPr>
-                <w:sz w:val="16"/>
-                <w:szCs w:val="16"/>
-                <w:lang w:val="en-AU" w:eastAsia="en-AU"/>
-              </w:rPr>
-            </w:pPr>
-          </w:p>
-        </w:tc>
-        <w:tc>
-          <w:tcPr>
-            <w:tcW w:w="798" w:type="pct"/>
-          </w:tcPr>
-          <w:p>
-            <w:pPr>
-              <w:rPr>
-                <w:sz w:val="16"/>
-                <w:szCs w:val="16"/>
-                <w:lang w:val="en-AU" w:eastAsia="en-AU"/>
-              </w:rPr>
-            </w:pPr>
-          </w:p>
-        </w:tc>
-        <w:tc>
-          <w:tcPr>
-            <w:tcW w:w="799" w:type="pct"/>
-          </w:tcPr>
-          <w:p>
-            <w:pPr>
-              <w:rPr>
-                <w:sz w:val="16"/>
-                <w:szCs w:val="16"/>
-                <w:lang w:val="en-AU" w:eastAsia="en-AU"/>
-              </w:rPr>
-            </w:pPr>
-          </w:p>
-        </w:tc>
-        <w:tc>
-          <w:tcPr>
-            <w:tcW w:w="810" w:type="pct"/>
-          </w:tcPr>
-          <w:p>
-            <w:pPr>
-              <w:rPr>
-                <w:sz w:val="16"/>
-                <w:szCs w:val="16"/>
-                <w:lang w:val="en-AU" w:eastAsia="en-AU"/>
-              </w:rPr>
-            </w:pPr>
           </w:p>
         </w:tc>
       </w:tr>
@@ -23949,23 +19310,7 @@
           <w:highlight w:val="yellow"/>
           <w:lang w:val="en-AU" w:eastAsia="en-AU"/>
         </w:rPr>
-        <w:t>{{</w:t>
-      </w:r>
-      <w:proofErr w:type="gramStart"/>
-      <w:r>
-        <w:rPr>
-          <w:highlight w:val="yellow"/>
-          <w:lang w:val="en-AU" w:eastAsia="en-AU"/>
-        </w:rPr>
-        <w:t>ai.f</w:t>
-      </w:r>
-      <w:proofErr w:type="gramEnd"/>
-      <w:r>
-        <w:rPr>
-          <w:highlight w:val="yellow"/>
-          <w:lang w:val="en-AU" w:eastAsia="en-AU"/>
-        </w:rPr>
-        <w:t>_domain_b</w:t>
+        <w:t>{{ai.f_domain_b</w:t>
       </w:r>
       <w:r>
         <w:rPr>
@@ -24431,65 +19776,29 @@
                 <w:szCs w:val="16"/>
                 <w:lang w:val="en-AU" w:eastAsia="en-AU"/>
               </w:rPr>
-              <w:t>{{</w:t>
-            </w:r>
-            <w:proofErr w:type="gramStart"/>
-            <w:r>
+              <w:t>{{control.control_id}}</w:t>
+            </w:r>
+          </w:p>
+        </w:tc>
+        <w:tc>
+          <w:tcPr>
+            <w:tcW w:w="617" w:type="pct"/>
+          </w:tcPr>
+          <w:p>
+            <w:pPr>
               <w:rPr>
                 <w:sz w:val="16"/>
                 <w:szCs w:val="16"/>
                 <w:lang w:val="en-AU" w:eastAsia="en-AU"/>
               </w:rPr>
-              <w:t>control.control</w:t>
-            </w:r>
-            <w:proofErr w:type="gramEnd"/>
+            </w:pPr>
             <w:r>
               <w:rPr>
                 <w:sz w:val="16"/>
                 <w:szCs w:val="16"/>
                 <w:lang w:val="en-AU" w:eastAsia="en-AU"/>
               </w:rPr>
-              <w:t>_id}}</w:t>
-            </w:r>
-          </w:p>
-        </w:tc>
-        <w:tc>
-          <w:tcPr>
-            <w:tcW w:w="617" w:type="pct"/>
-          </w:tcPr>
-          <w:p>
-            <w:pPr>
-              <w:rPr>
-                <w:sz w:val="16"/>
-                <w:szCs w:val="16"/>
-                <w:lang w:val="en-AU" w:eastAsia="en-AU"/>
-              </w:rPr>
-            </w:pPr>
-            <w:r>
-              <w:rPr>
-                <w:sz w:val="16"/>
-                <w:szCs w:val="16"/>
-                <w:lang w:val="en-AU" w:eastAsia="en-AU"/>
-              </w:rPr>
-              <w:t>{{</w:t>
-            </w:r>
-            <w:proofErr w:type="gramStart"/>
-            <w:r>
-              <w:rPr>
-                <w:sz w:val="16"/>
-                <w:szCs w:val="16"/>
-                <w:lang w:val="en-AU" w:eastAsia="en-AU"/>
-              </w:rPr>
-              <w:t>control.title</w:t>
-            </w:r>
-            <w:proofErr w:type="gramEnd"/>
-            <w:r>
-              <w:rPr>
-                <w:sz w:val="16"/>
-                <w:szCs w:val="16"/>
-                <w:lang w:val="en-AU" w:eastAsia="en-AU"/>
-              </w:rPr>
-              <w:t>}}</w:t>
+              <w:t>{{control.title}}</w:t>
             </w:r>
           </w:p>
         </w:tc>
@@ -24533,31 +19842,35 @@
                 <w:szCs w:val="16"/>
                 <w:lang w:val="en-AU" w:eastAsia="en-AU"/>
               </w:rPr>
-              <w:t>{{</w:t>
-            </w:r>
-            <w:proofErr w:type="gramStart"/>
-            <w:r>
+              <w:t>{{control.control_type}}</w:t>
+            </w:r>
+          </w:p>
+        </w:tc>
+        <w:tc>
+          <w:tcPr>
+            <w:tcW w:w="799" w:type="pct"/>
+          </w:tcPr>
+          <w:p>
+            <w:pPr>
               <w:rPr>
                 <w:sz w:val="16"/>
                 <w:szCs w:val="16"/>
                 <w:lang w:val="en-AU" w:eastAsia="en-AU"/>
               </w:rPr>
-              <w:t>control.control</w:t>
-            </w:r>
-            <w:proofErr w:type="gramEnd"/>
+            </w:pPr>
             <w:r>
               <w:rPr>
                 <w:sz w:val="16"/>
                 <w:szCs w:val="16"/>
                 <w:lang w:val="en-AU" w:eastAsia="en-AU"/>
               </w:rPr>
-              <w:t>_type}}</w:t>
-            </w:r>
-          </w:p>
-        </w:tc>
-        <w:tc>
-          <w:tcPr>
-            <w:tcW w:w="799" w:type="pct"/>
+              <w:t>{{control.implementation_effort}}</w:t>
+            </w:r>
+          </w:p>
+        </w:tc>
+        <w:tc>
+          <w:tcPr>
+            <w:tcW w:w="810" w:type="pct"/>
           </w:tcPr>
           <w:p>
             <w:pPr>
@@ -24573,31 +19886,37 @@
                 <w:szCs w:val="16"/>
                 <w:lang w:val="en-AU" w:eastAsia="en-AU"/>
               </w:rPr>
-              <w:t>{{</w:t>
-            </w:r>
-            <w:proofErr w:type="gramStart"/>
-            <w:r>
+              <w:t>{{control.implementation_horizon}}</w:t>
+            </w:r>
+          </w:p>
+        </w:tc>
+      </w:tr>
+      <w:tr>
+        <w:tc>
+          <w:tcPr>
+            <w:tcW w:w="839" w:type="pct"/>
+          </w:tcPr>
+          <w:p>
+            <w:pPr>
               <w:rPr>
                 <w:sz w:val="16"/>
                 <w:szCs w:val="16"/>
                 <w:lang w:val="en-AU" w:eastAsia="en-AU"/>
               </w:rPr>
-              <w:t>control.implementation</w:t>
-            </w:r>
-            <w:proofErr w:type="gramEnd"/>
+            </w:pPr>
             <w:r>
               <w:rPr>
                 <w:sz w:val="16"/>
                 <w:szCs w:val="16"/>
                 <w:lang w:val="en-AU" w:eastAsia="en-AU"/>
               </w:rPr>
-              <w:t>_effort}}</w:t>
-            </w:r>
-          </w:p>
-        </w:tc>
-        <w:tc>
-          <w:tcPr>
-            <w:tcW w:w="810" w:type="pct"/>
+              <w:t>{%tr endfor %}</w:t>
+            </w:r>
+          </w:p>
+        </w:tc>
+        <w:tc>
+          <w:tcPr>
+            <w:tcW w:w="617" w:type="pct"/>
           </w:tcPr>
           <w:p>
             <w:pPr>
@@ -24607,39 +19926,53 @@
                 <w:lang w:val="en-AU" w:eastAsia="en-AU"/>
               </w:rPr>
             </w:pPr>
-            <w:r>
+          </w:p>
+        </w:tc>
+        <w:tc>
+          <w:tcPr>
+            <w:tcW w:w="1137" w:type="pct"/>
+          </w:tcPr>
+          <w:p>
+            <w:pPr>
               <w:rPr>
                 <w:sz w:val="16"/>
                 <w:szCs w:val="16"/>
                 <w:lang w:val="en-AU" w:eastAsia="en-AU"/>
               </w:rPr>
-              <w:t>{{</w:t>
-            </w:r>
-            <w:proofErr w:type="gramStart"/>
-            <w:r>
+            </w:pPr>
+          </w:p>
+        </w:tc>
+        <w:tc>
+          <w:tcPr>
+            <w:tcW w:w="798" w:type="pct"/>
+          </w:tcPr>
+          <w:p>
+            <w:pPr>
               <w:rPr>
                 <w:sz w:val="16"/>
                 <w:szCs w:val="16"/>
                 <w:lang w:val="en-AU" w:eastAsia="en-AU"/>
               </w:rPr>
-              <w:t>control.implementation</w:t>
-            </w:r>
-            <w:proofErr w:type="gramEnd"/>
-            <w:r>
+            </w:pPr>
+          </w:p>
+        </w:tc>
+        <w:tc>
+          <w:tcPr>
+            <w:tcW w:w="799" w:type="pct"/>
+          </w:tcPr>
+          <w:p>
+            <w:pPr>
               <w:rPr>
                 <w:sz w:val="16"/>
                 <w:szCs w:val="16"/>
                 <w:lang w:val="en-AU" w:eastAsia="en-AU"/>
               </w:rPr>
-              <w:t>_horizon}}</w:t>
-            </w:r>
-          </w:p>
-        </w:tc>
-      </w:tr>
-      <w:tr>
-        <w:tc>
-          <w:tcPr>
-            <w:tcW w:w="839" w:type="pct"/>
+            </w:pPr>
+          </w:p>
+        </w:tc>
+        <w:tc>
+          <w:tcPr>
+            <w:tcW w:w="810" w:type="pct"/>
           </w:tcPr>
           <w:p>
             <w:pPr>
@@ -24649,84 +19982,6 @@
                 <w:lang w:val="en-AU" w:eastAsia="en-AU"/>
               </w:rPr>
             </w:pPr>
-            <w:r>
-              <w:rPr>
-                <w:sz w:val="16"/>
-                <w:szCs w:val="16"/>
-                <w:lang w:val="en-AU" w:eastAsia="en-AU"/>
-              </w:rPr>
-              <w:t>{%tr endfor %}</w:t>
-            </w:r>
-          </w:p>
-        </w:tc>
-        <w:tc>
-          <w:tcPr>
-            <w:tcW w:w="617" w:type="pct"/>
-          </w:tcPr>
-          <w:p>
-            <w:pPr>
-              <w:rPr>
-                <w:sz w:val="16"/>
-                <w:szCs w:val="16"/>
-                <w:lang w:val="en-AU" w:eastAsia="en-AU"/>
-              </w:rPr>
-            </w:pPr>
-          </w:p>
-        </w:tc>
-        <w:tc>
-          <w:tcPr>
-            <w:tcW w:w="1137" w:type="pct"/>
-          </w:tcPr>
-          <w:p>
-            <w:pPr>
-              <w:rPr>
-                <w:sz w:val="16"/>
-                <w:szCs w:val="16"/>
-                <w:lang w:val="en-AU" w:eastAsia="en-AU"/>
-              </w:rPr>
-            </w:pPr>
-          </w:p>
-        </w:tc>
-        <w:tc>
-          <w:tcPr>
-            <w:tcW w:w="798" w:type="pct"/>
-          </w:tcPr>
-          <w:p>
-            <w:pPr>
-              <w:rPr>
-                <w:sz w:val="16"/>
-                <w:szCs w:val="16"/>
-                <w:lang w:val="en-AU" w:eastAsia="en-AU"/>
-              </w:rPr>
-            </w:pPr>
-          </w:p>
-        </w:tc>
-        <w:tc>
-          <w:tcPr>
-            <w:tcW w:w="799" w:type="pct"/>
-          </w:tcPr>
-          <w:p>
-            <w:pPr>
-              <w:rPr>
-                <w:sz w:val="16"/>
-                <w:szCs w:val="16"/>
-                <w:lang w:val="en-AU" w:eastAsia="en-AU"/>
-              </w:rPr>
-            </w:pPr>
-          </w:p>
-        </w:tc>
-        <w:tc>
-          <w:tcPr>
-            <w:tcW w:w="810" w:type="pct"/>
-          </w:tcPr>
-          <w:p>
-            <w:pPr>
-              <w:rPr>
-                <w:sz w:val="16"/>
-                <w:szCs w:val="16"/>
-                <w:lang w:val="en-AU" w:eastAsia="en-AU"/>
-              </w:rPr>
-            </w:pPr>
           </w:p>
         </w:tc>
       </w:tr>
@@ -24766,23 +20021,7 @@
           <w:highlight w:val="yellow"/>
           <w:lang w:val="en-AU" w:eastAsia="en-AU"/>
         </w:rPr>
-        <w:t>{{</w:t>
-      </w:r>
-      <w:proofErr w:type="gramStart"/>
-      <w:r>
-        <w:rPr>
-          <w:highlight w:val="yellow"/>
-          <w:lang w:val="en-AU" w:eastAsia="en-AU"/>
-        </w:rPr>
-        <w:t>ai.f</w:t>
-      </w:r>
-      <w:proofErr w:type="gramEnd"/>
-      <w:r>
-        <w:rPr>
-          <w:highlight w:val="yellow"/>
-          <w:lang w:val="en-AU" w:eastAsia="en-AU"/>
-        </w:rPr>
-        <w:t>_domain_b</w:t>
+        <w:t>{{ai.f_domain_b</w:t>
       </w:r>
       <w:r>
         <w:rPr>
@@ -25095,25 +20334,7 @@
                 <w:szCs w:val="20"/>
                 <w:lang w:val="en-AU" w:eastAsia="en-AU"/>
               </w:rPr>
-              <w:t>{{</w:t>
-            </w:r>
-            <w:proofErr w:type="gramStart"/>
-            <w:r>
-              <w:rPr>
-                <w:sz w:val="20"/>
-                <w:szCs w:val="20"/>
-                <w:lang w:val="en-AU" w:eastAsia="en-AU"/>
-              </w:rPr>
-              <w:t>gap.domain</w:t>
-            </w:r>
-            <w:proofErr w:type="gramEnd"/>
-            <w:r>
-              <w:rPr>
-                <w:sz w:val="20"/>
-                <w:szCs w:val="20"/>
-                <w:lang w:val="en-AU" w:eastAsia="en-AU"/>
-              </w:rPr>
-              <w:t>}}</w:t>
+              <w:t>{{gap.domain}}</w:t>
             </w:r>
           </w:p>
         </w:tc>
@@ -25143,25 +20364,7 @@
                 <w:szCs w:val="20"/>
                 <w:lang w:val="en-AU" w:eastAsia="en-AU"/>
               </w:rPr>
-              <w:t>{{</w:t>
-            </w:r>
-            <w:proofErr w:type="gramStart"/>
-            <w:r>
-              <w:rPr>
-                <w:sz w:val="20"/>
-                <w:szCs w:val="20"/>
-                <w:lang w:val="en-AU" w:eastAsia="en-AU"/>
-              </w:rPr>
-              <w:t>gap.existing</w:t>
-            </w:r>
-            <w:proofErr w:type="gramEnd"/>
-            <w:r>
-              <w:rPr>
-                <w:sz w:val="20"/>
-                <w:szCs w:val="20"/>
-                <w:lang w:val="en-AU" w:eastAsia="en-AU"/>
-              </w:rPr>
-              <w:t>_controls}}</w:t>
+              <w:t>{{gap.existing_controls}}</w:t>
             </w:r>
           </w:p>
         </w:tc>
@@ -25191,25 +20394,7 @@
                 <w:szCs w:val="20"/>
                 <w:lang w:val="en-AU" w:eastAsia="en-AU"/>
               </w:rPr>
-              <w:t>{{</w:t>
-            </w:r>
-            <w:proofErr w:type="gramStart"/>
-            <w:r>
-              <w:rPr>
-                <w:sz w:val="20"/>
-                <w:szCs w:val="20"/>
-                <w:lang w:val="en-AU" w:eastAsia="en-AU"/>
-              </w:rPr>
-              <w:t>gap.gaps</w:t>
-            </w:r>
-            <w:proofErr w:type="gramEnd"/>
-            <w:r>
-              <w:rPr>
-                <w:sz w:val="20"/>
-                <w:szCs w:val="20"/>
-                <w:lang w:val="en-AU" w:eastAsia="en-AU"/>
-              </w:rPr>
-              <w:t>}}</w:t>
+              <w:t>{{gap.gaps}}</w:t>
             </w:r>
           </w:p>
         </w:tc>
@@ -25239,25 +20424,7 @@
                 <w:szCs w:val="20"/>
                 <w:lang w:val="en-AU" w:eastAsia="en-AU"/>
               </w:rPr>
-              <w:t>{{</w:t>
-            </w:r>
-            <w:proofErr w:type="gramStart"/>
-            <w:r>
-              <w:rPr>
-                <w:sz w:val="20"/>
-                <w:szCs w:val="20"/>
-                <w:lang w:val="en-AU" w:eastAsia="en-AU"/>
-              </w:rPr>
-              <w:t>gap.priority</w:t>
-            </w:r>
-            <w:proofErr w:type="gramEnd"/>
-            <w:r>
-              <w:rPr>
-                <w:sz w:val="20"/>
-                <w:szCs w:val="20"/>
-                <w:lang w:val="en-AU" w:eastAsia="en-AU"/>
-              </w:rPr>
-              <w:t>}}</w:t>
+              <w:t>{{gap.priority}}</w:t>
             </w:r>
           </w:p>
         </w:tc>
@@ -25281,23 +20448,7 @@
           <w:highlight w:val="yellow"/>
           <w:lang w:val="en-AU" w:eastAsia="en-AU"/>
         </w:rPr>
-        <w:t>{{</w:t>
-      </w:r>
-      <w:proofErr w:type="gramStart"/>
-      <w:r>
-        <w:rPr>
-          <w:highlight w:val="yellow"/>
-          <w:lang w:val="en-AU" w:eastAsia="en-AU"/>
-        </w:rPr>
-        <w:t>ai.f</w:t>
-      </w:r>
-      <w:proofErr w:type="gramEnd"/>
-      <w:r>
-        <w:rPr>
-          <w:highlight w:val="yellow"/>
-          <w:lang w:val="en-AU" w:eastAsia="en-AU"/>
-        </w:rPr>
-        <w:t>_gap_and_next_steps_summary}}</w:t>
+        <w:t>{{ai.f_gap_and_next_steps_summary}}</w:t>
       </w:r>
     </w:p>
     <w:p>
@@ -25380,23 +20531,7 @@
           <w:highlight w:val="yellow"/>
           <w:lang w:val="en-AU" w:eastAsia="en-AU"/>
         </w:rPr>
-        <w:t>{{</w:t>
-      </w:r>
-      <w:proofErr w:type="gramStart"/>
-      <w:r>
-        <w:rPr>
-          <w:highlight w:val="yellow"/>
-          <w:lang w:val="en-AU" w:eastAsia="en-AU"/>
-        </w:rPr>
-        <w:t>ai.f</w:t>
-      </w:r>
-      <w:proofErr w:type="gramEnd"/>
-      <w:r>
-        <w:rPr>
-          <w:highlight w:val="yellow"/>
-          <w:lang w:val="en-AU" w:eastAsia="en-AU"/>
-        </w:rPr>
-        <w:t>_governance_assurance_posture}}</w:t>
+        <w:t>{{ai.f_governance_assurance_posture}}</w:t>
       </w:r>
     </w:p>
     <w:p>
@@ -25425,21 +20560,7 @@
         <w:rPr>
           <w:lang w:eastAsia="en-AU"/>
         </w:rPr>
-        <w:t xml:space="preserve">This section summarises key considerations arising from the FAIRA assessment to support informed decision-making regarding the continued use, governance, and oversight of the AI system. It does not prescribe specific </w:t>
-      </w:r>
-      <w:proofErr w:type="gramStart"/>
-      <w:r>
-        <w:rPr>
-          <w:lang w:eastAsia="en-AU"/>
-        </w:rPr>
-        <w:t>actions, but</w:t>
-      </w:r>
-      <w:proofErr w:type="gramEnd"/>
-      <w:r>
-        <w:rPr>
-          <w:lang w:eastAsia="en-AU"/>
-        </w:rPr>
-        <w:t xml:space="preserve"> rather outlines considerations and potential next steps based on the assessed risk profile and identified control priorities.</w:t>
+        <w:t>This section summarises key considerations arising from the FAIRA assessment to support informed decision-making regarding the continued use, governance, and oversight of the AI system. It does not prescribe specific actions, but rather outlines considerations and potential next steps based on the assessed risk profile and identified control priorities.</w:t>
       </w:r>
     </w:p>
     <w:p>
@@ -25466,21 +20587,7 @@
         <w:rPr>
           <w:lang w:eastAsia="en-AU"/>
         </w:rPr>
-        <w:t xml:space="preserve"> should </w:t>
-      </w:r>
-      <w:proofErr w:type="gramStart"/>
-      <w:r>
-        <w:rPr>
-          <w:lang w:eastAsia="en-AU"/>
-        </w:rPr>
-        <w:t>take into account</w:t>
-      </w:r>
-      <w:proofErr w:type="gramEnd"/>
-      <w:r>
-        <w:rPr>
-          <w:lang w:eastAsia="en-AU"/>
-        </w:rPr>
-        <w:t xml:space="preserve"> the overall AI risk level (</w:t>
+        <w:t xml:space="preserve"> should take into account the overall AI risk level (</w:t>
       </w:r>
       <w:r>
         <w:rPr>
@@ -25494,21 +20601,7 @@
         <w:rPr>
           <w:lang w:eastAsia="en-AU"/>
         </w:rPr>
-        <w:t xml:space="preserve">), the domains identified as top risk areas, and the feasibility of implementing recommended controls within the organisation’s operating context. Potential next steps may include confirming risk acceptance, </w:t>
-      </w:r>
-      <w:proofErr w:type="gramStart"/>
-      <w:r>
-        <w:rPr>
-          <w:lang w:eastAsia="en-AU"/>
-        </w:rPr>
-        <w:t>prioritising</w:t>
-      </w:r>
-      <w:proofErr w:type="gramEnd"/>
-      <w:r>
-        <w:rPr>
-          <w:lang w:eastAsia="en-AU"/>
-        </w:rPr>
-        <w:t xml:space="preserve"> selected control improvements, or incorporating the assessment outcomes into broader AI governance and assurance activities.</w:t>
+        <w:t>), the domains identified as top risk areas, and the feasibility of implementing recommended controls within the organisation’s operating context. Potential next steps may include confirming risk acceptance, prioritising selected control improvements, or incorporating the assessment outcomes into broader AI governance and assurance activities.</w:t>
       </w:r>
     </w:p>
     <w:p>
@@ -25535,23 +20628,7 @@
           <w:highlight w:val="yellow"/>
           <w:lang w:val="en-AU" w:eastAsia="en-AU"/>
         </w:rPr>
-        <w:t>{{</w:t>
-      </w:r>
-      <w:proofErr w:type="gramStart"/>
-      <w:r>
-        <w:rPr>
-          <w:highlight w:val="yellow"/>
-          <w:lang w:val="en-AU" w:eastAsia="en-AU"/>
-        </w:rPr>
-        <w:t>ai.f</w:t>
-      </w:r>
-      <w:proofErr w:type="gramEnd"/>
-      <w:r>
-        <w:rPr>
-          <w:highlight w:val="yellow"/>
-          <w:lang w:val="en-AU" w:eastAsia="en-AU"/>
-        </w:rPr>
-        <w:t>_decision_next_steps_summary}}</w:t>
+        <w:t>{{ai.f_decision_next_steps_summary}}</w:t>
       </w:r>
     </w:p>
     <w:p>
@@ -25580,35 +20657,7 @@
         <w:rPr>
           <w:lang w:eastAsia="en-AU"/>
         </w:rPr>
-        <w:t xml:space="preserve">This </w:t>
-      </w:r>
-      <w:proofErr w:type="gramStart"/>
-      <w:r>
-        <w:rPr>
-          <w:lang w:eastAsia="en-AU"/>
-        </w:rPr>
-        <w:t>appendix lists</w:t>
-      </w:r>
-      <w:proofErr w:type="gramEnd"/>
-      <w:r>
-        <w:rPr>
-          <w:lang w:eastAsia="en-AU"/>
-        </w:rPr>
-        <w:t xml:space="preserve"> </w:t>
-      </w:r>
-      <w:proofErr w:type="gramStart"/>
-      <w:r>
-        <w:rPr>
-          <w:lang w:eastAsia="en-AU"/>
-        </w:rPr>
-        <w:t>supporting</w:t>
-      </w:r>
-      <w:proofErr w:type="gramEnd"/>
-      <w:r>
-        <w:rPr>
-          <w:lang w:eastAsia="en-AU"/>
-        </w:rPr>
-        <w:t xml:space="preserve"> artefacts referenced or reviewed as part of the FAIRA assessment. These artefacts provide additional context and evidence relevant to the assessment but are not independently assessed or validated as part of this report. Inclusion of an artefact does not imply endorsement or assurance of its contents.</w:t>
+        <w:t>This appendix lists supporting artefacts referenced or reviewed as part of the FAIRA assessment. These artefacts provide additional context and evidence relevant to the assessment but are not independently assessed or validated as part of this report. Inclusion of an artefact does not imply endorsement or assurance of its contents.</w:t>
       </w:r>
     </w:p>
     <w:p>
@@ -25819,25 +20868,7 @@
                 <w:szCs w:val="20"/>
                 <w:lang w:val="en-AU" w:eastAsia="en-AU"/>
               </w:rPr>
-              <w:t>{{</w:t>
-            </w:r>
-            <w:proofErr w:type="gramStart"/>
-            <w:r>
-              <w:rPr>
-                <w:sz w:val="20"/>
-                <w:szCs w:val="20"/>
-                <w:lang w:val="en-AU" w:eastAsia="en-AU"/>
-              </w:rPr>
-              <w:t>artefact.description</w:t>
-            </w:r>
-            <w:proofErr w:type="gramEnd"/>
-            <w:r>
-              <w:rPr>
-                <w:sz w:val="20"/>
-                <w:szCs w:val="20"/>
-                <w:lang w:val="en-AU" w:eastAsia="en-AU"/>
-              </w:rPr>
-              <w:t>}}</w:t>
+              <w:t>{{artefact.description}}</w:t>
             </w:r>
           </w:p>
         </w:tc>
@@ -25867,25 +20898,7 @@
                 <w:szCs w:val="20"/>
                 <w:lang w:val="en-AU" w:eastAsia="en-AU"/>
               </w:rPr>
-              <w:t>{{</w:t>
-            </w:r>
-            <w:proofErr w:type="gramStart"/>
-            <w:r>
-              <w:rPr>
-                <w:sz w:val="20"/>
-                <w:szCs w:val="20"/>
-                <w:lang w:val="en-AU" w:eastAsia="en-AU"/>
-              </w:rPr>
-              <w:t>artefact.domains</w:t>
-            </w:r>
-            <w:proofErr w:type="gramEnd"/>
-            <w:r>
-              <w:rPr>
-                <w:sz w:val="20"/>
-                <w:szCs w:val="20"/>
-                <w:lang w:val="en-AU" w:eastAsia="en-AU"/>
-              </w:rPr>
-              <w:t>}}</w:t>
+              <w:t>{{artefact.domains}}</w:t>
             </w:r>
           </w:p>
         </w:tc>
@@ -30123,7 +25136,7 @@
   <w:style w:type="paragraph" w:default="1" w:styleId="Normal">
     <w:name w:val="Normal"/>
     <w:qFormat/>
-    <w:rsid w:val="009E592D"/>
+    <w:rsid w:val="00366AE8"/>
   </w:style>
   <w:style w:type="paragraph" w:styleId="Heading1">
     <w:name w:val="heading 1"/>
